--- a/Node_js/Node_doc_test.docx
+++ b/Node_js/Node_doc_test.docx
@@ -19,7 +19,7 @@
           <wp:inline distT="114300" distB="114300" distL="114300" distR="114300">
             <wp:extent cx="5943600" cy="2603500"/>
             <wp:effectExtent l="0" t="0" r="0" b="0"/>
-            <wp:docPr id="10" name="image19.png"/>
+            <wp:docPr id="20" name="image19.png"/>
             <wp:cNvGraphicFramePr/>
             <a:graphic xmlns:a="http://schemas.openxmlformats.org/drawingml/2006/main">
               <a:graphicData uri="http://schemas.openxmlformats.org/drawingml/2006/picture">
@@ -1802,7 +1802,7 @@
           <wp:inline distT="114300" distB="114300" distL="114300" distR="114300">
             <wp:extent cx="635000" cy="635000"/>
             <wp:effectExtent l="0" t="0" r="0" b="0"/>
-            <wp:docPr id="1" name="image1.png"/>
+            <wp:docPr id="21" name="image1.png"/>
             <wp:cNvGraphicFramePr/>
             <a:graphic xmlns:a="http://schemas.openxmlformats.org/drawingml/2006/main">
               <a:graphicData uri="http://schemas.openxmlformats.org/drawingml/2006/picture">
@@ -1888,7 +1888,7 @@
           <wp:inline distT="114300" distB="114300" distL="114300" distR="114300">
             <wp:extent cx="5943600" cy="1435100"/>
             <wp:effectExtent l="0" t="0" r="0" b="0"/>
-            <wp:docPr id="7" name="image10.png"/>
+            <wp:docPr id="22" name="image10.png"/>
             <wp:cNvGraphicFramePr/>
             <a:graphic xmlns:a="http://schemas.openxmlformats.org/drawingml/2006/main">
               <a:graphicData uri="http://schemas.openxmlformats.org/drawingml/2006/picture">
@@ -2060,7 +2060,7 @@
           <wp:inline distT="114300" distB="114300" distL="114300" distR="114300">
             <wp:extent cx="5948363" cy="1685925"/>
             <wp:effectExtent l="0" t="0" r="0" b="0"/>
-            <wp:docPr id="2" name="image18.png"/>
+            <wp:docPr id="23" name="image18.png"/>
             <wp:cNvGraphicFramePr/>
             <a:graphic xmlns:a="http://schemas.openxmlformats.org/drawingml/2006/main">
               <a:graphicData uri="http://schemas.openxmlformats.org/drawingml/2006/picture">
@@ -2240,6 +2240,4399 @@
         <w:t>Output : Hello World’</w:t>
       </w:r>
     </w:p>
+    <w:p>
+      <w:pPr>
+        <w:pStyle w:val="normal0"/>
+        <w:spacing w:before="220" w:after="220"/>
+        <w:rPr>
+          <w:rFonts w:ascii="Verdana" w:eastAsia="Verdana" w:hAnsi="Verdana" w:cs="Verdana"/>
+          <w:sz w:val="23"/>
+          <w:szCs w:val="23"/>
+          <w:highlight w:val="white"/>
+        </w:rPr>
+      </w:pPr>
+    </w:p>
+    <w:p>
+      <w:pPr>
+        <w:pStyle w:val="normal0"/>
+        <w:shd w:val="clear" w:color="auto" w:fill="FFFFFF"/>
+        <w:spacing w:before="360" w:after="360"/>
+        <w:jc w:val="both"/>
+        <w:rPr>
+          <w:rFonts w:ascii="Verdana" w:eastAsia="Verdana" w:hAnsi="Verdana" w:cs="Verdana"/>
+          <w:color w:val="181717"/>
+          <w:sz w:val="26"/>
+          <w:szCs w:val="26"/>
+          <w:highlight w:val="white"/>
+        </w:rPr>
+      </w:pPr>
+      <w:r>
+        <w:rPr>
+          <w:rFonts w:ascii="Verdana" w:eastAsia="Verdana" w:hAnsi="Verdana" w:cs="Verdana"/>
+          <w:color w:val="181717"/>
+          <w:sz w:val="26"/>
+          <w:szCs w:val="26"/>
+          <w:highlight w:val="white"/>
+        </w:rPr>
+        <w:t>===========================================</w:t>
+      </w:r>
+    </w:p>
+    <w:p>
+      <w:pPr>
+        <w:pStyle w:val="normal0"/>
+        <w:shd w:val="clear" w:color="auto" w:fill="FFFFFF"/>
+        <w:spacing w:before="360" w:after="360"/>
+        <w:jc w:val="both"/>
+        <w:rPr>
+          <w:rFonts w:ascii="Verdana" w:eastAsia="Verdana" w:hAnsi="Verdana" w:cs="Verdana"/>
+          <w:color w:val="181717"/>
+          <w:sz w:val="26"/>
+          <w:szCs w:val="26"/>
+          <w:highlight w:val="white"/>
+        </w:rPr>
+      </w:pPr>
+      <w:r>
+        <w:rPr>
+          <w:rFonts w:ascii="Verdana" w:eastAsia="Verdana" w:hAnsi="Verdana" w:cs="Verdana"/>
+          <w:color w:val="181717"/>
+          <w:sz w:val="26"/>
+          <w:szCs w:val="26"/>
+          <w:highlight w:val="white"/>
+        </w:rPr>
+        <w:t>The following table lists important REPL commands.</w:t>
+      </w:r>
+    </w:p>
+    <w:tbl>
+      <w:tblPr>
+        <w:tblW w:w="9145" w:type="dxa"/>
+        <w:tblBorders>
+          <w:top w:val="nil"/>
+          <w:left w:val="nil"/>
+          <w:bottom w:val="nil"/>
+          <w:right w:val="nil"/>
+          <w:insideH w:val="nil"/>
+          <w:insideV w:val="nil"/>
+        </w:tblBorders>
+        <w:tblLayout w:type="fixed"/>
+        <w:tblLook w:val="0600"/>
+      </w:tblPr>
+      <w:tblGrid>
+        <w:gridCol w:w="2465"/>
+        <w:gridCol w:w="6680"/>
+      </w:tblGrid>
+      <w:tr>
+        <w:trPr>
+          <w:cantSplit/>
+          <w:trHeight w:val="755"/>
+          <w:tblHeader/>
+        </w:trPr>
+        <w:tc>
+          <w:tcPr>
+            <w:tcW w:w="2465" w:type="dxa"/>
+            <w:tcBorders>
+              <w:top w:val="single" w:sz="9" w:space="0" w:color="DFDFDF"/>
+              <w:left w:val="single" w:sz="9" w:space="0" w:color="DFDFDF"/>
+              <w:bottom w:val="single" w:sz="12" w:space="0" w:color="DEE2E6"/>
+              <w:right w:val="single" w:sz="9" w:space="0" w:color="DFDFDF"/>
+            </w:tcBorders>
+            <w:shd w:val="clear" w:color="auto" w:fill="63A9E0"/>
+            <w:tcMar>
+              <w:top w:w="100" w:type="dxa"/>
+              <w:left w:w="100" w:type="dxa"/>
+              <w:bottom w:w="100" w:type="dxa"/>
+              <w:right w:w="100" w:type="dxa"/>
+            </w:tcMar>
+            <w:vAlign w:val="bottom"/>
+          </w:tcPr>
+          <w:p>
+            <w:pPr>
+              <w:pStyle w:val="normal0"/>
+              <w:spacing w:before="220" w:after="220"/>
+              <w:jc w:val="center"/>
+              <w:rPr>
+                <w:rFonts w:ascii="Verdana" w:eastAsia="Verdana" w:hAnsi="Verdana" w:cs="Verdana"/>
+                <w:color w:val="181717"/>
+                <w:sz w:val="24"/>
+                <w:szCs w:val="24"/>
+                <w:highlight w:val="white"/>
+              </w:rPr>
+            </w:pPr>
+            <w:r>
+              <w:rPr>
+                <w:rFonts w:ascii="Verdana" w:eastAsia="Verdana" w:hAnsi="Verdana" w:cs="Verdana"/>
+                <w:color w:val="FFFFFF"/>
+                <w:sz w:val="24"/>
+                <w:szCs w:val="24"/>
+                <w:highlight w:val="white"/>
+              </w:rPr>
+              <w:t>REPL Command</w:t>
+            </w:r>
+          </w:p>
+        </w:tc>
+        <w:tc>
+          <w:tcPr>
+            <w:tcW w:w="6680" w:type="dxa"/>
+            <w:tcBorders>
+              <w:top w:val="single" w:sz="9" w:space="0" w:color="DFDFDF"/>
+              <w:left w:val="single" w:sz="9" w:space="0" w:color="DFDFDF"/>
+              <w:bottom w:val="single" w:sz="12" w:space="0" w:color="DEE2E6"/>
+              <w:right w:val="single" w:sz="9" w:space="0" w:color="DFDFDF"/>
+            </w:tcBorders>
+            <w:shd w:val="clear" w:color="auto" w:fill="63A9E0"/>
+            <w:tcMar>
+              <w:top w:w="100" w:type="dxa"/>
+              <w:left w:w="100" w:type="dxa"/>
+              <w:bottom w:w="100" w:type="dxa"/>
+              <w:right w:w="100" w:type="dxa"/>
+            </w:tcMar>
+            <w:vAlign w:val="bottom"/>
+          </w:tcPr>
+          <w:p>
+            <w:pPr>
+              <w:pStyle w:val="normal0"/>
+              <w:spacing w:before="220" w:after="220"/>
+              <w:jc w:val="center"/>
+              <w:rPr>
+                <w:rFonts w:ascii="Verdana" w:eastAsia="Verdana" w:hAnsi="Verdana" w:cs="Verdana"/>
+                <w:color w:val="181717"/>
+                <w:sz w:val="24"/>
+                <w:szCs w:val="24"/>
+                <w:highlight w:val="white"/>
+              </w:rPr>
+            </w:pPr>
+            <w:r>
+              <w:rPr>
+                <w:rFonts w:ascii="Verdana" w:eastAsia="Verdana" w:hAnsi="Verdana" w:cs="Verdana"/>
+                <w:color w:val="FFFFFF"/>
+                <w:sz w:val="24"/>
+                <w:szCs w:val="24"/>
+                <w:highlight w:val="white"/>
+              </w:rPr>
+              <w:t>Description</w:t>
+            </w:r>
+          </w:p>
+        </w:tc>
+      </w:tr>
+      <w:tr>
+        <w:trPr>
+          <w:cantSplit/>
+          <w:trHeight w:val="710"/>
+          <w:tblHeader/>
+        </w:trPr>
+        <w:tc>
+          <w:tcPr>
+            <w:tcW w:w="2465" w:type="dxa"/>
+            <w:tcBorders>
+              <w:top w:val="single" w:sz="9" w:space="0" w:color="DFDFDF"/>
+              <w:left w:val="single" w:sz="9" w:space="0" w:color="DFDFDF"/>
+              <w:bottom w:val="single" w:sz="9" w:space="0" w:color="DFDFDF"/>
+              <w:right w:val="single" w:sz="9" w:space="0" w:color="DFDFDF"/>
+            </w:tcBorders>
+            <w:tcMar>
+              <w:top w:w="100" w:type="dxa"/>
+              <w:left w:w="100" w:type="dxa"/>
+              <w:bottom w:w="100" w:type="dxa"/>
+              <w:right w:w="100" w:type="dxa"/>
+            </w:tcMar>
+          </w:tcPr>
+          <w:p>
+            <w:pPr>
+              <w:pStyle w:val="normal0"/>
+              <w:spacing w:before="220" w:after="220"/>
+              <w:rPr>
+                <w:rFonts w:ascii="Verdana" w:eastAsia="Verdana" w:hAnsi="Verdana" w:cs="Verdana"/>
+                <w:color w:val="181717"/>
+                <w:sz w:val="24"/>
+                <w:szCs w:val="24"/>
+                <w:highlight w:val="white"/>
+              </w:rPr>
+            </w:pPr>
+            <w:r>
+              <w:rPr>
+                <w:rFonts w:ascii="Verdana" w:eastAsia="Verdana" w:hAnsi="Verdana" w:cs="Verdana"/>
+                <w:color w:val="414141"/>
+                <w:sz w:val="21"/>
+                <w:szCs w:val="21"/>
+                <w:highlight w:val="white"/>
+              </w:rPr>
+              <w:t>.help</w:t>
+            </w:r>
+          </w:p>
+        </w:tc>
+        <w:tc>
+          <w:tcPr>
+            <w:tcW w:w="6680" w:type="dxa"/>
+            <w:tcBorders>
+              <w:top w:val="single" w:sz="9" w:space="0" w:color="DFDFDF"/>
+              <w:left w:val="single" w:sz="9" w:space="0" w:color="DFDFDF"/>
+              <w:bottom w:val="single" w:sz="9" w:space="0" w:color="DFDFDF"/>
+              <w:right w:val="single" w:sz="9" w:space="0" w:color="DFDFDF"/>
+            </w:tcBorders>
+            <w:tcMar>
+              <w:top w:w="100" w:type="dxa"/>
+              <w:left w:w="100" w:type="dxa"/>
+              <w:bottom w:w="100" w:type="dxa"/>
+              <w:right w:w="100" w:type="dxa"/>
+            </w:tcMar>
+          </w:tcPr>
+          <w:p>
+            <w:pPr>
+              <w:pStyle w:val="normal0"/>
+              <w:spacing w:before="220" w:after="220"/>
+              <w:rPr>
+                <w:rFonts w:ascii="Verdana" w:eastAsia="Verdana" w:hAnsi="Verdana" w:cs="Verdana"/>
+                <w:color w:val="181717"/>
+                <w:sz w:val="24"/>
+                <w:szCs w:val="24"/>
+                <w:highlight w:val="white"/>
+              </w:rPr>
+            </w:pPr>
+            <w:r>
+              <w:rPr>
+                <w:rFonts w:ascii="Verdana" w:eastAsia="Verdana" w:hAnsi="Verdana" w:cs="Verdana"/>
+                <w:color w:val="414141"/>
+                <w:sz w:val="21"/>
+                <w:szCs w:val="21"/>
+                <w:highlight w:val="white"/>
+              </w:rPr>
+              <w:t>Display help on all the commands</w:t>
+            </w:r>
+          </w:p>
+        </w:tc>
+      </w:tr>
+      <w:tr>
+        <w:trPr>
+          <w:cantSplit/>
+          <w:trHeight w:val="710"/>
+          <w:tblHeader/>
+        </w:trPr>
+        <w:tc>
+          <w:tcPr>
+            <w:tcW w:w="2465" w:type="dxa"/>
+            <w:tcBorders>
+              <w:top w:val="single" w:sz="9" w:space="0" w:color="DFDFDF"/>
+              <w:left w:val="single" w:sz="9" w:space="0" w:color="DFDFDF"/>
+              <w:bottom w:val="single" w:sz="9" w:space="0" w:color="DFDFDF"/>
+              <w:right w:val="single" w:sz="9" w:space="0" w:color="DFDFDF"/>
+            </w:tcBorders>
+            <w:tcMar>
+              <w:top w:w="100" w:type="dxa"/>
+              <w:left w:w="100" w:type="dxa"/>
+              <w:bottom w:w="100" w:type="dxa"/>
+              <w:right w:w="100" w:type="dxa"/>
+            </w:tcMar>
+          </w:tcPr>
+          <w:p>
+            <w:pPr>
+              <w:pStyle w:val="normal0"/>
+              <w:spacing w:before="220" w:after="220"/>
+              <w:rPr>
+                <w:rFonts w:ascii="Verdana" w:eastAsia="Verdana" w:hAnsi="Verdana" w:cs="Verdana"/>
+                <w:color w:val="181717"/>
+                <w:sz w:val="24"/>
+                <w:szCs w:val="24"/>
+                <w:highlight w:val="white"/>
+              </w:rPr>
+            </w:pPr>
+            <w:r>
+              <w:rPr>
+                <w:rFonts w:ascii="Verdana" w:eastAsia="Verdana" w:hAnsi="Verdana" w:cs="Verdana"/>
+                <w:color w:val="414141"/>
+                <w:sz w:val="21"/>
+                <w:szCs w:val="21"/>
+                <w:highlight w:val="white"/>
+              </w:rPr>
+              <w:t>tab Keys</w:t>
+            </w:r>
+          </w:p>
+        </w:tc>
+        <w:tc>
+          <w:tcPr>
+            <w:tcW w:w="6680" w:type="dxa"/>
+            <w:tcBorders>
+              <w:top w:val="single" w:sz="9" w:space="0" w:color="DFDFDF"/>
+              <w:left w:val="single" w:sz="9" w:space="0" w:color="DFDFDF"/>
+              <w:bottom w:val="single" w:sz="9" w:space="0" w:color="DFDFDF"/>
+              <w:right w:val="single" w:sz="9" w:space="0" w:color="DFDFDF"/>
+            </w:tcBorders>
+            <w:tcMar>
+              <w:top w:w="100" w:type="dxa"/>
+              <w:left w:w="100" w:type="dxa"/>
+              <w:bottom w:w="100" w:type="dxa"/>
+              <w:right w:w="100" w:type="dxa"/>
+            </w:tcMar>
+          </w:tcPr>
+          <w:p>
+            <w:pPr>
+              <w:pStyle w:val="normal0"/>
+              <w:spacing w:before="220" w:after="220"/>
+              <w:rPr>
+                <w:rFonts w:ascii="Verdana" w:eastAsia="Verdana" w:hAnsi="Verdana" w:cs="Verdana"/>
+                <w:color w:val="181717"/>
+                <w:sz w:val="24"/>
+                <w:szCs w:val="24"/>
+                <w:highlight w:val="white"/>
+              </w:rPr>
+            </w:pPr>
+            <w:r>
+              <w:rPr>
+                <w:rFonts w:ascii="Verdana" w:eastAsia="Verdana" w:hAnsi="Verdana" w:cs="Verdana"/>
+                <w:color w:val="414141"/>
+                <w:sz w:val="21"/>
+                <w:szCs w:val="21"/>
+                <w:highlight w:val="white"/>
+              </w:rPr>
+              <w:t>Display the list of all commands.</w:t>
+            </w:r>
+          </w:p>
+        </w:tc>
+      </w:tr>
+      <w:tr>
+        <w:trPr>
+          <w:cantSplit/>
+          <w:trHeight w:val="710"/>
+          <w:tblHeader/>
+        </w:trPr>
+        <w:tc>
+          <w:tcPr>
+            <w:tcW w:w="2465" w:type="dxa"/>
+            <w:tcBorders>
+              <w:top w:val="single" w:sz="9" w:space="0" w:color="DFDFDF"/>
+              <w:left w:val="single" w:sz="9" w:space="0" w:color="DFDFDF"/>
+              <w:bottom w:val="single" w:sz="9" w:space="0" w:color="DFDFDF"/>
+              <w:right w:val="single" w:sz="9" w:space="0" w:color="DFDFDF"/>
+            </w:tcBorders>
+            <w:tcMar>
+              <w:top w:w="100" w:type="dxa"/>
+              <w:left w:w="100" w:type="dxa"/>
+              <w:bottom w:w="100" w:type="dxa"/>
+              <w:right w:w="100" w:type="dxa"/>
+            </w:tcMar>
+          </w:tcPr>
+          <w:p>
+            <w:pPr>
+              <w:pStyle w:val="normal0"/>
+              <w:spacing w:before="220" w:after="220"/>
+              <w:rPr>
+                <w:rFonts w:ascii="Verdana" w:eastAsia="Verdana" w:hAnsi="Verdana" w:cs="Verdana"/>
+                <w:color w:val="181717"/>
+                <w:sz w:val="24"/>
+                <w:szCs w:val="24"/>
+                <w:highlight w:val="white"/>
+              </w:rPr>
+            </w:pPr>
+            <w:r>
+              <w:rPr>
+                <w:rFonts w:ascii="Verdana" w:eastAsia="Verdana" w:hAnsi="Verdana" w:cs="Verdana"/>
+                <w:color w:val="414141"/>
+                <w:sz w:val="21"/>
+                <w:szCs w:val="21"/>
+                <w:highlight w:val="white"/>
+              </w:rPr>
+              <w:t>Up/Down Keys</w:t>
+            </w:r>
+          </w:p>
+        </w:tc>
+        <w:tc>
+          <w:tcPr>
+            <w:tcW w:w="6680" w:type="dxa"/>
+            <w:tcBorders>
+              <w:top w:val="single" w:sz="9" w:space="0" w:color="DFDFDF"/>
+              <w:left w:val="single" w:sz="9" w:space="0" w:color="DFDFDF"/>
+              <w:bottom w:val="single" w:sz="9" w:space="0" w:color="DFDFDF"/>
+              <w:right w:val="single" w:sz="9" w:space="0" w:color="DFDFDF"/>
+            </w:tcBorders>
+            <w:tcMar>
+              <w:top w:w="100" w:type="dxa"/>
+              <w:left w:w="100" w:type="dxa"/>
+              <w:bottom w:w="100" w:type="dxa"/>
+              <w:right w:w="100" w:type="dxa"/>
+            </w:tcMar>
+          </w:tcPr>
+          <w:p>
+            <w:pPr>
+              <w:pStyle w:val="normal0"/>
+              <w:spacing w:before="220" w:after="220"/>
+              <w:rPr>
+                <w:rFonts w:ascii="Verdana" w:eastAsia="Verdana" w:hAnsi="Verdana" w:cs="Verdana"/>
+                <w:color w:val="181717"/>
+                <w:sz w:val="24"/>
+                <w:szCs w:val="24"/>
+                <w:highlight w:val="white"/>
+              </w:rPr>
+            </w:pPr>
+            <w:r>
+              <w:rPr>
+                <w:rFonts w:ascii="Verdana" w:eastAsia="Verdana" w:hAnsi="Verdana" w:cs="Verdana"/>
+                <w:color w:val="414141"/>
+                <w:sz w:val="21"/>
+                <w:szCs w:val="21"/>
+                <w:highlight w:val="white"/>
+              </w:rPr>
+              <w:t>See previous commands applied in REPL.</w:t>
+            </w:r>
+          </w:p>
+        </w:tc>
+      </w:tr>
+      <w:tr>
+        <w:trPr>
+          <w:cantSplit/>
+          <w:trHeight w:val="710"/>
+          <w:tblHeader/>
+        </w:trPr>
+        <w:tc>
+          <w:tcPr>
+            <w:tcW w:w="2465" w:type="dxa"/>
+            <w:tcBorders>
+              <w:top w:val="single" w:sz="9" w:space="0" w:color="DFDFDF"/>
+              <w:left w:val="single" w:sz="9" w:space="0" w:color="DFDFDF"/>
+              <w:bottom w:val="single" w:sz="9" w:space="0" w:color="DFDFDF"/>
+              <w:right w:val="single" w:sz="9" w:space="0" w:color="DFDFDF"/>
+            </w:tcBorders>
+            <w:tcMar>
+              <w:top w:w="100" w:type="dxa"/>
+              <w:left w:w="100" w:type="dxa"/>
+              <w:bottom w:w="100" w:type="dxa"/>
+              <w:right w:w="100" w:type="dxa"/>
+            </w:tcMar>
+          </w:tcPr>
+          <w:p>
+            <w:pPr>
+              <w:pStyle w:val="normal0"/>
+              <w:spacing w:before="220" w:after="220"/>
+              <w:rPr>
+                <w:rFonts w:ascii="Verdana" w:eastAsia="Verdana" w:hAnsi="Verdana" w:cs="Verdana"/>
+                <w:color w:val="181717"/>
+                <w:sz w:val="24"/>
+                <w:szCs w:val="24"/>
+                <w:highlight w:val="white"/>
+              </w:rPr>
+            </w:pPr>
+            <w:r>
+              <w:rPr>
+                <w:rFonts w:ascii="Verdana" w:eastAsia="Verdana" w:hAnsi="Verdana" w:cs="Verdana"/>
+                <w:color w:val="414141"/>
+                <w:sz w:val="21"/>
+                <w:szCs w:val="21"/>
+                <w:highlight w:val="white"/>
+              </w:rPr>
+              <w:t>.save filename</w:t>
+            </w:r>
+          </w:p>
+        </w:tc>
+        <w:tc>
+          <w:tcPr>
+            <w:tcW w:w="6680" w:type="dxa"/>
+            <w:tcBorders>
+              <w:top w:val="single" w:sz="9" w:space="0" w:color="DFDFDF"/>
+              <w:left w:val="single" w:sz="9" w:space="0" w:color="DFDFDF"/>
+              <w:bottom w:val="single" w:sz="9" w:space="0" w:color="DFDFDF"/>
+              <w:right w:val="single" w:sz="9" w:space="0" w:color="DFDFDF"/>
+            </w:tcBorders>
+            <w:tcMar>
+              <w:top w:w="100" w:type="dxa"/>
+              <w:left w:w="100" w:type="dxa"/>
+              <w:bottom w:w="100" w:type="dxa"/>
+              <w:right w:w="100" w:type="dxa"/>
+            </w:tcMar>
+          </w:tcPr>
+          <w:p>
+            <w:pPr>
+              <w:pStyle w:val="normal0"/>
+              <w:spacing w:before="220" w:after="220"/>
+              <w:rPr>
+                <w:rFonts w:ascii="Verdana" w:eastAsia="Verdana" w:hAnsi="Verdana" w:cs="Verdana"/>
+                <w:color w:val="181717"/>
+                <w:sz w:val="24"/>
+                <w:szCs w:val="24"/>
+                <w:highlight w:val="white"/>
+              </w:rPr>
+            </w:pPr>
+            <w:r>
+              <w:rPr>
+                <w:rFonts w:ascii="Verdana" w:eastAsia="Verdana" w:hAnsi="Verdana" w:cs="Verdana"/>
+                <w:color w:val="414141"/>
+                <w:sz w:val="21"/>
+                <w:szCs w:val="21"/>
+                <w:highlight w:val="white"/>
+              </w:rPr>
+              <w:t>Save current Node REPL session to a file.</w:t>
+            </w:r>
+          </w:p>
+        </w:tc>
+      </w:tr>
+      <w:tr>
+        <w:trPr>
+          <w:cantSplit/>
+          <w:trHeight w:val="710"/>
+          <w:tblHeader/>
+        </w:trPr>
+        <w:tc>
+          <w:tcPr>
+            <w:tcW w:w="2465" w:type="dxa"/>
+            <w:tcBorders>
+              <w:top w:val="single" w:sz="9" w:space="0" w:color="DFDFDF"/>
+              <w:left w:val="single" w:sz="9" w:space="0" w:color="DFDFDF"/>
+              <w:bottom w:val="single" w:sz="9" w:space="0" w:color="DFDFDF"/>
+              <w:right w:val="single" w:sz="9" w:space="0" w:color="DFDFDF"/>
+            </w:tcBorders>
+            <w:tcMar>
+              <w:top w:w="100" w:type="dxa"/>
+              <w:left w:w="100" w:type="dxa"/>
+              <w:bottom w:w="100" w:type="dxa"/>
+              <w:right w:w="100" w:type="dxa"/>
+            </w:tcMar>
+          </w:tcPr>
+          <w:p>
+            <w:pPr>
+              <w:pStyle w:val="normal0"/>
+              <w:spacing w:before="220" w:after="220"/>
+              <w:rPr>
+                <w:rFonts w:ascii="Verdana" w:eastAsia="Verdana" w:hAnsi="Verdana" w:cs="Verdana"/>
+                <w:color w:val="181717"/>
+                <w:sz w:val="24"/>
+                <w:szCs w:val="24"/>
+                <w:highlight w:val="white"/>
+              </w:rPr>
+            </w:pPr>
+            <w:r>
+              <w:rPr>
+                <w:rFonts w:ascii="Verdana" w:eastAsia="Verdana" w:hAnsi="Verdana" w:cs="Verdana"/>
+                <w:color w:val="414141"/>
+                <w:sz w:val="21"/>
+                <w:szCs w:val="21"/>
+                <w:highlight w:val="white"/>
+              </w:rPr>
+              <w:t>.load filename</w:t>
+            </w:r>
+          </w:p>
+        </w:tc>
+        <w:tc>
+          <w:tcPr>
+            <w:tcW w:w="6680" w:type="dxa"/>
+            <w:tcBorders>
+              <w:top w:val="single" w:sz="9" w:space="0" w:color="DFDFDF"/>
+              <w:left w:val="single" w:sz="9" w:space="0" w:color="DFDFDF"/>
+              <w:bottom w:val="single" w:sz="9" w:space="0" w:color="DFDFDF"/>
+              <w:right w:val="single" w:sz="9" w:space="0" w:color="DFDFDF"/>
+            </w:tcBorders>
+            <w:tcMar>
+              <w:top w:w="100" w:type="dxa"/>
+              <w:left w:w="100" w:type="dxa"/>
+              <w:bottom w:w="100" w:type="dxa"/>
+              <w:right w:w="100" w:type="dxa"/>
+            </w:tcMar>
+          </w:tcPr>
+          <w:p>
+            <w:pPr>
+              <w:pStyle w:val="normal0"/>
+              <w:spacing w:before="220" w:after="220"/>
+              <w:rPr>
+                <w:rFonts w:ascii="Verdana" w:eastAsia="Verdana" w:hAnsi="Verdana" w:cs="Verdana"/>
+                <w:color w:val="181717"/>
+                <w:sz w:val="24"/>
+                <w:szCs w:val="24"/>
+                <w:highlight w:val="white"/>
+              </w:rPr>
+            </w:pPr>
+            <w:r>
+              <w:rPr>
+                <w:rFonts w:ascii="Verdana" w:eastAsia="Verdana" w:hAnsi="Verdana" w:cs="Verdana"/>
+                <w:color w:val="414141"/>
+                <w:sz w:val="21"/>
+                <w:szCs w:val="21"/>
+                <w:highlight w:val="white"/>
+              </w:rPr>
+              <w:t>Load the specified file in the current Node REPL session.</w:t>
+            </w:r>
+          </w:p>
+        </w:tc>
+      </w:tr>
+      <w:tr>
+        <w:trPr>
+          <w:cantSplit/>
+          <w:trHeight w:val="710"/>
+          <w:tblHeader/>
+        </w:trPr>
+        <w:tc>
+          <w:tcPr>
+            <w:tcW w:w="2465" w:type="dxa"/>
+            <w:tcBorders>
+              <w:top w:val="single" w:sz="9" w:space="0" w:color="DFDFDF"/>
+              <w:left w:val="single" w:sz="9" w:space="0" w:color="DFDFDF"/>
+              <w:bottom w:val="single" w:sz="9" w:space="0" w:color="DFDFDF"/>
+              <w:right w:val="single" w:sz="9" w:space="0" w:color="DFDFDF"/>
+            </w:tcBorders>
+            <w:tcMar>
+              <w:top w:w="100" w:type="dxa"/>
+              <w:left w:w="100" w:type="dxa"/>
+              <w:bottom w:w="100" w:type="dxa"/>
+              <w:right w:w="100" w:type="dxa"/>
+            </w:tcMar>
+          </w:tcPr>
+          <w:p>
+            <w:pPr>
+              <w:pStyle w:val="normal0"/>
+              <w:spacing w:before="220" w:after="220"/>
+              <w:rPr>
+                <w:rFonts w:ascii="Verdana" w:eastAsia="Verdana" w:hAnsi="Verdana" w:cs="Verdana"/>
+                <w:color w:val="181717"/>
+                <w:sz w:val="24"/>
+                <w:szCs w:val="24"/>
+                <w:highlight w:val="white"/>
+              </w:rPr>
+            </w:pPr>
+            <w:r>
+              <w:rPr>
+                <w:rFonts w:ascii="Verdana" w:eastAsia="Verdana" w:hAnsi="Verdana" w:cs="Verdana"/>
+                <w:color w:val="414141"/>
+                <w:sz w:val="21"/>
+                <w:szCs w:val="21"/>
+                <w:highlight w:val="white"/>
+              </w:rPr>
+              <w:t>ctrl + c</w:t>
+            </w:r>
+          </w:p>
+        </w:tc>
+        <w:tc>
+          <w:tcPr>
+            <w:tcW w:w="6680" w:type="dxa"/>
+            <w:tcBorders>
+              <w:top w:val="single" w:sz="9" w:space="0" w:color="DFDFDF"/>
+              <w:left w:val="single" w:sz="9" w:space="0" w:color="DFDFDF"/>
+              <w:bottom w:val="single" w:sz="9" w:space="0" w:color="DFDFDF"/>
+              <w:right w:val="single" w:sz="9" w:space="0" w:color="DFDFDF"/>
+            </w:tcBorders>
+            <w:tcMar>
+              <w:top w:w="100" w:type="dxa"/>
+              <w:left w:w="100" w:type="dxa"/>
+              <w:bottom w:w="100" w:type="dxa"/>
+              <w:right w:w="100" w:type="dxa"/>
+            </w:tcMar>
+          </w:tcPr>
+          <w:p>
+            <w:pPr>
+              <w:pStyle w:val="normal0"/>
+              <w:spacing w:before="220" w:after="220"/>
+              <w:rPr>
+                <w:rFonts w:ascii="Verdana" w:eastAsia="Verdana" w:hAnsi="Verdana" w:cs="Verdana"/>
+                <w:color w:val="181717"/>
+                <w:sz w:val="24"/>
+                <w:szCs w:val="24"/>
+                <w:highlight w:val="white"/>
+              </w:rPr>
+            </w:pPr>
+            <w:r>
+              <w:rPr>
+                <w:rFonts w:ascii="Verdana" w:eastAsia="Verdana" w:hAnsi="Verdana" w:cs="Verdana"/>
+                <w:color w:val="414141"/>
+                <w:sz w:val="21"/>
+                <w:szCs w:val="21"/>
+                <w:highlight w:val="white"/>
+              </w:rPr>
+              <w:t>Terminate the current command.</w:t>
+            </w:r>
+          </w:p>
+        </w:tc>
+      </w:tr>
+      <w:tr>
+        <w:trPr>
+          <w:cantSplit/>
+          <w:trHeight w:val="710"/>
+          <w:tblHeader/>
+        </w:trPr>
+        <w:tc>
+          <w:tcPr>
+            <w:tcW w:w="2465" w:type="dxa"/>
+            <w:tcBorders>
+              <w:top w:val="single" w:sz="9" w:space="0" w:color="DFDFDF"/>
+              <w:left w:val="single" w:sz="9" w:space="0" w:color="DFDFDF"/>
+              <w:bottom w:val="single" w:sz="9" w:space="0" w:color="DFDFDF"/>
+              <w:right w:val="single" w:sz="9" w:space="0" w:color="DFDFDF"/>
+            </w:tcBorders>
+            <w:tcMar>
+              <w:top w:w="100" w:type="dxa"/>
+              <w:left w:w="100" w:type="dxa"/>
+              <w:bottom w:w="100" w:type="dxa"/>
+              <w:right w:w="100" w:type="dxa"/>
+            </w:tcMar>
+          </w:tcPr>
+          <w:p>
+            <w:pPr>
+              <w:pStyle w:val="normal0"/>
+              <w:spacing w:before="220" w:after="220"/>
+              <w:rPr>
+                <w:rFonts w:ascii="Verdana" w:eastAsia="Verdana" w:hAnsi="Verdana" w:cs="Verdana"/>
+                <w:color w:val="181717"/>
+                <w:sz w:val="24"/>
+                <w:szCs w:val="24"/>
+                <w:highlight w:val="white"/>
+              </w:rPr>
+            </w:pPr>
+            <w:r>
+              <w:rPr>
+                <w:rFonts w:ascii="Verdana" w:eastAsia="Verdana" w:hAnsi="Verdana" w:cs="Verdana"/>
+                <w:color w:val="414141"/>
+                <w:sz w:val="21"/>
+                <w:szCs w:val="21"/>
+                <w:highlight w:val="white"/>
+              </w:rPr>
+              <w:t>ctrl + c (twice)</w:t>
+            </w:r>
+          </w:p>
+        </w:tc>
+        <w:tc>
+          <w:tcPr>
+            <w:tcW w:w="6680" w:type="dxa"/>
+            <w:tcBorders>
+              <w:top w:val="single" w:sz="9" w:space="0" w:color="DFDFDF"/>
+              <w:left w:val="single" w:sz="9" w:space="0" w:color="DFDFDF"/>
+              <w:bottom w:val="single" w:sz="9" w:space="0" w:color="DFDFDF"/>
+              <w:right w:val="single" w:sz="9" w:space="0" w:color="DFDFDF"/>
+            </w:tcBorders>
+            <w:tcMar>
+              <w:top w:w="100" w:type="dxa"/>
+              <w:left w:w="100" w:type="dxa"/>
+              <w:bottom w:w="100" w:type="dxa"/>
+              <w:right w:w="100" w:type="dxa"/>
+            </w:tcMar>
+          </w:tcPr>
+          <w:p>
+            <w:pPr>
+              <w:pStyle w:val="normal0"/>
+              <w:spacing w:before="220" w:after="220"/>
+              <w:rPr>
+                <w:rFonts w:ascii="Verdana" w:eastAsia="Verdana" w:hAnsi="Verdana" w:cs="Verdana"/>
+                <w:color w:val="181717"/>
+                <w:sz w:val="24"/>
+                <w:szCs w:val="24"/>
+                <w:highlight w:val="white"/>
+              </w:rPr>
+            </w:pPr>
+            <w:r>
+              <w:rPr>
+                <w:rFonts w:ascii="Verdana" w:eastAsia="Verdana" w:hAnsi="Verdana" w:cs="Verdana"/>
+                <w:color w:val="414141"/>
+                <w:sz w:val="21"/>
+                <w:szCs w:val="21"/>
+                <w:highlight w:val="white"/>
+              </w:rPr>
+              <w:t>Exit from the REPL.</w:t>
+            </w:r>
+          </w:p>
+        </w:tc>
+      </w:tr>
+      <w:tr>
+        <w:trPr>
+          <w:cantSplit/>
+          <w:trHeight w:val="710"/>
+          <w:tblHeader/>
+        </w:trPr>
+        <w:tc>
+          <w:tcPr>
+            <w:tcW w:w="2465" w:type="dxa"/>
+            <w:tcBorders>
+              <w:top w:val="single" w:sz="9" w:space="0" w:color="DFDFDF"/>
+              <w:left w:val="single" w:sz="9" w:space="0" w:color="DFDFDF"/>
+              <w:bottom w:val="single" w:sz="9" w:space="0" w:color="DFDFDF"/>
+              <w:right w:val="single" w:sz="9" w:space="0" w:color="DFDFDF"/>
+            </w:tcBorders>
+            <w:tcMar>
+              <w:top w:w="100" w:type="dxa"/>
+              <w:left w:w="100" w:type="dxa"/>
+              <w:bottom w:w="100" w:type="dxa"/>
+              <w:right w:w="100" w:type="dxa"/>
+            </w:tcMar>
+          </w:tcPr>
+          <w:p>
+            <w:pPr>
+              <w:pStyle w:val="normal0"/>
+              <w:spacing w:before="220" w:after="220"/>
+              <w:rPr>
+                <w:rFonts w:ascii="Verdana" w:eastAsia="Verdana" w:hAnsi="Verdana" w:cs="Verdana"/>
+                <w:color w:val="181717"/>
+                <w:sz w:val="24"/>
+                <w:szCs w:val="24"/>
+                <w:highlight w:val="white"/>
+              </w:rPr>
+            </w:pPr>
+            <w:r>
+              <w:rPr>
+                <w:rFonts w:ascii="Verdana" w:eastAsia="Verdana" w:hAnsi="Verdana" w:cs="Verdana"/>
+                <w:color w:val="414141"/>
+                <w:sz w:val="21"/>
+                <w:szCs w:val="21"/>
+                <w:highlight w:val="white"/>
+              </w:rPr>
+              <w:t>ctrl + d</w:t>
+            </w:r>
+          </w:p>
+        </w:tc>
+        <w:tc>
+          <w:tcPr>
+            <w:tcW w:w="6680" w:type="dxa"/>
+            <w:tcBorders>
+              <w:top w:val="single" w:sz="9" w:space="0" w:color="DFDFDF"/>
+              <w:left w:val="single" w:sz="9" w:space="0" w:color="DFDFDF"/>
+              <w:bottom w:val="single" w:sz="9" w:space="0" w:color="DFDFDF"/>
+              <w:right w:val="single" w:sz="9" w:space="0" w:color="DFDFDF"/>
+            </w:tcBorders>
+            <w:tcMar>
+              <w:top w:w="100" w:type="dxa"/>
+              <w:left w:w="100" w:type="dxa"/>
+              <w:bottom w:w="100" w:type="dxa"/>
+              <w:right w:w="100" w:type="dxa"/>
+            </w:tcMar>
+          </w:tcPr>
+          <w:p>
+            <w:pPr>
+              <w:pStyle w:val="normal0"/>
+              <w:spacing w:before="220" w:after="220"/>
+              <w:rPr>
+                <w:rFonts w:ascii="Verdana" w:eastAsia="Verdana" w:hAnsi="Verdana" w:cs="Verdana"/>
+                <w:color w:val="181717"/>
+                <w:sz w:val="24"/>
+                <w:szCs w:val="24"/>
+                <w:highlight w:val="white"/>
+              </w:rPr>
+            </w:pPr>
+            <w:r>
+              <w:rPr>
+                <w:rFonts w:ascii="Verdana" w:eastAsia="Verdana" w:hAnsi="Verdana" w:cs="Verdana"/>
+                <w:color w:val="414141"/>
+                <w:sz w:val="21"/>
+                <w:szCs w:val="21"/>
+                <w:highlight w:val="white"/>
+              </w:rPr>
+              <w:t>Exit from the REPL.</w:t>
+            </w:r>
+          </w:p>
+        </w:tc>
+      </w:tr>
+      <w:tr>
+        <w:trPr>
+          <w:cantSplit/>
+          <w:trHeight w:val="710"/>
+          <w:tblHeader/>
+        </w:trPr>
+        <w:tc>
+          <w:tcPr>
+            <w:tcW w:w="2465" w:type="dxa"/>
+            <w:tcBorders>
+              <w:top w:val="single" w:sz="9" w:space="0" w:color="DFDFDF"/>
+              <w:left w:val="single" w:sz="9" w:space="0" w:color="DFDFDF"/>
+              <w:bottom w:val="single" w:sz="9" w:space="0" w:color="DFDFDF"/>
+              <w:right w:val="single" w:sz="9" w:space="0" w:color="DFDFDF"/>
+            </w:tcBorders>
+            <w:tcMar>
+              <w:top w:w="100" w:type="dxa"/>
+              <w:left w:w="100" w:type="dxa"/>
+              <w:bottom w:w="100" w:type="dxa"/>
+              <w:right w:w="100" w:type="dxa"/>
+            </w:tcMar>
+          </w:tcPr>
+          <w:p>
+            <w:pPr>
+              <w:pStyle w:val="normal0"/>
+              <w:spacing w:before="220" w:after="220"/>
+              <w:rPr>
+                <w:rFonts w:ascii="Verdana" w:eastAsia="Verdana" w:hAnsi="Verdana" w:cs="Verdana"/>
+                <w:color w:val="181717"/>
+                <w:sz w:val="24"/>
+                <w:szCs w:val="24"/>
+                <w:highlight w:val="white"/>
+              </w:rPr>
+            </w:pPr>
+            <w:r>
+              <w:rPr>
+                <w:rFonts w:ascii="Verdana" w:eastAsia="Verdana" w:hAnsi="Verdana" w:cs="Verdana"/>
+                <w:color w:val="414141"/>
+                <w:sz w:val="21"/>
+                <w:szCs w:val="21"/>
+                <w:highlight w:val="white"/>
+              </w:rPr>
+              <w:lastRenderedPageBreak/>
+              <w:t>.break</w:t>
+            </w:r>
+          </w:p>
+        </w:tc>
+        <w:tc>
+          <w:tcPr>
+            <w:tcW w:w="6680" w:type="dxa"/>
+            <w:tcBorders>
+              <w:top w:val="single" w:sz="9" w:space="0" w:color="DFDFDF"/>
+              <w:left w:val="single" w:sz="9" w:space="0" w:color="DFDFDF"/>
+              <w:bottom w:val="single" w:sz="9" w:space="0" w:color="DFDFDF"/>
+              <w:right w:val="single" w:sz="9" w:space="0" w:color="DFDFDF"/>
+            </w:tcBorders>
+            <w:tcMar>
+              <w:top w:w="100" w:type="dxa"/>
+              <w:left w:w="100" w:type="dxa"/>
+              <w:bottom w:w="100" w:type="dxa"/>
+              <w:right w:w="100" w:type="dxa"/>
+            </w:tcMar>
+          </w:tcPr>
+          <w:p>
+            <w:pPr>
+              <w:pStyle w:val="normal0"/>
+              <w:spacing w:before="220" w:after="220"/>
+              <w:rPr>
+                <w:rFonts w:ascii="Verdana" w:eastAsia="Verdana" w:hAnsi="Verdana" w:cs="Verdana"/>
+                <w:color w:val="181717"/>
+                <w:sz w:val="24"/>
+                <w:szCs w:val="24"/>
+                <w:highlight w:val="white"/>
+              </w:rPr>
+            </w:pPr>
+            <w:r>
+              <w:rPr>
+                <w:rFonts w:ascii="Verdana" w:eastAsia="Verdana" w:hAnsi="Verdana" w:cs="Verdana"/>
+                <w:color w:val="414141"/>
+                <w:sz w:val="21"/>
+                <w:szCs w:val="21"/>
+                <w:highlight w:val="white"/>
+              </w:rPr>
+              <w:t>Exit from multiline expression.</w:t>
+            </w:r>
+          </w:p>
+        </w:tc>
+      </w:tr>
+      <w:tr>
+        <w:trPr>
+          <w:cantSplit/>
+          <w:trHeight w:val="710"/>
+          <w:tblHeader/>
+        </w:trPr>
+        <w:tc>
+          <w:tcPr>
+            <w:tcW w:w="2465" w:type="dxa"/>
+            <w:tcBorders>
+              <w:top w:val="single" w:sz="9" w:space="0" w:color="DFDFDF"/>
+              <w:left w:val="single" w:sz="9" w:space="0" w:color="DFDFDF"/>
+              <w:bottom w:val="single" w:sz="9" w:space="0" w:color="DFDFDF"/>
+              <w:right w:val="single" w:sz="9" w:space="0" w:color="DFDFDF"/>
+            </w:tcBorders>
+            <w:tcMar>
+              <w:top w:w="100" w:type="dxa"/>
+              <w:left w:w="100" w:type="dxa"/>
+              <w:bottom w:w="100" w:type="dxa"/>
+              <w:right w:w="100" w:type="dxa"/>
+            </w:tcMar>
+          </w:tcPr>
+          <w:p>
+            <w:pPr>
+              <w:pStyle w:val="normal0"/>
+              <w:spacing w:before="220" w:after="220"/>
+              <w:rPr>
+                <w:rFonts w:ascii="Verdana" w:eastAsia="Verdana" w:hAnsi="Verdana" w:cs="Verdana"/>
+                <w:color w:val="181717"/>
+                <w:sz w:val="24"/>
+                <w:szCs w:val="24"/>
+                <w:highlight w:val="white"/>
+              </w:rPr>
+            </w:pPr>
+            <w:r>
+              <w:rPr>
+                <w:rFonts w:ascii="Verdana" w:eastAsia="Verdana" w:hAnsi="Verdana" w:cs="Verdana"/>
+                <w:color w:val="414141"/>
+                <w:sz w:val="21"/>
+                <w:szCs w:val="21"/>
+                <w:highlight w:val="white"/>
+              </w:rPr>
+              <w:t>.clear</w:t>
+            </w:r>
+          </w:p>
+        </w:tc>
+        <w:tc>
+          <w:tcPr>
+            <w:tcW w:w="6680" w:type="dxa"/>
+            <w:tcBorders>
+              <w:top w:val="single" w:sz="9" w:space="0" w:color="DFDFDF"/>
+              <w:left w:val="single" w:sz="9" w:space="0" w:color="DFDFDF"/>
+              <w:bottom w:val="single" w:sz="9" w:space="0" w:color="DFDFDF"/>
+              <w:right w:val="single" w:sz="9" w:space="0" w:color="DFDFDF"/>
+            </w:tcBorders>
+            <w:tcMar>
+              <w:top w:w="100" w:type="dxa"/>
+              <w:left w:w="100" w:type="dxa"/>
+              <w:bottom w:w="100" w:type="dxa"/>
+              <w:right w:w="100" w:type="dxa"/>
+            </w:tcMar>
+          </w:tcPr>
+          <w:p>
+            <w:pPr>
+              <w:pStyle w:val="normal0"/>
+              <w:spacing w:before="220" w:after="220"/>
+              <w:rPr>
+                <w:rFonts w:ascii="Verdana" w:eastAsia="Verdana" w:hAnsi="Verdana" w:cs="Verdana"/>
+                <w:color w:val="181717"/>
+                <w:sz w:val="24"/>
+                <w:szCs w:val="24"/>
+                <w:highlight w:val="white"/>
+              </w:rPr>
+            </w:pPr>
+            <w:r>
+              <w:rPr>
+                <w:rFonts w:ascii="Verdana" w:eastAsia="Verdana" w:hAnsi="Verdana" w:cs="Verdana"/>
+                <w:color w:val="414141"/>
+                <w:sz w:val="21"/>
+                <w:szCs w:val="21"/>
+                <w:highlight w:val="white"/>
+              </w:rPr>
+              <w:t>Exit from multiline expression.</w:t>
+            </w:r>
+          </w:p>
+        </w:tc>
+      </w:tr>
+    </w:tbl>
+    <w:p>
+      <w:pPr>
+        <w:pStyle w:val="normal0"/>
+        <w:spacing w:before="220" w:after="220"/>
+        <w:rPr>
+          <w:rFonts w:ascii="Verdana" w:eastAsia="Verdana" w:hAnsi="Verdana" w:cs="Verdana"/>
+          <w:sz w:val="23"/>
+          <w:szCs w:val="23"/>
+          <w:highlight w:val="white"/>
+        </w:rPr>
+      </w:pPr>
+    </w:p>
+    <w:p>
+      <w:pPr>
+        <w:pStyle w:val="normal0"/>
+        <w:rPr>
+          <w:rFonts w:ascii="Courier New" w:eastAsia="Courier New" w:hAnsi="Courier New" w:cs="Courier New"/>
+          <w:b/>
+          <w:bCs/>
+          <w:sz w:val="23"/>
+          <w:szCs w:val="23"/>
+          <w:highlight w:val="yellow"/>
+        </w:rPr>
+      </w:pPr>
+    </w:p>
+    <w:p>
+      <w:pPr>
+        <w:pStyle w:val="normal0"/>
+        <w:rPr>
+          <w:rFonts w:ascii="Courier New" w:eastAsia="Courier New" w:hAnsi="Courier New" w:cs="Courier New"/>
+          <w:b/>
+          <w:bCs/>
+          <w:sz w:val="23"/>
+          <w:szCs w:val="23"/>
+          <w:highlight w:val="yellow"/>
+        </w:rPr>
+      </w:pPr>
+    </w:p>
+    <w:p>
+      <w:pPr>
+        <w:pStyle w:val="normal0"/>
+        <w:rPr>
+          <w:rFonts w:ascii="Courier New" w:eastAsia="Courier New" w:hAnsi="Courier New" w:cs="Courier New"/>
+          <w:b/>
+          <w:bCs/>
+          <w:sz w:val="23"/>
+          <w:szCs w:val="23"/>
+          <w:highlight w:val="yellow"/>
+        </w:rPr>
+      </w:pPr>
+    </w:p>
+    <w:p>
+      <w:pPr>
+        <w:pStyle w:val="normal0"/>
+        <w:rPr>
+          <w:rFonts w:ascii="Courier New" w:eastAsia="Courier New" w:hAnsi="Courier New" w:cs="Courier New"/>
+          <w:b/>
+          <w:bCs/>
+          <w:sz w:val="23"/>
+          <w:szCs w:val="23"/>
+          <w:highlight w:val="yellow"/>
+        </w:rPr>
+      </w:pPr>
+    </w:p>
+    <w:p>
+      <w:pPr>
+        <w:pStyle w:val="normal0"/>
+        <w:rPr>
+          <w:rFonts w:ascii="Courier New" w:eastAsia="Courier New" w:hAnsi="Courier New" w:cs="Courier New"/>
+          <w:b/>
+          <w:bCs/>
+          <w:sz w:val="23"/>
+          <w:szCs w:val="23"/>
+          <w:highlight w:val="yellow"/>
+        </w:rPr>
+      </w:pPr>
+      <w:r>
+        <w:rPr>
+          <w:rFonts w:ascii="Courier New" w:eastAsia="Courier New" w:hAnsi="Courier New" w:cs="Courier New"/>
+          <w:b/>
+          <w:bCs/>
+          <w:sz w:val="23"/>
+          <w:szCs w:val="23"/>
+          <w:highlight w:val="yellow"/>
+        </w:rPr>
+        <w:t>Interview Que</w:t>
+      </w:r>
+    </w:p>
+    <w:p>
+      <w:pPr>
+        <w:pStyle w:val="normal0"/>
+        <w:rPr>
+          <w:rFonts w:ascii="Courier New" w:eastAsia="Courier New" w:hAnsi="Courier New" w:cs="Courier New"/>
+          <w:sz w:val="23"/>
+          <w:szCs w:val="23"/>
+          <w:highlight w:val="white"/>
+        </w:rPr>
+      </w:pPr>
+    </w:p>
+    <w:p>
+      <w:pPr>
+        <w:pStyle w:val="normal0"/>
+        <w:rPr>
+          <w:rFonts w:ascii="Courier New" w:eastAsia="Courier New" w:hAnsi="Courier New" w:cs="Courier New"/>
+          <w:sz w:val="23"/>
+          <w:szCs w:val="23"/>
+          <w:highlight w:val="yellow"/>
+        </w:rPr>
+      </w:pPr>
+      <w:r>
+        <w:rPr>
+          <w:rFonts w:ascii="Courier New" w:eastAsia="Courier New" w:hAnsi="Courier New" w:cs="Courier New"/>
+          <w:b/>
+          <w:bCs/>
+          <w:sz w:val="23"/>
+          <w:szCs w:val="23"/>
+          <w:highlight w:val="yellow"/>
+        </w:rPr>
+        <w:t>Que :why its error come in cmd like undefined :</w:t>
+      </w:r>
+      <w:r>
+        <w:rPr>
+          <w:rFonts w:ascii="Courier New" w:eastAsia="Courier New" w:hAnsi="Courier New" w:cs="Courier New"/>
+          <w:sz w:val="23"/>
+          <w:szCs w:val="23"/>
+          <w:highlight w:val="yellow"/>
+        </w:rPr>
+        <w:tab/>
+      </w:r>
+    </w:p>
+    <w:p>
+      <w:pPr>
+        <w:pStyle w:val="normal0"/>
+        <w:rPr>
+          <w:rFonts w:ascii="Courier New" w:eastAsia="Courier New" w:hAnsi="Courier New" w:cs="Courier New"/>
+          <w:sz w:val="23"/>
+          <w:szCs w:val="23"/>
+          <w:highlight w:val="yellow"/>
+        </w:rPr>
+      </w:pPr>
+      <w:r>
+        <w:rPr>
+          <w:rFonts w:ascii="Courier New" w:eastAsia="Courier New" w:hAnsi="Courier New" w:cs="Courier New"/>
+          <w:sz w:val="23"/>
+          <w:szCs w:val="23"/>
+          <w:highlight w:val="yellow"/>
+        </w:rPr>
+        <w:t>Ans : Not return anything</w:t>
+      </w:r>
+    </w:p>
+    <w:p>
+      <w:pPr>
+        <w:pStyle w:val="normal0"/>
+        <w:rPr>
+          <w:rFonts w:ascii="Courier New" w:eastAsia="Courier New" w:hAnsi="Courier New" w:cs="Courier New"/>
+          <w:sz w:val="23"/>
+          <w:szCs w:val="23"/>
+          <w:highlight w:val="yellow"/>
+        </w:rPr>
+      </w:pPr>
+    </w:p>
+    <w:p>
+      <w:pPr>
+        <w:pStyle w:val="normal0"/>
+        <w:rPr>
+          <w:rFonts w:ascii="Courier New" w:eastAsia="Courier New" w:hAnsi="Courier New" w:cs="Courier New"/>
+          <w:b/>
+          <w:bCs/>
+          <w:sz w:val="23"/>
+          <w:szCs w:val="23"/>
+          <w:highlight w:val="yellow"/>
+        </w:rPr>
+      </w:pPr>
+      <w:r>
+        <w:rPr>
+          <w:rFonts w:ascii="Courier New" w:eastAsia="Courier New" w:hAnsi="Courier New" w:cs="Courier New"/>
+          <w:b/>
+          <w:bCs/>
+          <w:sz w:val="23"/>
+          <w:szCs w:val="23"/>
+          <w:highlight w:val="yellow"/>
+        </w:rPr>
+        <w:t>Que :how to different node console &amp; javascript console</w:t>
+      </w:r>
+      <w:r>
+        <w:rPr>
+          <w:rFonts w:ascii="Courier New" w:eastAsia="Courier New" w:hAnsi="Courier New" w:cs="Courier New"/>
+          <w:b/>
+          <w:bCs/>
+          <w:sz w:val="23"/>
+          <w:szCs w:val="23"/>
+          <w:highlight w:val="yellow"/>
+        </w:rPr>
+        <w:tab/>
+      </w:r>
+    </w:p>
+    <w:p>
+      <w:pPr>
+        <w:pStyle w:val="normal0"/>
+        <w:rPr>
+          <w:rFonts w:ascii="Courier New" w:eastAsia="Courier New" w:hAnsi="Courier New" w:cs="Courier New"/>
+          <w:sz w:val="23"/>
+          <w:szCs w:val="23"/>
+          <w:highlight w:val="yellow"/>
+        </w:rPr>
+      </w:pPr>
+      <w:r>
+        <w:rPr>
+          <w:rFonts w:ascii="Courier New" w:eastAsia="Courier New" w:hAnsi="Courier New" w:cs="Courier New"/>
+          <w:sz w:val="23"/>
+          <w:szCs w:val="23"/>
+          <w:highlight w:val="yellow"/>
+        </w:rPr>
+        <w:t>Ans : We write console in cmd its Node build in module &amp; we write in js file console its javascript browser functionality</w:t>
+      </w:r>
+    </w:p>
+    <w:p>
+      <w:pPr>
+        <w:pStyle w:val="normal0"/>
+        <w:rPr>
+          <w:rFonts w:ascii="Courier New" w:eastAsia="Courier New" w:hAnsi="Courier New" w:cs="Courier New"/>
+          <w:sz w:val="23"/>
+          <w:szCs w:val="23"/>
+          <w:highlight w:val="yellow"/>
+        </w:rPr>
+      </w:pPr>
+    </w:p>
+    <w:p>
+      <w:pPr>
+        <w:pStyle w:val="normal0"/>
+        <w:rPr>
+          <w:rFonts w:ascii="Courier New" w:eastAsia="Courier New" w:hAnsi="Courier New" w:cs="Courier New"/>
+          <w:sz w:val="23"/>
+          <w:szCs w:val="23"/>
+          <w:highlight w:val="yellow"/>
+        </w:rPr>
+      </w:pPr>
+      <w:r>
+        <w:rPr>
+          <w:rFonts w:ascii="Courier New" w:eastAsia="Courier New" w:hAnsi="Courier New" w:cs="Courier New"/>
+          <w:sz w:val="23"/>
+          <w:szCs w:val="23"/>
+          <w:highlight w:val="yellow"/>
+        </w:rPr>
+        <w:t xml:space="preserve">in node module provide console for debugging </w:t>
+      </w:r>
+    </w:p>
+    <w:p>
+      <w:pPr>
+        <w:pStyle w:val="normal0"/>
+        <w:rPr>
+          <w:rFonts w:ascii="Courier New" w:eastAsia="Courier New" w:hAnsi="Courier New" w:cs="Courier New"/>
+          <w:sz w:val="23"/>
+          <w:szCs w:val="23"/>
+          <w:highlight w:val="yellow"/>
+        </w:rPr>
+      </w:pPr>
+    </w:p>
+    <w:p>
+      <w:pPr>
+        <w:pStyle w:val="normal0"/>
+        <w:rPr>
+          <w:rFonts w:ascii="Courier New" w:eastAsia="Courier New" w:hAnsi="Courier New" w:cs="Courier New"/>
+          <w:sz w:val="23"/>
+          <w:szCs w:val="23"/>
+          <w:highlight w:val="yellow"/>
+        </w:rPr>
+      </w:pPr>
+      <w:r>
+        <w:rPr>
+          <w:rFonts w:ascii="Courier New" w:eastAsia="Courier New" w:hAnsi="Courier New" w:cs="Courier New"/>
+          <w:sz w:val="23"/>
+          <w:szCs w:val="23"/>
+          <w:highlight w:val="yellow"/>
+        </w:rPr>
+        <w:t>console.log()</w:t>
+      </w:r>
+    </w:p>
+    <w:p>
+      <w:pPr>
+        <w:pStyle w:val="normal0"/>
+        <w:rPr>
+          <w:rFonts w:ascii="Courier New" w:eastAsia="Courier New" w:hAnsi="Courier New" w:cs="Courier New"/>
+          <w:sz w:val="23"/>
+          <w:szCs w:val="23"/>
+          <w:highlight w:val="yellow"/>
+        </w:rPr>
+      </w:pPr>
+      <w:r>
+        <w:rPr>
+          <w:rFonts w:ascii="Courier New" w:eastAsia="Courier New" w:hAnsi="Courier New" w:cs="Courier New"/>
+          <w:sz w:val="23"/>
+          <w:szCs w:val="23"/>
+          <w:highlight w:val="yellow"/>
+        </w:rPr>
+        <w:t>console.error()</w:t>
+      </w:r>
+    </w:p>
+    <w:p>
+      <w:pPr>
+        <w:pStyle w:val="normal0"/>
+        <w:rPr>
+          <w:rFonts w:ascii="Courier New" w:eastAsia="Courier New" w:hAnsi="Courier New" w:cs="Courier New"/>
+          <w:sz w:val="23"/>
+          <w:szCs w:val="23"/>
+          <w:highlight w:val="yellow"/>
+        </w:rPr>
+      </w:pPr>
+      <w:r>
+        <w:rPr>
+          <w:rFonts w:ascii="Courier New" w:eastAsia="Courier New" w:hAnsi="Courier New" w:cs="Courier New"/>
+          <w:sz w:val="23"/>
+          <w:szCs w:val="23"/>
+          <w:highlight w:val="yellow"/>
+        </w:rPr>
+        <w:t>console.warn()</w:t>
+      </w:r>
+    </w:p>
+    <w:p>
+      <w:pPr>
+        <w:pStyle w:val="Heading1"/>
+        <w:keepNext w:val="0"/>
+        <w:keepLines w:val="0"/>
+        <w:shd w:val="clear" w:color="auto" w:fill="FFFFFF"/>
+        <w:spacing w:before="480" w:line="288" w:lineRule="auto"/>
+        <w:rPr>
+          <w:rFonts w:ascii="Verdana" w:eastAsia="Verdana" w:hAnsi="Verdana" w:cs="Verdana"/>
+          <w:color w:val="181717"/>
+          <w:sz w:val="51"/>
+          <w:szCs w:val="51"/>
+          <w:highlight w:val="white"/>
+        </w:rPr>
+      </w:pPr>
+      <w:bookmarkStart w:id="8" w:name="_x3s0pijvr0zd" w:colFirst="0" w:colLast="0"/>
+      <w:bookmarkEnd w:id="8"/>
+    </w:p>
+    <w:p>
+      <w:pPr>
+        <w:pStyle w:val="Heading1"/>
+        <w:keepNext w:val="0"/>
+        <w:keepLines w:val="0"/>
+        <w:shd w:val="clear" w:color="auto" w:fill="FFFFFF"/>
+        <w:spacing w:before="480" w:line="288" w:lineRule="auto"/>
+        <w:rPr>
+          <w:rFonts w:ascii="Verdana" w:eastAsia="Verdana" w:hAnsi="Verdana" w:cs="Verdana"/>
+          <w:color w:val="181717"/>
+          <w:sz w:val="51"/>
+          <w:szCs w:val="51"/>
+          <w:highlight w:val="white"/>
+        </w:rPr>
+      </w:pPr>
+      <w:bookmarkStart w:id="9" w:name="_hay3toc7o1az" w:colFirst="0" w:colLast="0"/>
+      <w:bookmarkEnd w:id="9"/>
+      <w:r>
+        <w:rPr>
+          <w:rFonts w:ascii="Verdana" w:eastAsia="Verdana" w:hAnsi="Verdana" w:cs="Verdana"/>
+          <w:color w:val="181717"/>
+          <w:sz w:val="51"/>
+          <w:szCs w:val="51"/>
+          <w:highlight w:val="white"/>
+        </w:rPr>
+        <w:t>======================</w:t>
+      </w:r>
+    </w:p>
+    <w:p>
+      <w:pPr>
+        <w:pStyle w:val="Heading1"/>
+        <w:keepNext w:val="0"/>
+        <w:keepLines w:val="0"/>
+        <w:shd w:val="clear" w:color="auto" w:fill="FFFFFF"/>
+        <w:spacing w:before="480" w:line="288" w:lineRule="auto"/>
+        <w:rPr>
+          <w:rFonts w:ascii="Verdana" w:eastAsia="Verdana" w:hAnsi="Verdana" w:cs="Verdana"/>
+          <w:color w:val="181717"/>
+          <w:sz w:val="51"/>
+          <w:szCs w:val="51"/>
+          <w:highlight w:val="white"/>
+          <w:u w:val="single"/>
+        </w:rPr>
+      </w:pPr>
+      <w:bookmarkStart w:id="10" w:name="_f227geey066v" w:colFirst="0" w:colLast="0"/>
+      <w:bookmarkEnd w:id="10"/>
+      <w:r>
+        <w:rPr>
+          <w:rFonts w:ascii="Verdana" w:eastAsia="Verdana" w:hAnsi="Verdana" w:cs="Verdana"/>
+          <w:color w:val="181717"/>
+          <w:sz w:val="51"/>
+          <w:szCs w:val="51"/>
+          <w:highlight w:val="white"/>
+          <w:u w:val="single"/>
+        </w:rPr>
+        <w:t>With File script</w:t>
+      </w:r>
+    </w:p>
+    <w:p>
+      <w:pPr>
+        <w:pStyle w:val="normal0"/>
+      </w:pPr>
+    </w:p>
+    <w:p>
+      <w:pPr>
+        <w:pStyle w:val="normal0"/>
+        <w:rPr>
+          <w:b/>
+          <w:bCs/>
+        </w:rPr>
+      </w:pPr>
+      <w:r>
+        <w:t>Step: 1 Create file</w:t>
+      </w:r>
+      <w:r>
+        <w:rPr>
+          <w:b/>
+          <w:bCs/>
+        </w:rPr>
+        <w:t xml:space="preserve"> index.js</w:t>
+      </w:r>
+    </w:p>
+    <w:p>
+      <w:pPr>
+        <w:pStyle w:val="normal0"/>
+      </w:pPr>
+    </w:p>
+    <w:p>
+      <w:pPr>
+        <w:pStyle w:val="normal0"/>
+      </w:pPr>
+      <w:r>
+        <w:rPr>
+          <w:b/>
+          <w:bCs/>
+        </w:rPr>
+        <w:lastRenderedPageBreak/>
+        <w:t>Code file</w:t>
+      </w:r>
+      <w:r>
+        <w:t xml:space="preserve"> : console.log(‘Hello world’);</w:t>
+      </w:r>
+    </w:p>
+    <w:p>
+      <w:pPr>
+        <w:pStyle w:val="normal0"/>
+      </w:pPr>
+    </w:p>
+    <w:p>
+      <w:pPr>
+        <w:pStyle w:val="normal0"/>
+        <w:rPr>
+          <w:b/>
+          <w:bCs/>
+        </w:rPr>
+      </w:pPr>
+      <w:r>
+        <w:rPr>
+          <w:b/>
+          <w:bCs/>
+        </w:rPr>
+        <w:t>Run cmd : node index.js</w:t>
+      </w:r>
+    </w:p>
+    <w:p>
+      <w:pPr>
+        <w:pStyle w:val="Heading1"/>
+        <w:keepNext w:val="0"/>
+        <w:keepLines w:val="0"/>
+        <w:shd w:val="clear" w:color="auto" w:fill="FFFFFF"/>
+        <w:spacing w:before="480" w:line="288" w:lineRule="auto"/>
+        <w:rPr>
+          <w:rFonts w:ascii="Verdana" w:eastAsia="Verdana" w:hAnsi="Verdana" w:cs="Verdana"/>
+          <w:color w:val="181717"/>
+          <w:sz w:val="51"/>
+          <w:szCs w:val="51"/>
+          <w:highlight w:val="white"/>
+        </w:rPr>
+      </w:pPr>
+      <w:bookmarkStart w:id="11" w:name="_1xrk2aonqvcp" w:colFirst="0" w:colLast="0"/>
+      <w:bookmarkEnd w:id="11"/>
+      <w:r>
+        <w:rPr>
+          <w:rFonts w:ascii="Verdana" w:eastAsia="Verdana" w:hAnsi="Verdana" w:cs="Verdana"/>
+          <w:color w:val="181717"/>
+          <w:sz w:val="51"/>
+          <w:szCs w:val="51"/>
+          <w:highlight w:val="white"/>
+        </w:rPr>
+        <w:t>Node.js Basics</w:t>
+      </w:r>
+    </w:p>
+    <w:p>
+      <w:pPr>
+        <w:pStyle w:val="normal0"/>
+        <w:numPr>
+          <w:ilvl w:val="0"/>
+          <w:numId w:val="9"/>
+        </w:numPr>
+        <w:shd w:val="clear" w:color="auto" w:fill="FFFFFF"/>
+        <w:spacing w:before="360"/>
+        <w:jc w:val="both"/>
+        <w:rPr>
+          <w:rFonts w:ascii="Verdana" w:eastAsia="Verdana" w:hAnsi="Verdana" w:cs="Verdana"/>
+          <w:color w:val="181717"/>
+          <w:sz w:val="26"/>
+          <w:szCs w:val="26"/>
+          <w:highlight w:val="white"/>
+        </w:rPr>
+      </w:pPr>
+      <w:r>
+        <w:rPr>
+          <w:rFonts w:ascii="Verdana" w:eastAsia="Verdana" w:hAnsi="Verdana" w:cs="Verdana"/>
+          <w:color w:val="181717"/>
+          <w:sz w:val="26"/>
+          <w:szCs w:val="26"/>
+          <w:highlight w:val="white"/>
+        </w:rPr>
+        <w:t>Node.js supports JavaScript. So, JavaScript syntax on Node.js is similar to the browser's JavaScript syntax.</w:t>
+      </w:r>
+    </w:p>
+    <w:p>
+      <w:pPr>
+        <w:pStyle w:val="normal0"/>
+        <w:numPr>
+          <w:ilvl w:val="0"/>
+          <w:numId w:val="9"/>
+        </w:numPr>
+        <w:shd w:val="clear" w:color="auto" w:fill="FFFFFF"/>
+        <w:jc w:val="both"/>
+        <w:rPr>
+          <w:rFonts w:ascii="Verdana" w:eastAsia="Verdana" w:hAnsi="Verdana" w:cs="Verdana"/>
+          <w:color w:val="181717"/>
+          <w:sz w:val="26"/>
+          <w:szCs w:val="26"/>
+          <w:highlight w:val="white"/>
+        </w:rPr>
+      </w:pPr>
+      <w:r>
+        <w:rPr>
+          <w:rFonts w:ascii="Verdana" w:eastAsia="Verdana" w:hAnsi="Verdana" w:cs="Verdana"/>
+          <w:color w:val="181717"/>
+          <w:sz w:val="26"/>
+          <w:szCs w:val="26"/>
+          <w:highlight w:val="white"/>
+        </w:rPr>
+        <w:t xml:space="preserve">Javascript Fundamental for Node.js </w:t>
+      </w:r>
+    </w:p>
+    <w:p>
+      <w:pPr>
+        <w:pStyle w:val="normal0"/>
+        <w:numPr>
+          <w:ilvl w:val="0"/>
+          <w:numId w:val="9"/>
+        </w:numPr>
+        <w:shd w:val="clear" w:color="auto" w:fill="FFFFFF"/>
+        <w:jc w:val="both"/>
+        <w:rPr>
+          <w:rFonts w:ascii="Verdana" w:eastAsia="Verdana" w:hAnsi="Verdana" w:cs="Verdana"/>
+          <w:color w:val="181717"/>
+          <w:sz w:val="26"/>
+          <w:szCs w:val="26"/>
+          <w:highlight w:val="white"/>
+        </w:rPr>
+      </w:pPr>
+      <w:r>
+        <w:rPr>
+          <w:rFonts w:ascii="Verdana" w:eastAsia="Verdana" w:hAnsi="Verdana" w:cs="Verdana"/>
+          <w:color w:val="181717"/>
+          <w:sz w:val="26"/>
+          <w:szCs w:val="26"/>
+          <w:highlight w:val="white"/>
+        </w:rPr>
+        <w:t>Condition , Loop , Array</w:t>
+      </w:r>
+    </w:p>
+    <w:p>
+      <w:pPr>
+        <w:pStyle w:val="normal0"/>
+        <w:numPr>
+          <w:ilvl w:val="0"/>
+          <w:numId w:val="9"/>
+        </w:numPr>
+        <w:shd w:val="clear" w:color="auto" w:fill="FFFFFF"/>
+        <w:spacing w:after="360"/>
+        <w:jc w:val="both"/>
+        <w:rPr>
+          <w:rFonts w:ascii="Verdana" w:eastAsia="Verdana" w:hAnsi="Verdana" w:cs="Verdana"/>
+          <w:color w:val="181717"/>
+          <w:sz w:val="26"/>
+          <w:szCs w:val="26"/>
+          <w:highlight w:val="white"/>
+        </w:rPr>
+      </w:pPr>
+      <w:r>
+        <w:rPr>
+          <w:rFonts w:ascii="Verdana" w:eastAsia="Verdana" w:hAnsi="Verdana" w:cs="Verdana"/>
+          <w:color w:val="181717"/>
+          <w:sz w:val="26"/>
+          <w:szCs w:val="26"/>
+          <w:highlight w:val="white"/>
+        </w:rPr>
+        <w:t>The Import Function and variables from another file</w:t>
+      </w:r>
+    </w:p>
+    <w:p>
+      <w:pPr>
+        <w:pStyle w:val="normal0"/>
+        <w:shd w:val="clear" w:color="auto" w:fill="FFFFFF"/>
+        <w:spacing w:before="360" w:after="360"/>
+        <w:jc w:val="both"/>
+        <w:rPr>
+          <w:rFonts w:ascii="Verdana" w:eastAsia="Verdana" w:hAnsi="Verdana" w:cs="Verdana"/>
+          <w:color w:val="181717"/>
+          <w:sz w:val="26"/>
+          <w:szCs w:val="26"/>
+          <w:highlight w:val="white"/>
+        </w:rPr>
+      </w:pPr>
+    </w:p>
+    <w:p>
+      <w:pPr>
+        <w:spacing w:before="100" w:beforeAutospacing="1" w:after="100" w:afterAutospacing="1" w:line="240" w:lineRule="auto"/>
+        <w:rPr>
+          <w:rFonts w:ascii="Times New Roman" w:eastAsia="Times New Roman" w:hAnsi="Times New Roman" w:cs="Times New Roman"/>
+          <w:sz w:val="24"/>
+          <w:szCs w:val="24"/>
+        </w:rPr>
+      </w:pPr>
+      <w:r>
+        <w:rPr>
+          <w:rFonts w:ascii="Times New Roman" w:eastAsia="Times New Roman" w:hAnsi="Times New Roman" w:cs="Times New Roman"/>
+          <w:sz w:val="24"/>
+          <w:szCs w:val="24"/>
+        </w:rPr>
+        <w:t>Now you can write JavaScript code directly.</w:t>
+      </w:r>
+    </w:p>
+    <w:p>
+      <w:pPr>
+        <w:spacing w:before="100" w:beforeAutospacing="1" w:after="100" w:afterAutospacing="1" w:line="240" w:lineRule="auto"/>
+        <w:rPr>
+          <w:rFonts w:ascii="Times New Roman" w:eastAsia="Times New Roman" w:hAnsi="Times New Roman" w:cs="Times New Roman"/>
+          <w:sz w:val="24"/>
+          <w:szCs w:val="24"/>
+        </w:rPr>
+      </w:pPr>
+      <w:r>
+        <w:rPr>
+          <w:rFonts w:ascii="Times New Roman" w:eastAsia="Times New Roman" w:hAnsi="Times New Roman" w:cs="Times New Roman"/>
+          <w:sz w:val="24"/>
+          <w:szCs w:val="24"/>
+        </w:rPr>
+        <w:t>Example:</w:t>
+      </w:r>
+    </w:p>
+    <w:p>
+      <w:pPr>
+        <w:tabs>
+          <w:tab w:val="left" w:pos="916"/>
+          <w:tab w:val="left" w:pos="1832"/>
+          <w:tab w:val="left" w:pos="2748"/>
+          <w:tab w:val="left" w:pos="3664"/>
+          <w:tab w:val="left" w:pos="4580"/>
+          <w:tab w:val="left" w:pos="5496"/>
+          <w:tab w:val="left" w:pos="6412"/>
+          <w:tab w:val="left" w:pos="7328"/>
+          <w:tab w:val="left" w:pos="8244"/>
+          <w:tab w:val="left" w:pos="9160"/>
+          <w:tab w:val="left" w:pos="10076"/>
+          <w:tab w:val="left" w:pos="10992"/>
+          <w:tab w:val="left" w:pos="11908"/>
+          <w:tab w:val="left" w:pos="12824"/>
+          <w:tab w:val="left" w:pos="13740"/>
+          <w:tab w:val="left" w:pos="14656"/>
+        </w:tabs>
+        <w:spacing w:line="240" w:lineRule="auto"/>
+        <w:rPr>
+          <w:rFonts w:ascii="Courier New" w:eastAsia="Times New Roman" w:hAnsi="Courier New" w:cs="Courier New"/>
+          <w:sz w:val="20"/>
+        </w:rPr>
+      </w:pPr>
+      <w:r>
+        <w:rPr>
+          <w:rFonts w:ascii="Courier New" w:eastAsia="Times New Roman" w:hAnsi="Courier New" w:cs="Courier New"/>
+          <w:sz w:val="20"/>
+        </w:rPr>
+        <w:t>&gt; let name = "Rajesh"</w:t>
+      </w:r>
+    </w:p>
+    <w:p>
+      <w:pPr>
+        <w:tabs>
+          <w:tab w:val="left" w:pos="916"/>
+          <w:tab w:val="left" w:pos="1832"/>
+          <w:tab w:val="left" w:pos="2748"/>
+          <w:tab w:val="left" w:pos="3664"/>
+          <w:tab w:val="left" w:pos="4580"/>
+          <w:tab w:val="left" w:pos="5496"/>
+          <w:tab w:val="left" w:pos="6412"/>
+          <w:tab w:val="left" w:pos="7328"/>
+          <w:tab w:val="left" w:pos="8244"/>
+          <w:tab w:val="left" w:pos="9160"/>
+          <w:tab w:val="left" w:pos="10076"/>
+          <w:tab w:val="left" w:pos="10992"/>
+          <w:tab w:val="left" w:pos="11908"/>
+          <w:tab w:val="left" w:pos="12824"/>
+          <w:tab w:val="left" w:pos="13740"/>
+          <w:tab w:val="left" w:pos="14656"/>
+        </w:tabs>
+        <w:spacing w:line="240" w:lineRule="auto"/>
+        <w:rPr>
+          <w:rFonts w:ascii="Courier New" w:eastAsia="Times New Roman" w:hAnsi="Courier New" w:cs="Courier New"/>
+          <w:sz w:val="20"/>
+        </w:rPr>
+      </w:pPr>
+      <w:r>
+        <w:rPr>
+          <w:rFonts w:ascii="Courier New" w:eastAsia="Times New Roman" w:hAnsi="Courier New" w:cs="Courier New"/>
+          <w:sz w:val="20"/>
+        </w:rPr>
+        <w:t>&gt; console.log(name)</w:t>
+      </w:r>
+    </w:p>
+    <w:p>
+      <w:pPr>
+        <w:tabs>
+          <w:tab w:val="left" w:pos="916"/>
+          <w:tab w:val="left" w:pos="1832"/>
+          <w:tab w:val="left" w:pos="2748"/>
+          <w:tab w:val="left" w:pos="3664"/>
+          <w:tab w:val="left" w:pos="4580"/>
+          <w:tab w:val="left" w:pos="5496"/>
+          <w:tab w:val="left" w:pos="6412"/>
+          <w:tab w:val="left" w:pos="7328"/>
+          <w:tab w:val="left" w:pos="8244"/>
+          <w:tab w:val="left" w:pos="9160"/>
+          <w:tab w:val="left" w:pos="10076"/>
+          <w:tab w:val="left" w:pos="10992"/>
+          <w:tab w:val="left" w:pos="11908"/>
+          <w:tab w:val="left" w:pos="12824"/>
+          <w:tab w:val="left" w:pos="13740"/>
+          <w:tab w:val="left" w:pos="14656"/>
+        </w:tabs>
+        <w:spacing w:line="240" w:lineRule="auto"/>
+        <w:rPr>
+          <w:rFonts w:ascii="Courier New" w:eastAsia="Times New Roman" w:hAnsi="Courier New" w:cs="Courier New"/>
+          <w:sz w:val="20"/>
+          <w:szCs w:val="20"/>
+        </w:rPr>
+      </w:pPr>
+      <w:r>
+        <w:rPr>
+          <w:rFonts w:ascii="Courier New" w:eastAsia="Times New Roman" w:hAnsi="Courier New" w:cs="Courier New"/>
+          <w:sz w:val="20"/>
+        </w:rPr>
+        <w:t>Rajesh</w:t>
+      </w:r>
+    </w:p>
+    <w:p>
+      <w:pPr>
+        <w:pStyle w:val="NormalWeb"/>
+      </w:pPr>
+      <w:r>
+        <w:t>Step 2: Type the following code directly into the REPL:</w:t>
+      </w:r>
+    </w:p>
+    <w:p>
+      <w:pPr>
+        <w:pStyle w:val="HTMLPreformatted"/>
+        <w:rPr>
+          <w:rStyle w:val="HTMLCode"/>
+        </w:rPr>
+      </w:pPr>
+      <w:r>
+        <w:rPr>
+          <w:rStyle w:val="HTMLCode"/>
+        </w:rPr>
+        <w:t>let a = 10;</w:t>
+      </w:r>
+    </w:p>
+    <w:p>
+      <w:pPr>
+        <w:pStyle w:val="HTMLPreformatted"/>
+        <w:rPr>
+          <w:rStyle w:val="HTMLCode"/>
+        </w:rPr>
+      </w:pPr>
+      <w:r>
+        <w:rPr>
+          <w:rStyle w:val="HTMLCode"/>
+        </w:rPr>
+        <w:t>let b = 20;</w:t>
+      </w:r>
+    </w:p>
+    <w:p>
+      <w:pPr>
+        <w:pStyle w:val="HTMLPreformatted"/>
+        <w:rPr>
+          <w:rStyle w:val="HTMLCode"/>
+        </w:rPr>
+      </w:pPr>
+    </w:p>
+    <w:p>
+      <w:pPr>
+        <w:pStyle w:val="HTMLPreformatted"/>
+        <w:rPr>
+          <w:rStyle w:val="HTMLCode"/>
+        </w:rPr>
+      </w:pPr>
+      <w:r>
+        <w:rPr>
+          <w:rStyle w:val="HTMLCode"/>
+        </w:rPr>
+        <w:t>let sum = a + b;</w:t>
+      </w:r>
+    </w:p>
+    <w:p>
+      <w:pPr>
+        <w:pStyle w:val="HTMLPreformatted"/>
+        <w:rPr>
+          <w:rStyle w:val="HTMLCode"/>
+        </w:rPr>
+      </w:pPr>
+    </w:p>
+    <w:p>
+      <w:pPr>
+        <w:pStyle w:val="HTMLPreformatted"/>
+        <w:rPr>
+          <w:rStyle w:val="HTMLCode"/>
+        </w:rPr>
+      </w:pPr>
+      <w:r>
+        <w:rPr>
+          <w:rStyle w:val="HTMLCode"/>
+        </w:rPr>
+        <w:t>console.log("First Number:", a);</w:t>
+      </w:r>
+    </w:p>
+    <w:p>
+      <w:pPr>
+        <w:pStyle w:val="HTMLPreformatted"/>
+        <w:rPr>
+          <w:rStyle w:val="HTMLCode"/>
+        </w:rPr>
+      </w:pPr>
+      <w:r>
+        <w:rPr>
+          <w:rStyle w:val="HTMLCode"/>
+        </w:rPr>
+        <w:t>console.log("Second Number:", b);</w:t>
+      </w:r>
+    </w:p>
+    <w:p>
+      <w:pPr>
+        <w:pStyle w:val="HTMLPreformatted"/>
+      </w:pPr>
+      <w:r>
+        <w:rPr>
+          <w:rStyle w:val="HTMLCode"/>
+        </w:rPr>
+        <w:t>console.log("Addition:", sum);</w:t>
+      </w:r>
+    </w:p>
+    <w:p>
+      <w:pPr>
+        <w:pStyle w:val="normal0"/>
+        <w:shd w:val="clear" w:color="auto" w:fill="FFFFFF"/>
+        <w:spacing w:before="360" w:after="360"/>
+        <w:jc w:val="both"/>
+        <w:rPr>
+          <w:rFonts w:ascii="Verdana" w:eastAsia="Verdana" w:hAnsi="Verdana" w:cs="Verdana"/>
+          <w:color w:val="181717"/>
+          <w:sz w:val="26"/>
+          <w:szCs w:val="26"/>
+        </w:rPr>
+      </w:pPr>
+    </w:p>
+    <w:p>
+      <w:pPr>
+        <w:pStyle w:val="Heading2"/>
+      </w:pPr>
+      <w:r>
+        <w:rPr>
+          <w:rStyle w:val="HTMLCode"/>
+          <w:rFonts w:eastAsia="Arial"/>
+        </w:rPr>
+        <w:t>if...else</w:t>
+      </w:r>
+      <w:r>
+        <w:t xml:space="preserve"> Statement</w:t>
+      </w:r>
+    </w:p>
+    <w:p>
+      <w:pPr>
+        <w:pStyle w:val="NormalWeb"/>
+      </w:pPr>
+      <w:r>
+        <w:t>Objective: Check whether a number is even or odd.</w:t>
+      </w:r>
+    </w:p>
+    <w:p>
+      <w:pPr>
+        <w:pStyle w:val="HTMLPreformatted"/>
+        <w:rPr>
+          <w:rStyle w:val="HTMLCode"/>
+          <w:rFonts w:eastAsia="Arial"/>
+        </w:rPr>
+      </w:pPr>
+      <w:r>
+        <w:rPr>
+          <w:rStyle w:val="HTMLCode"/>
+          <w:rFonts w:eastAsia="Arial"/>
+        </w:rPr>
+        <w:t>let num = 7;</w:t>
+      </w:r>
+    </w:p>
+    <w:p>
+      <w:pPr>
+        <w:pStyle w:val="HTMLPreformatted"/>
+        <w:rPr>
+          <w:rStyle w:val="HTMLCode"/>
+          <w:rFonts w:eastAsia="Arial"/>
+        </w:rPr>
+      </w:pPr>
+    </w:p>
+    <w:p>
+      <w:pPr>
+        <w:pStyle w:val="HTMLPreformatted"/>
+        <w:rPr>
+          <w:rStyle w:val="HTMLCode"/>
+          <w:rFonts w:eastAsia="Arial"/>
+        </w:rPr>
+      </w:pPr>
+      <w:r>
+        <w:rPr>
+          <w:rStyle w:val="HTMLCode"/>
+          <w:rFonts w:eastAsia="Arial"/>
+        </w:rPr>
+        <w:t>if (num % 2 == 0) {</w:t>
+      </w:r>
+    </w:p>
+    <w:p>
+      <w:pPr>
+        <w:pStyle w:val="HTMLPreformatted"/>
+        <w:rPr>
+          <w:rStyle w:val="HTMLCode"/>
+          <w:rFonts w:eastAsia="Arial"/>
+        </w:rPr>
+      </w:pPr>
+      <w:r>
+        <w:rPr>
+          <w:rStyle w:val="HTMLCode"/>
+          <w:rFonts w:eastAsia="Arial"/>
+        </w:rPr>
+        <w:t xml:space="preserve">    console.log("Even Number");</w:t>
+      </w:r>
+    </w:p>
+    <w:p>
+      <w:pPr>
+        <w:pStyle w:val="HTMLPreformatted"/>
+        <w:rPr>
+          <w:rStyle w:val="HTMLCode"/>
+          <w:rFonts w:eastAsia="Arial"/>
+        </w:rPr>
+      </w:pPr>
+      <w:r>
+        <w:rPr>
+          <w:rStyle w:val="HTMLCode"/>
+          <w:rFonts w:eastAsia="Arial"/>
+        </w:rPr>
+        <w:t>} else {</w:t>
+      </w:r>
+    </w:p>
+    <w:p>
+      <w:pPr>
+        <w:pStyle w:val="HTMLPreformatted"/>
+        <w:rPr>
+          <w:rStyle w:val="HTMLCode"/>
+          <w:rFonts w:eastAsia="Arial"/>
+        </w:rPr>
+      </w:pPr>
+      <w:r>
+        <w:rPr>
+          <w:rStyle w:val="HTMLCode"/>
+          <w:rFonts w:eastAsia="Arial"/>
+        </w:rPr>
+        <w:t xml:space="preserve">    console.log("Odd Number");</w:t>
+      </w:r>
+    </w:p>
+    <w:p>
+      <w:pPr>
+        <w:pStyle w:val="HTMLPreformatted"/>
+      </w:pPr>
+      <w:r>
+        <w:rPr>
+          <w:rStyle w:val="HTMLCode"/>
+          <w:rFonts w:eastAsia="Arial"/>
+        </w:rPr>
+        <w:t>}</w:t>
+      </w:r>
+    </w:p>
+    <w:p>
+      <w:pPr>
+        <w:pStyle w:val="normal0"/>
+        <w:shd w:val="clear" w:color="auto" w:fill="FFFFFF"/>
+        <w:spacing w:before="360" w:after="360"/>
+        <w:jc w:val="both"/>
+        <w:rPr>
+          <w:rFonts w:ascii="Verdana" w:eastAsia="Verdana" w:hAnsi="Verdana" w:cs="Verdana"/>
+          <w:color w:val="181717"/>
+          <w:sz w:val="26"/>
+          <w:szCs w:val="26"/>
+          <w:highlight w:val="white"/>
+        </w:rPr>
+      </w:pPr>
+    </w:p>
+    <w:p>
+      <w:pPr>
+        <w:pStyle w:val="Heading2"/>
+      </w:pPr>
+      <w:r>
+        <w:t xml:space="preserve">Task 1: </w:t>
+      </w:r>
+      <w:r>
+        <w:rPr>
+          <w:rStyle w:val="HTMLCode"/>
+          <w:rFonts w:eastAsia="Arial"/>
+        </w:rPr>
+        <w:t>for</w:t>
+      </w:r>
+      <w:r>
+        <w:t xml:space="preserve"> Loop — Print 1 to 10</w:t>
+      </w:r>
+    </w:p>
+    <w:p>
+      <w:pPr>
+        <w:pStyle w:val="NormalWeb"/>
+      </w:pPr>
+      <w:r>
+        <w:t>Objective: Print numbers from 1 to 10.</w:t>
+      </w:r>
+    </w:p>
+    <w:p>
+      <w:pPr>
+        <w:pStyle w:val="HTMLPreformatted"/>
+        <w:rPr>
+          <w:rStyle w:val="HTMLCode"/>
+          <w:rFonts w:eastAsia="Arial"/>
+        </w:rPr>
+      </w:pPr>
+      <w:r>
+        <w:rPr>
+          <w:rStyle w:val="HTMLCode"/>
+          <w:rFonts w:eastAsia="Arial"/>
+        </w:rPr>
+        <w:t>for (let i = 1; i &lt;= 10; i++) {</w:t>
+      </w:r>
+    </w:p>
+    <w:p>
+      <w:pPr>
+        <w:pStyle w:val="HTMLPreformatted"/>
+        <w:rPr>
+          <w:rStyle w:val="HTMLCode"/>
+          <w:rFonts w:eastAsia="Arial"/>
+        </w:rPr>
+      </w:pPr>
+      <w:r>
+        <w:rPr>
+          <w:rStyle w:val="HTMLCode"/>
+          <w:rFonts w:eastAsia="Arial"/>
+        </w:rPr>
+        <w:t xml:space="preserve">    console.log(i);</w:t>
+      </w:r>
+    </w:p>
+    <w:p>
+      <w:pPr>
+        <w:pStyle w:val="HTMLPreformatted"/>
+      </w:pPr>
+      <w:r>
+        <w:rPr>
+          <w:rStyle w:val="HTMLCode"/>
+          <w:rFonts w:eastAsia="Arial"/>
+        </w:rPr>
+        <w:t>}</w:t>
+      </w:r>
+    </w:p>
+    <w:p>
+      <w:pPr>
+        <w:pStyle w:val="Heading2"/>
+      </w:pPr>
+      <w:r>
+        <w:t>Task 2: Function with a Parameter</w:t>
+      </w:r>
+    </w:p>
+    <w:p>
+      <w:pPr>
+        <w:pStyle w:val="NormalWeb"/>
+      </w:pPr>
+      <w:r>
+        <w:t>Objective: Pass a name to a function.</w:t>
+      </w:r>
+    </w:p>
+    <w:p>
+      <w:pPr>
+        <w:pStyle w:val="HTMLPreformatted"/>
+        <w:rPr>
+          <w:rStyle w:val="HTMLCode"/>
+        </w:rPr>
+      </w:pPr>
+      <w:r>
+        <w:rPr>
+          <w:rStyle w:val="HTMLCode"/>
+        </w:rPr>
+        <w:t>function welcome(name) {</w:t>
+      </w:r>
+    </w:p>
+    <w:p>
+      <w:pPr>
+        <w:pStyle w:val="HTMLPreformatted"/>
+        <w:rPr>
+          <w:rStyle w:val="HTMLCode"/>
+        </w:rPr>
+      </w:pPr>
+      <w:r>
+        <w:rPr>
+          <w:rStyle w:val="HTMLCode"/>
+        </w:rPr>
+        <w:t xml:space="preserve">    console.log("Welcome " + name);</w:t>
+      </w:r>
+    </w:p>
+    <w:p>
+      <w:pPr>
+        <w:pStyle w:val="HTMLPreformatted"/>
+        <w:rPr>
+          <w:rStyle w:val="HTMLCode"/>
+        </w:rPr>
+      </w:pPr>
+      <w:r>
+        <w:rPr>
+          <w:rStyle w:val="HTMLCode"/>
+        </w:rPr>
+        <w:t>}</w:t>
+      </w:r>
+    </w:p>
+    <w:p>
+      <w:pPr>
+        <w:pStyle w:val="HTMLPreformatted"/>
+        <w:rPr>
+          <w:rStyle w:val="HTMLCode"/>
+        </w:rPr>
+      </w:pPr>
+    </w:p>
+    <w:p>
+      <w:pPr>
+        <w:pStyle w:val="HTMLPreformatted"/>
+        <w:rPr>
+          <w:rStyle w:val="HTMLCode"/>
+        </w:rPr>
+      </w:pPr>
+      <w:r>
+        <w:rPr>
+          <w:rStyle w:val="HTMLCode"/>
+        </w:rPr>
+        <w:t>welcome("Rajesh");</w:t>
+      </w:r>
+    </w:p>
+    <w:p>
+      <w:pPr>
+        <w:pStyle w:val="HTMLPreformatted"/>
+      </w:pPr>
+      <w:r>
+        <w:rPr>
+          <w:rStyle w:val="HTMLCode"/>
+        </w:rPr>
+        <w:t>welcome("Amit");</w:t>
+      </w:r>
+    </w:p>
+    <w:p>
+      <w:pPr>
+        <w:pStyle w:val="normal0"/>
+        <w:shd w:val="clear" w:color="auto" w:fill="FFFFFF"/>
+        <w:spacing w:before="360" w:after="360"/>
+        <w:jc w:val="both"/>
+        <w:rPr>
+          <w:rFonts w:ascii="Verdana" w:eastAsia="Verdana" w:hAnsi="Verdana" w:cs="Verdana"/>
+          <w:color w:val="181717"/>
+          <w:sz w:val="26"/>
+          <w:szCs w:val="26"/>
+          <w:highlight w:val="white"/>
+        </w:rPr>
+      </w:pPr>
+    </w:p>
+    <w:p>
+      <w:pPr>
+        <w:pStyle w:val="normal0"/>
+        <w:shd w:val="clear" w:color="auto" w:fill="FFFFFF"/>
+        <w:spacing w:before="360" w:after="360"/>
+        <w:jc w:val="both"/>
+        <w:rPr>
+          <w:rFonts w:ascii="Verdana" w:eastAsia="Verdana" w:hAnsi="Verdana" w:cs="Verdana"/>
+          <w:color w:val="181717"/>
+          <w:sz w:val="26"/>
+          <w:szCs w:val="26"/>
+          <w:highlight w:val="white"/>
+        </w:rPr>
+      </w:pPr>
+    </w:p>
+    <w:p>
+      <w:pPr>
+        <w:pStyle w:val="Heading2"/>
+        <w:keepNext w:val="0"/>
+        <w:keepLines w:val="0"/>
+        <w:shd w:val="clear" w:color="auto" w:fill="FFFFFF"/>
+        <w:spacing w:after="80" w:line="288" w:lineRule="auto"/>
+        <w:rPr>
+          <w:rFonts w:ascii="Verdana" w:eastAsia="Verdana" w:hAnsi="Verdana" w:cs="Verdana"/>
+          <w:color w:val="181717"/>
+          <w:sz w:val="42"/>
+          <w:szCs w:val="42"/>
+          <w:highlight w:val="white"/>
+        </w:rPr>
+      </w:pPr>
+      <w:bookmarkStart w:id="12" w:name="_vnj3z85kfw0b" w:colFirst="0" w:colLast="0"/>
+      <w:bookmarkEnd w:id="12"/>
+      <w:r>
+        <w:rPr>
+          <w:rFonts w:ascii="Verdana" w:eastAsia="Verdana" w:hAnsi="Verdana" w:cs="Verdana"/>
+          <w:color w:val="181717"/>
+          <w:sz w:val="42"/>
+          <w:szCs w:val="42"/>
+          <w:highlight w:val="white"/>
+        </w:rPr>
+        <w:t>Primitive Types</w:t>
+      </w:r>
+    </w:p>
+    <w:p>
+      <w:pPr>
+        <w:pStyle w:val="normal0"/>
+        <w:shd w:val="clear" w:color="auto" w:fill="FFFFFF"/>
+        <w:spacing w:before="360" w:after="360"/>
+        <w:jc w:val="both"/>
+        <w:rPr>
+          <w:rFonts w:ascii="Verdana" w:eastAsia="Verdana" w:hAnsi="Verdana" w:cs="Verdana"/>
+          <w:color w:val="181717"/>
+          <w:sz w:val="26"/>
+          <w:szCs w:val="26"/>
+          <w:highlight w:val="white"/>
+        </w:rPr>
+      </w:pPr>
+      <w:r>
+        <w:rPr>
+          <w:rFonts w:ascii="Verdana" w:eastAsia="Verdana" w:hAnsi="Verdana" w:cs="Verdana"/>
+          <w:color w:val="181717"/>
+          <w:sz w:val="26"/>
+          <w:szCs w:val="26"/>
+          <w:highlight w:val="white"/>
+        </w:rPr>
+        <w:t>Node.js includes following primitive types:</w:t>
+      </w:r>
+    </w:p>
+    <w:p>
+      <w:pPr>
+        <w:pStyle w:val="normal0"/>
+        <w:numPr>
+          <w:ilvl w:val="0"/>
+          <w:numId w:val="10"/>
+        </w:numPr>
+        <w:shd w:val="clear" w:color="auto" w:fill="FFFFFF"/>
+        <w:rPr>
+          <w:highlight w:val="white"/>
+        </w:rPr>
+      </w:pPr>
+      <w:r>
+        <w:rPr>
+          <w:rFonts w:ascii="Verdana" w:eastAsia="Verdana" w:hAnsi="Verdana" w:cs="Verdana"/>
+          <w:color w:val="181717"/>
+          <w:sz w:val="26"/>
+          <w:szCs w:val="26"/>
+          <w:highlight w:val="white"/>
+        </w:rPr>
+        <w:t>String</w:t>
+      </w:r>
+    </w:p>
+    <w:p>
+      <w:pPr>
+        <w:pStyle w:val="normal0"/>
+        <w:numPr>
+          <w:ilvl w:val="0"/>
+          <w:numId w:val="10"/>
+        </w:numPr>
+        <w:shd w:val="clear" w:color="auto" w:fill="FFFFFF"/>
+        <w:rPr>
+          <w:highlight w:val="white"/>
+        </w:rPr>
+      </w:pPr>
+      <w:r>
+        <w:rPr>
+          <w:rFonts w:ascii="Verdana" w:eastAsia="Verdana" w:hAnsi="Verdana" w:cs="Verdana"/>
+          <w:color w:val="181717"/>
+          <w:sz w:val="26"/>
+          <w:szCs w:val="26"/>
+          <w:highlight w:val="white"/>
+        </w:rPr>
+        <w:t>Number</w:t>
+      </w:r>
+    </w:p>
+    <w:p>
+      <w:pPr>
+        <w:pStyle w:val="normal0"/>
+        <w:numPr>
+          <w:ilvl w:val="0"/>
+          <w:numId w:val="10"/>
+        </w:numPr>
+        <w:shd w:val="clear" w:color="auto" w:fill="FFFFFF"/>
+        <w:rPr>
+          <w:highlight w:val="white"/>
+        </w:rPr>
+      </w:pPr>
+      <w:r>
+        <w:rPr>
+          <w:rFonts w:ascii="Verdana" w:eastAsia="Verdana" w:hAnsi="Verdana" w:cs="Verdana"/>
+          <w:color w:val="181717"/>
+          <w:sz w:val="26"/>
+          <w:szCs w:val="26"/>
+          <w:highlight w:val="white"/>
+        </w:rPr>
+        <w:t>Boolean</w:t>
+      </w:r>
+    </w:p>
+    <w:p>
+      <w:pPr>
+        <w:pStyle w:val="normal0"/>
+        <w:numPr>
+          <w:ilvl w:val="0"/>
+          <w:numId w:val="10"/>
+        </w:numPr>
+        <w:shd w:val="clear" w:color="auto" w:fill="FFFFFF"/>
+        <w:rPr>
+          <w:highlight w:val="white"/>
+        </w:rPr>
+      </w:pPr>
+      <w:r>
+        <w:rPr>
+          <w:rFonts w:ascii="Verdana" w:eastAsia="Verdana" w:hAnsi="Verdana" w:cs="Verdana"/>
+          <w:color w:val="181717"/>
+          <w:sz w:val="26"/>
+          <w:szCs w:val="26"/>
+          <w:highlight w:val="white"/>
+        </w:rPr>
+        <w:t>Undefined</w:t>
+      </w:r>
+    </w:p>
+    <w:p>
+      <w:pPr>
+        <w:pStyle w:val="normal0"/>
+        <w:numPr>
+          <w:ilvl w:val="0"/>
+          <w:numId w:val="10"/>
+        </w:numPr>
+        <w:shd w:val="clear" w:color="auto" w:fill="FFFFFF"/>
+        <w:rPr>
+          <w:highlight w:val="white"/>
+        </w:rPr>
+      </w:pPr>
+      <w:r>
+        <w:rPr>
+          <w:rFonts w:ascii="Verdana" w:eastAsia="Verdana" w:hAnsi="Verdana" w:cs="Verdana"/>
+          <w:color w:val="181717"/>
+          <w:sz w:val="26"/>
+          <w:szCs w:val="26"/>
+          <w:highlight w:val="white"/>
+        </w:rPr>
+        <w:t>Null</w:t>
+      </w:r>
+    </w:p>
+    <w:p>
+      <w:pPr>
+        <w:pStyle w:val="normal0"/>
+        <w:numPr>
+          <w:ilvl w:val="0"/>
+          <w:numId w:val="10"/>
+        </w:numPr>
+        <w:shd w:val="clear" w:color="auto" w:fill="FFFFFF"/>
+        <w:spacing w:after="240"/>
+        <w:rPr>
+          <w:highlight w:val="white"/>
+        </w:rPr>
+      </w:pPr>
+      <w:r>
+        <w:rPr>
+          <w:rFonts w:ascii="Verdana" w:eastAsia="Verdana" w:hAnsi="Verdana" w:cs="Verdana"/>
+          <w:color w:val="181717"/>
+          <w:sz w:val="26"/>
+          <w:szCs w:val="26"/>
+          <w:highlight w:val="white"/>
+        </w:rPr>
+        <w:lastRenderedPageBreak/>
+        <w:t>RegExp</w:t>
+      </w:r>
+    </w:p>
+    <w:p>
+      <w:pPr>
+        <w:pStyle w:val="normal0"/>
+        <w:shd w:val="clear" w:color="auto" w:fill="FFFFFF"/>
+        <w:spacing w:before="360" w:after="360"/>
+        <w:jc w:val="both"/>
+        <w:rPr>
+          <w:rFonts w:ascii="Verdana" w:eastAsia="Verdana" w:hAnsi="Verdana" w:cs="Verdana"/>
+          <w:b/>
+          <w:color w:val="181717"/>
+          <w:sz w:val="26"/>
+          <w:szCs w:val="26"/>
+          <w:highlight w:val="white"/>
+        </w:rPr>
+      </w:pPr>
+      <w:r>
+        <w:rPr>
+          <w:rFonts w:ascii="Verdana" w:eastAsia="Verdana" w:hAnsi="Verdana" w:cs="Verdana"/>
+          <w:b/>
+          <w:color w:val="181717"/>
+          <w:sz w:val="26"/>
+          <w:szCs w:val="26"/>
+          <w:highlight w:val="white"/>
+        </w:rPr>
+        <w:t>Everything else is an object in Node.js.</w:t>
+      </w:r>
+    </w:p>
+    <w:p>
+      <w:pPr>
+        <w:pStyle w:val="normal0"/>
+        <w:shd w:val="clear" w:color="auto" w:fill="FFFFFF"/>
+        <w:spacing w:before="360" w:after="360"/>
+        <w:jc w:val="both"/>
+        <w:rPr>
+          <w:rFonts w:ascii="Verdana" w:eastAsia="Verdana" w:hAnsi="Verdana" w:cs="Verdana"/>
+          <w:b/>
+          <w:color w:val="181717"/>
+          <w:sz w:val="26"/>
+          <w:szCs w:val="26"/>
+          <w:highlight w:val="white"/>
+        </w:rPr>
+      </w:pPr>
+      <w:bookmarkStart w:id="13" w:name="_wu7ijknpkoqh" w:colFirst="0" w:colLast="0"/>
+      <w:bookmarkEnd w:id="13"/>
+      <w:r>
+        <w:rPr>
+          <w:rFonts w:ascii="Verdana" w:eastAsia="Verdana" w:hAnsi="Verdana" w:cs="Verdana"/>
+          <w:b/>
+          <w:color w:val="181717"/>
+          <w:sz w:val="26"/>
+          <w:szCs w:val="26"/>
+          <w:highlight w:val="white"/>
+        </w:rPr>
+        <w:t>Object literal syntax is same as browser's JavaScript.</w:t>
+      </w:r>
+    </w:p>
+    <w:p>
+      <w:pPr>
+        <w:pStyle w:val="normal0"/>
+        <w:spacing w:before="220"/>
+        <w:jc w:val="both"/>
+        <w:rPr>
+          <w:color w:val="507590"/>
+          <w:sz w:val="21"/>
+          <w:szCs w:val="21"/>
+          <w:highlight w:val="white"/>
+        </w:rPr>
+      </w:pPr>
+      <w:r>
+        <w:rPr>
+          <w:rFonts w:ascii="Verdana" w:eastAsia="Verdana" w:hAnsi="Verdana" w:cs="Verdana"/>
+          <w:sz w:val="24"/>
+          <w:szCs w:val="24"/>
+          <w:highlight w:val="white"/>
+        </w:rPr>
+        <w:t>Example: Object</w:t>
+      </w:r>
+      <w:r>
+        <w:rPr>
+          <w:color w:val="507590"/>
+          <w:sz w:val="21"/>
+          <w:szCs w:val="21"/>
+          <w:highlight w:val="white"/>
+        </w:rPr>
+        <w:t xml:space="preserve"> Copy</w:t>
+      </w:r>
+    </w:p>
+    <w:p>
+      <w:pPr>
+        <w:pStyle w:val="normal0"/>
+        <w:jc w:val="both"/>
+        <w:rPr>
+          <w:rFonts w:ascii="Courier New" w:eastAsia="Courier New" w:hAnsi="Courier New" w:cs="Courier New"/>
+          <w:sz w:val="24"/>
+          <w:szCs w:val="24"/>
+          <w:highlight w:val="white"/>
+        </w:rPr>
+      </w:pPr>
+      <w:r>
+        <w:rPr>
+          <w:rFonts w:ascii="Courier New" w:eastAsia="Courier New" w:hAnsi="Courier New" w:cs="Courier New"/>
+          <w:color w:val="0000FF"/>
+          <w:sz w:val="24"/>
+          <w:szCs w:val="24"/>
+          <w:highlight w:val="white"/>
+        </w:rPr>
+        <w:t>var</w:t>
+      </w:r>
+      <w:r>
+        <w:rPr>
+          <w:rFonts w:ascii="Courier New" w:eastAsia="Courier New" w:hAnsi="Courier New" w:cs="Courier New"/>
+          <w:sz w:val="24"/>
+          <w:szCs w:val="24"/>
+          <w:highlight w:val="white"/>
+        </w:rPr>
+        <w:t xml:space="preserve"> obj = { authorName: </w:t>
+      </w:r>
+      <w:r>
+        <w:rPr>
+          <w:rFonts w:ascii="Courier New" w:eastAsia="Courier New" w:hAnsi="Courier New" w:cs="Courier New"/>
+          <w:color w:val="A31515"/>
+          <w:sz w:val="24"/>
+          <w:szCs w:val="24"/>
+          <w:highlight w:val="white"/>
+        </w:rPr>
+        <w:t>'Ryan Dahl'</w:t>
+      </w:r>
+      <w:r>
+        <w:rPr>
+          <w:rFonts w:ascii="Courier New" w:eastAsia="Courier New" w:hAnsi="Courier New" w:cs="Courier New"/>
+          <w:sz w:val="24"/>
+          <w:szCs w:val="24"/>
+          <w:highlight w:val="white"/>
+        </w:rPr>
+        <w:t xml:space="preserve">, language: </w:t>
+      </w:r>
+      <w:r>
+        <w:rPr>
+          <w:rFonts w:ascii="Courier New" w:eastAsia="Courier New" w:hAnsi="Courier New" w:cs="Courier New"/>
+          <w:color w:val="A31515"/>
+          <w:sz w:val="24"/>
+          <w:szCs w:val="24"/>
+          <w:highlight w:val="white"/>
+        </w:rPr>
+        <w:t>'Node.js'</w:t>
+      </w:r>
+      <w:r>
+        <w:rPr>
+          <w:rFonts w:ascii="Courier New" w:eastAsia="Courier New" w:hAnsi="Courier New" w:cs="Courier New"/>
+          <w:sz w:val="24"/>
+          <w:szCs w:val="24"/>
+          <w:highlight w:val="white"/>
+        </w:rPr>
+        <w:t xml:space="preserve"> }</w:t>
+      </w:r>
+    </w:p>
+    <w:p>
+      <w:pPr>
+        <w:pStyle w:val="Heading2"/>
+        <w:keepNext w:val="0"/>
+        <w:keepLines w:val="0"/>
+        <w:shd w:val="clear" w:color="auto" w:fill="FFFFFF"/>
+        <w:spacing w:after="80" w:line="288" w:lineRule="auto"/>
+        <w:rPr>
+          <w:rFonts w:ascii="Verdana" w:eastAsia="Verdana" w:hAnsi="Verdana" w:cs="Verdana"/>
+          <w:color w:val="181717"/>
+          <w:sz w:val="42"/>
+          <w:szCs w:val="42"/>
+          <w:highlight w:val="white"/>
+        </w:rPr>
+      </w:pPr>
+      <w:bookmarkStart w:id="14" w:name="_b1itgr1rnan2" w:colFirst="0" w:colLast="0"/>
+      <w:bookmarkEnd w:id="14"/>
+      <w:r>
+        <w:rPr>
+          <w:rFonts w:ascii="Verdana" w:eastAsia="Verdana" w:hAnsi="Verdana" w:cs="Verdana"/>
+          <w:color w:val="181717"/>
+          <w:sz w:val="42"/>
+          <w:szCs w:val="42"/>
+          <w:highlight w:val="white"/>
+        </w:rPr>
+        <w:t>Functions</w:t>
+      </w:r>
+    </w:p>
+    <w:p>
+      <w:pPr>
+        <w:pStyle w:val="normal0"/>
+        <w:shd w:val="clear" w:color="auto" w:fill="FFFFFF"/>
+        <w:spacing w:before="360" w:after="360"/>
+        <w:jc w:val="both"/>
+        <w:rPr>
+          <w:rFonts w:ascii="Verdana" w:eastAsia="Verdana" w:hAnsi="Verdana" w:cs="Verdana"/>
+          <w:color w:val="181717"/>
+          <w:sz w:val="26"/>
+          <w:szCs w:val="26"/>
+          <w:highlight w:val="white"/>
+        </w:rPr>
+      </w:pPr>
+      <w:r>
+        <w:rPr>
+          <w:rFonts w:ascii="Verdana" w:eastAsia="Verdana" w:hAnsi="Verdana" w:cs="Verdana"/>
+          <w:color w:val="181717"/>
+          <w:sz w:val="26"/>
+          <w:szCs w:val="26"/>
+          <w:highlight w:val="white"/>
+        </w:rPr>
+        <w:t>Functions are first class citizens in Node's JavaScript, similar to the browser's JavaScript. A function can have attributes and properties also. It can be treated like a class in JavaScript.</w:t>
+      </w:r>
+    </w:p>
+    <w:p>
+      <w:pPr>
+        <w:pStyle w:val="normal0"/>
+        <w:spacing w:before="220"/>
+        <w:jc w:val="both"/>
+        <w:rPr>
+          <w:color w:val="507590"/>
+          <w:sz w:val="21"/>
+          <w:szCs w:val="21"/>
+          <w:highlight w:val="white"/>
+        </w:rPr>
+      </w:pPr>
+      <w:r>
+        <w:rPr>
+          <w:rFonts w:ascii="Verdana" w:eastAsia="Verdana" w:hAnsi="Verdana" w:cs="Verdana"/>
+          <w:sz w:val="24"/>
+          <w:szCs w:val="24"/>
+          <w:highlight w:val="white"/>
+        </w:rPr>
+        <w:t>Example: Function</w:t>
+      </w:r>
+      <w:r>
+        <w:rPr>
+          <w:color w:val="507590"/>
+          <w:sz w:val="21"/>
+          <w:szCs w:val="21"/>
+          <w:highlight w:val="white"/>
+        </w:rPr>
+        <w:t xml:space="preserve"> Copy</w:t>
+      </w:r>
+    </w:p>
+    <w:p>
+      <w:pPr>
+        <w:pStyle w:val="normal0"/>
+        <w:spacing w:before="220"/>
+        <w:jc w:val="both"/>
+        <w:rPr>
+          <w:color w:val="507590"/>
+          <w:sz w:val="21"/>
+          <w:szCs w:val="21"/>
+          <w:highlight w:val="white"/>
+        </w:rPr>
+      </w:pPr>
+    </w:p>
+    <w:p>
+      <w:pPr>
+        <w:pStyle w:val="normal0"/>
+        <w:jc w:val="both"/>
+        <w:rPr>
+          <w:rFonts w:ascii="Courier New" w:eastAsia="Courier New" w:hAnsi="Courier New" w:cs="Courier New"/>
+          <w:sz w:val="24"/>
+          <w:szCs w:val="24"/>
+          <w:highlight w:val="white"/>
+        </w:rPr>
+      </w:pPr>
+      <w:r>
+        <w:rPr>
+          <w:rFonts w:ascii="Courier New" w:eastAsia="Courier New" w:hAnsi="Courier New" w:cs="Courier New"/>
+          <w:color w:val="0000FF"/>
+          <w:sz w:val="24"/>
+          <w:szCs w:val="24"/>
+          <w:highlight w:val="white"/>
+        </w:rPr>
+        <w:t>function</w:t>
+      </w:r>
+      <w:r>
+        <w:rPr>
+          <w:rFonts w:ascii="Courier New" w:eastAsia="Courier New" w:hAnsi="Courier New" w:cs="Courier New"/>
+          <w:sz w:val="24"/>
+          <w:szCs w:val="24"/>
+          <w:highlight w:val="white"/>
+        </w:rPr>
+        <w:t xml:space="preserve"> Display(x) { console.log(x); } Display(100);</w:t>
+      </w:r>
+    </w:p>
+    <w:p>
+      <w:pPr>
+        <w:pStyle w:val="Heading2"/>
+        <w:keepNext w:val="0"/>
+        <w:keepLines w:val="0"/>
+        <w:shd w:val="clear" w:color="auto" w:fill="FFFFFF"/>
+        <w:spacing w:after="80" w:line="288" w:lineRule="auto"/>
+        <w:rPr>
+          <w:rFonts w:ascii="Verdana" w:eastAsia="Verdana" w:hAnsi="Verdana" w:cs="Verdana"/>
+          <w:color w:val="181717"/>
+          <w:sz w:val="42"/>
+          <w:szCs w:val="42"/>
+          <w:highlight w:val="white"/>
+        </w:rPr>
+      </w:pPr>
+      <w:bookmarkStart w:id="15" w:name="_ph2msltijzcp" w:colFirst="0" w:colLast="0"/>
+      <w:bookmarkStart w:id="16" w:name="_nogdqp5ggp43" w:colFirst="0" w:colLast="0"/>
+      <w:bookmarkEnd w:id="15"/>
+      <w:bookmarkEnd w:id="16"/>
+    </w:p>
+    <w:p>
+      <w:pPr>
+        <w:pStyle w:val="Heading2"/>
+        <w:keepNext w:val="0"/>
+        <w:keepLines w:val="0"/>
+        <w:shd w:val="clear" w:color="auto" w:fill="FFFFFF"/>
+        <w:spacing w:after="80" w:line="288" w:lineRule="auto"/>
+        <w:rPr>
+          <w:rFonts w:ascii="Verdana" w:eastAsia="Verdana" w:hAnsi="Verdana" w:cs="Verdana"/>
+          <w:color w:val="181717"/>
+          <w:sz w:val="42"/>
+          <w:szCs w:val="42"/>
+          <w:highlight w:val="white"/>
+        </w:rPr>
+      </w:pPr>
+      <w:bookmarkStart w:id="17" w:name="_w6iehppqyy71" w:colFirst="0" w:colLast="0"/>
+      <w:bookmarkEnd w:id="17"/>
+      <w:r>
+        <w:rPr>
+          <w:rFonts w:ascii="Verdana" w:eastAsia="Verdana" w:hAnsi="Verdana" w:cs="Verdana"/>
+          <w:color w:val="181717"/>
+          <w:sz w:val="42"/>
+          <w:szCs w:val="42"/>
+          <w:highlight w:val="white"/>
+        </w:rPr>
+        <w:t>Buffer</w:t>
+      </w:r>
+    </w:p>
+    <w:p>
+      <w:pPr>
+        <w:pStyle w:val="normal0"/>
+        <w:shd w:val="clear" w:color="auto" w:fill="FFFFFF"/>
+        <w:spacing w:before="360" w:after="360"/>
+        <w:jc w:val="both"/>
+        <w:rPr>
+          <w:rFonts w:ascii="Verdana" w:eastAsia="Verdana" w:hAnsi="Verdana" w:cs="Verdana"/>
+          <w:color w:val="181717"/>
+          <w:sz w:val="26"/>
+          <w:szCs w:val="26"/>
+          <w:highlight w:val="white"/>
+        </w:rPr>
+      </w:pPr>
+      <w:r>
+        <w:rPr>
+          <w:rFonts w:ascii="Verdana" w:eastAsia="Verdana" w:hAnsi="Verdana" w:cs="Verdana"/>
+          <w:color w:val="181717"/>
+          <w:sz w:val="26"/>
+          <w:szCs w:val="26"/>
+          <w:highlight w:val="white"/>
+        </w:rPr>
+        <w:t xml:space="preserve">Node.js includes an additional data type called </w:t>
+      </w:r>
+      <w:r>
+        <w:rPr>
+          <w:rFonts w:ascii="Verdana" w:eastAsia="Verdana" w:hAnsi="Verdana" w:cs="Verdana"/>
+          <w:b/>
+          <w:bCs/>
+          <w:color w:val="181717"/>
+          <w:sz w:val="26"/>
+          <w:szCs w:val="26"/>
+          <w:highlight w:val="white"/>
+        </w:rPr>
+        <w:t xml:space="preserve">Buffer </w:t>
+      </w:r>
+      <w:r>
+        <w:rPr>
+          <w:rFonts w:ascii="Verdana" w:eastAsia="Verdana" w:hAnsi="Verdana" w:cs="Verdana"/>
+          <w:color w:val="181717"/>
+          <w:sz w:val="26"/>
+          <w:szCs w:val="26"/>
+          <w:highlight w:val="white"/>
+        </w:rPr>
+        <w:t>(not available in browser's JavaScript). Buffer is mainly used to store binary data, while reading from a file or receiving packets over the network</w:t>
+      </w:r>
+    </w:p>
+    <w:p>
+      <w:pPr>
+        <w:pStyle w:val="Heading2"/>
+        <w:keepNext w:val="0"/>
+        <w:keepLines w:val="0"/>
+        <w:shd w:val="clear" w:color="auto" w:fill="FFFFFF"/>
+        <w:spacing w:after="80" w:line="288" w:lineRule="auto"/>
+        <w:rPr>
+          <w:rFonts w:ascii="Verdana" w:eastAsia="Verdana" w:hAnsi="Verdana" w:cs="Verdana"/>
+          <w:color w:val="181717"/>
+          <w:sz w:val="42"/>
+          <w:szCs w:val="42"/>
+          <w:highlight w:val="white"/>
+        </w:rPr>
+      </w:pPr>
+      <w:bookmarkStart w:id="18" w:name="_yhyitqqotemv" w:colFirst="0" w:colLast="0"/>
+      <w:bookmarkStart w:id="19" w:name="_fy93nh9n8rg4" w:colFirst="0" w:colLast="0"/>
+      <w:bookmarkEnd w:id="18"/>
+      <w:bookmarkEnd w:id="19"/>
+    </w:p>
+    <w:p>
+      <w:pPr>
+        <w:pStyle w:val="Heading2"/>
+        <w:keepNext w:val="0"/>
+        <w:keepLines w:val="0"/>
+        <w:shd w:val="clear" w:color="auto" w:fill="FFFFFF"/>
+        <w:spacing w:after="80" w:line="288" w:lineRule="auto"/>
+        <w:rPr>
+          <w:rFonts w:ascii="Verdana" w:eastAsia="Verdana" w:hAnsi="Verdana" w:cs="Verdana"/>
+          <w:color w:val="181717"/>
+          <w:sz w:val="42"/>
+          <w:szCs w:val="42"/>
+          <w:highlight w:val="white"/>
+        </w:rPr>
+      </w:pPr>
+    </w:p>
+    <w:p>
+      <w:pPr>
+        <w:pStyle w:val="Heading2"/>
+        <w:keepNext w:val="0"/>
+        <w:keepLines w:val="0"/>
+        <w:shd w:val="clear" w:color="auto" w:fill="FFFFFF"/>
+        <w:spacing w:after="80" w:line="288" w:lineRule="auto"/>
+        <w:rPr>
+          <w:rFonts w:ascii="Verdana" w:eastAsia="Verdana" w:hAnsi="Verdana" w:cs="Verdana"/>
+          <w:color w:val="181717"/>
+          <w:sz w:val="42"/>
+          <w:szCs w:val="42"/>
+          <w:highlight w:val="white"/>
+        </w:rPr>
+      </w:pPr>
+    </w:p>
+    <w:p>
+      <w:pPr>
+        <w:pStyle w:val="Heading2"/>
+        <w:keepNext w:val="0"/>
+        <w:keepLines w:val="0"/>
+        <w:shd w:val="clear" w:color="auto" w:fill="FFFFFF"/>
+        <w:spacing w:after="80" w:line="288" w:lineRule="auto"/>
+        <w:rPr>
+          <w:rFonts w:ascii="Verdana" w:eastAsia="Verdana" w:hAnsi="Verdana" w:cs="Verdana"/>
+          <w:color w:val="181717"/>
+          <w:sz w:val="42"/>
+          <w:szCs w:val="42"/>
+          <w:highlight w:val="white"/>
+        </w:rPr>
+      </w:pPr>
+    </w:p>
+    <w:p>
+      <w:pPr>
+        <w:pStyle w:val="Heading2"/>
+        <w:keepNext w:val="0"/>
+        <w:keepLines w:val="0"/>
+        <w:shd w:val="clear" w:color="auto" w:fill="FFFFFF"/>
+        <w:spacing w:after="80" w:line="288" w:lineRule="auto"/>
+        <w:rPr>
+          <w:rFonts w:ascii="Verdana" w:eastAsia="Verdana" w:hAnsi="Verdana" w:cs="Verdana"/>
+          <w:color w:val="181717"/>
+          <w:sz w:val="42"/>
+          <w:szCs w:val="42"/>
+          <w:highlight w:val="white"/>
+        </w:rPr>
+      </w:pPr>
+      <w:r>
+        <w:rPr>
+          <w:rFonts w:ascii="Verdana" w:eastAsia="Verdana" w:hAnsi="Verdana" w:cs="Verdana"/>
+          <w:color w:val="181717"/>
+          <w:sz w:val="42"/>
+          <w:szCs w:val="42"/>
+          <w:highlight w:val="white"/>
+        </w:rPr>
+        <w:t>Access Global Scope</w:t>
+      </w:r>
+    </w:p>
+    <w:p>
+      <w:pPr>
+        <w:pStyle w:val="normal0"/>
+        <w:shd w:val="clear" w:color="auto" w:fill="FFFFFF"/>
+        <w:spacing w:before="360" w:after="360"/>
+        <w:jc w:val="both"/>
+        <w:rPr>
+          <w:rFonts w:ascii="Verdana" w:eastAsia="Verdana" w:hAnsi="Verdana" w:cs="Verdana"/>
+          <w:color w:val="181717"/>
+          <w:sz w:val="26"/>
+          <w:szCs w:val="26"/>
+          <w:highlight w:val="white"/>
+        </w:rPr>
+      </w:pPr>
+      <w:r>
+        <w:rPr>
+          <w:rFonts w:ascii="Verdana" w:eastAsia="Verdana" w:hAnsi="Verdana" w:cs="Verdana"/>
+          <w:color w:val="181717"/>
+          <w:sz w:val="26"/>
+          <w:szCs w:val="26"/>
+          <w:highlight w:val="white"/>
+        </w:rPr>
+        <w:t>In a browser, global scope is the window object. In Node.js, global object represents the global scope.</w:t>
+      </w:r>
+    </w:p>
+    <w:p>
+      <w:pPr>
+        <w:pStyle w:val="normal0"/>
+        <w:shd w:val="clear" w:color="auto" w:fill="FFFFFF"/>
+        <w:spacing w:before="360" w:after="360"/>
+        <w:jc w:val="both"/>
+        <w:rPr>
+          <w:rFonts w:ascii="Verdana" w:eastAsia="Verdana" w:hAnsi="Verdana" w:cs="Verdana"/>
+          <w:color w:val="181717"/>
+          <w:sz w:val="26"/>
+          <w:szCs w:val="26"/>
+          <w:highlight w:val="white"/>
+        </w:rPr>
+      </w:pPr>
+      <w:r>
+        <w:rPr>
+          <w:rFonts w:ascii="Verdana" w:eastAsia="Verdana" w:hAnsi="Verdana" w:cs="Verdana"/>
+          <w:color w:val="181717"/>
+          <w:sz w:val="26"/>
+          <w:szCs w:val="26"/>
+          <w:highlight w:val="white"/>
+        </w:rPr>
+        <w:t>To add something in global scope, you need to export it using export or module.export. The same way, import modules/object using require() function to access it from the global scope.</w:t>
+      </w:r>
+    </w:p>
+    <w:p>
+      <w:pPr>
+        <w:pStyle w:val="normal0"/>
+        <w:shd w:val="clear" w:color="auto" w:fill="FFFFFF"/>
+        <w:spacing w:before="360" w:after="360"/>
+        <w:jc w:val="both"/>
+        <w:rPr>
+          <w:rFonts w:ascii="Verdana" w:eastAsia="Verdana" w:hAnsi="Verdana" w:cs="Verdana"/>
+          <w:color w:val="181717"/>
+          <w:sz w:val="26"/>
+          <w:szCs w:val="26"/>
+          <w:highlight w:val="white"/>
+        </w:rPr>
+      </w:pPr>
+      <w:r>
+        <w:rPr>
+          <w:rFonts w:ascii="Verdana" w:eastAsia="Verdana" w:hAnsi="Verdana" w:cs="Verdana"/>
+          <w:color w:val="181717"/>
+          <w:sz w:val="26"/>
+          <w:szCs w:val="26"/>
+          <w:highlight w:val="white"/>
+        </w:rPr>
+        <w:t>For example, to export an object in Node.js, use exports.name = object.</w:t>
+      </w:r>
+    </w:p>
+    <w:p>
+      <w:pPr>
+        <w:pStyle w:val="normal0"/>
+        <w:shd w:val="clear" w:color="auto" w:fill="FFFFFF"/>
+        <w:jc w:val="both"/>
+        <w:rPr>
+          <w:rFonts w:ascii="Courier New" w:eastAsia="Courier New" w:hAnsi="Courier New" w:cs="Courier New"/>
+          <w:sz w:val="24"/>
+          <w:szCs w:val="24"/>
+          <w:highlight w:val="white"/>
+        </w:rPr>
+      </w:pPr>
+      <w:r>
+        <w:rPr>
+          <w:rFonts w:ascii="Courier New" w:eastAsia="Courier New" w:hAnsi="Courier New" w:cs="Courier New"/>
+          <w:sz w:val="24"/>
+          <w:szCs w:val="24"/>
+          <w:highlight w:val="white"/>
+        </w:rPr>
+        <w:t xml:space="preserve">exports.raj = { </w:t>
+      </w:r>
+    </w:p>
+    <w:p>
+      <w:pPr>
+        <w:pStyle w:val="normal0"/>
+        <w:shd w:val="clear" w:color="auto" w:fill="FFFFFF"/>
+        <w:ind w:firstLine="720"/>
+        <w:jc w:val="both"/>
+        <w:rPr>
+          <w:rFonts w:ascii="Courier New" w:eastAsia="Courier New" w:hAnsi="Courier New" w:cs="Courier New"/>
+          <w:sz w:val="24"/>
+          <w:szCs w:val="24"/>
+          <w:highlight w:val="white"/>
+        </w:rPr>
+      </w:pPr>
+      <w:r>
+        <w:rPr>
+          <w:rFonts w:ascii="Courier New" w:eastAsia="Courier New" w:hAnsi="Courier New" w:cs="Courier New"/>
+          <w:sz w:val="24"/>
+          <w:szCs w:val="24"/>
+          <w:highlight w:val="white"/>
+        </w:rPr>
+        <w:t xml:space="preserve">console: </w:t>
+      </w:r>
+      <w:r>
+        <w:rPr>
+          <w:rFonts w:ascii="Courier New" w:eastAsia="Courier New" w:hAnsi="Courier New" w:cs="Courier New"/>
+          <w:color w:val="0000FF"/>
+          <w:sz w:val="24"/>
+          <w:szCs w:val="24"/>
+          <w:highlight w:val="white"/>
+        </w:rPr>
+        <w:t>function</w:t>
+      </w:r>
+      <w:r>
+        <w:rPr>
+          <w:rFonts w:ascii="Courier New" w:eastAsia="Courier New" w:hAnsi="Courier New" w:cs="Courier New"/>
+          <w:sz w:val="24"/>
+          <w:szCs w:val="24"/>
+          <w:highlight w:val="white"/>
+        </w:rPr>
+        <w:t xml:space="preserve">(msg) </w:t>
+      </w:r>
+    </w:p>
+    <w:p>
+      <w:pPr>
+        <w:pStyle w:val="normal0"/>
+        <w:shd w:val="clear" w:color="auto" w:fill="FFFFFF"/>
+        <w:ind w:firstLine="720"/>
+        <w:jc w:val="both"/>
+        <w:rPr>
+          <w:rFonts w:ascii="Courier New" w:eastAsia="Courier New" w:hAnsi="Courier New" w:cs="Courier New"/>
+          <w:sz w:val="24"/>
+          <w:szCs w:val="24"/>
+          <w:highlight w:val="white"/>
+        </w:rPr>
+      </w:pPr>
+      <w:r>
+        <w:rPr>
+          <w:rFonts w:ascii="Courier New" w:eastAsia="Courier New" w:hAnsi="Courier New" w:cs="Courier New"/>
+          <w:sz w:val="24"/>
+          <w:szCs w:val="24"/>
+          <w:highlight w:val="white"/>
+        </w:rPr>
+        <w:t xml:space="preserve">{ </w:t>
+      </w:r>
+    </w:p>
+    <w:p>
+      <w:pPr>
+        <w:pStyle w:val="normal0"/>
+        <w:shd w:val="clear" w:color="auto" w:fill="FFFFFF"/>
+        <w:ind w:left="720" w:firstLine="720"/>
+        <w:jc w:val="both"/>
+        <w:rPr>
+          <w:rFonts w:ascii="Courier New" w:eastAsia="Courier New" w:hAnsi="Courier New" w:cs="Courier New"/>
+          <w:sz w:val="24"/>
+          <w:szCs w:val="24"/>
+          <w:highlight w:val="white"/>
+        </w:rPr>
+      </w:pPr>
+      <w:r>
+        <w:rPr>
+          <w:rFonts w:ascii="Courier New" w:eastAsia="Courier New" w:hAnsi="Courier New" w:cs="Courier New"/>
+          <w:sz w:val="24"/>
+          <w:szCs w:val="24"/>
+          <w:highlight w:val="white"/>
+        </w:rPr>
+        <w:t xml:space="preserve">console.log(msg); </w:t>
+      </w:r>
+    </w:p>
+    <w:p>
+      <w:pPr>
+        <w:pStyle w:val="normal0"/>
+        <w:shd w:val="clear" w:color="auto" w:fill="FFFFFF"/>
+        <w:ind w:firstLine="720"/>
+        <w:jc w:val="both"/>
+        <w:rPr>
+          <w:rFonts w:ascii="Courier New" w:eastAsia="Courier New" w:hAnsi="Courier New" w:cs="Courier New"/>
+          <w:sz w:val="24"/>
+          <w:szCs w:val="24"/>
+          <w:highlight w:val="white"/>
+        </w:rPr>
+      </w:pPr>
+      <w:r>
+        <w:rPr>
+          <w:rFonts w:ascii="Courier New" w:eastAsia="Courier New" w:hAnsi="Courier New" w:cs="Courier New"/>
+          <w:sz w:val="24"/>
+          <w:szCs w:val="24"/>
+          <w:highlight w:val="white"/>
+        </w:rPr>
+        <w:t xml:space="preserve">}, </w:t>
+      </w:r>
+    </w:p>
+    <w:p>
+      <w:pPr>
+        <w:pStyle w:val="normal0"/>
+        <w:shd w:val="clear" w:color="auto" w:fill="FFFFFF"/>
+        <w:ind w:firstLine="720"/>
+        <w:jc w:val="both"/>
+        <w:rPr>
+          <w:rFonts w:ascii="Courier New" w:eastAsia="Courier New" w:hAnsi="Courier New" w:cs="Courier New"/>
+          <w:sz w:val="24"/>
+          <w:szCs w:val="24"/>
+          <w:highlight w:val="white"/>
+        </w:rPr>
+      </w:pPr>
+      <w:r>
+        <w:rPr>
+          <w:rFonts w:ascii="Courier New" w:eastAsia="Courier New" w:hAnsi="Courier New" w:cs="Courier New"/>
+          <w:sz w:val="24"/>
+          <w:szCs w:val="24"/>
+          <w:highlight w:val="white"/>
+        </w:rPr>
+        <w:t xml:space="preserve">file: </w:t>
+      </w:r>
+      <w:r>
+        <w:rPr>
+          <w:rFonts w:ascii="Courier New" w:eastAsia="Courier New" w:hAnsi="Courier New" w:cs="Courier New"/>
+          <w:color w:val="0000FF"/>
+          <w:sz w:val="24"/>
+          <w:szCs w:val="24"/>
+          <w:highlight w:val="white"/>
+        </w:rPr>
+        <w:t>function</w:t>
+      </w:r>
+      <w:r>
+        <w:rPr>
+          <w:rFonts w:ascii="Courier New" w:eastAsia="Courier New" w:hAnsi="Courier New" w:cs="Courier New"/>
+          <w:sz w:val="24"/>
+          <w:szCs w:val="24"/>
+          <w:highlight w:val="white"/>
+        </w:rPr>
+        <w:t xml:space="preserve">(msg) </w:t>
+      </w:r>
+    </w:p>
+    <w:p>
+      <w:pPr>
+        <w:pStyle w:val="normal0"/>
+        <w:shd w:val="clear" w:color="auto" w:fill="FFFFFF"/>
+        <w:ind w:firstLine="720"/>
+        <w:jc w:val="both"/>
+        <w:rPr>
+          <w:rFonts w:ascii="Courier New" w:eastAsia="Courier New" w:hAnsi="Courier New" w:cs="Courier New"/>
+          <w:sz w:val="24"/>
+          <w:szCs w:val="24"/>
+          <w:highlight w:val="white"/>
+        </w:rPr>
+      </w:pPr>
+      <w:r>
+        <w:rPr>
+          <w:rFonts w:ascii="Courier New" w:eastAsia="Courier New" w:hAnsi="Courier New" w:cs="Courier New"/>
+          <w:sz w:val="24"/>
+          <w:szCs w:val="24"/>
+          <w:highlight w:val="white"/>
+        </w:rPr>
+        <w:t xml:space="preserve">{ </w:t>
+      </w:r>
+    </w:p>
+    <w:p>
+      <w:pPr>
+        <w:pStyle w:val="normal0"/>
+        <w:shd w:val="clear" w:color="auto" w:fill="FFFFFF"/>
+        <w:ind w:left="720" w:firstLine="720"/>
+        <w:jc w:val="both"/>
+        <w:rPr>
+          <w:rFonts w:ascii="Courier New" w:eastAsia="Courier New" w:hAnsi="Courier New" w:cs="Courier New"/>
+          <w:sz w:val="24"/>
+          <w:szCs w:val="24"/>
+          <w:highlight w:val="white"/>
+        </w:rPr>
+      </w:pPr>
+      <w:r>
+        <w:rPr>
+          <w:rFonts w:ascii="Courier New" w:eastAsia="Courier New" w:hAnsi="Courier New" w:cs="Courier New"/>
+          <w:sz w:val="24"/>
+          <w:szCs w:val="24"/>
+          <w:highlight w:val="white"/>
+        </w:rPr>
+        <w:t xml:space="preserve">// log to file here </w:t>
+      </w:r>
+    </w:p>
+    <w:p>
+      <w:pPr>
+        <w:pStyle w:val="normal0"/>
+        <w:shd w:val="clear" w:color="auto" w:fill="FFFFFF"/>
+        <w:ind w:left="720"/>
+        <w:jc w:val="both"/>
+        <w:rPr>
+          <w:rFonts w:ascii="Courier New" w:eastAsia="Courier New" w:hAnsi="Courier New" w:cs="Courier New"/>
+          <w:sz w:val="24"/>
+          <w:szCs w:val="24"/>
+          <w:highlight w:val="white"/>
+        </w:rPr>
+      </w:pPr>
+      <w:r>
+        <w:rPr>
+          <w:rFonts w:ascii="Courier New" w:eastAsia="Courier New" w:hAnsi="Courier New" w:cs="Courier New"/>
+          <w:sz w:val="24"/>
+          <w:szCs w:val="24"/>
+          <w:highlight w:val="white"/>
+        </w:rPr>
+        <w:t xml:space="preserve">} </w:t>
+      </w:r>
+    </w:p>
+    <w:p>
+      <w:pPr>
+        <w:pStyle w:val="normal0"/>
+        <w:shd w:val="clear" w:color="auto" w:fill="FFFFFF"/>
+        <w:jc w:val="both"/>
+        <w:rPr>
+          <w:rFonts w:ascii="Courier New" w:eastAsia="Courier New" w:hAnsi="Courier New" w:cs="Courier New"/>
+          <w:sz w:val="24"/>
+          <w:szCs w:val="24"/>
+          <w:highlight w:val="white"/>
+        </w:rPr>
+      </w:pPr>
+      <w:r>
+        <w:rPr>
+          <w:rFonts w:ascii="Courier New" w:eastAsia="Courier New" w:hAnsi="Courier New" w:cs="Courier New"/>
+          <w:sz w:val="24"/>
+          <w:szCs w:val="24"/>
+          <w:highlight w:val="white"/>
+        </w:rPr>
+        <w:t>}</w:t>
+      </w:r>
+    </w:p>
+    <w:p>
+      <w:pPr>
+        <w:pStyle w:val="normal0"/>
+        <w:shd w:val="clear" w:color="auto" w:fill="FFFFFF"/>
+        <w:jc w:val="both"/>
+        <w:rPr>
+          <w:rFonts w:ascii="Courier New" w:eastAsia="Courier New" w:hAnsi="Courier New" w:cs="Courier New"/>
+          <w:sz w:val="24"/>
+          <w:szCs w:val="24"/>
+          <w:highlight w:val="white"/>
+        </w:rPr>
+      </w:pPr>
+    </w:p>
+    <w:p>
+      <w:pPr>
+        <w:pStyle w:val="normal0"/>
+        <w:shd w:val="clear" w:color="auto" w:fill="FFFFFF"/>
+        <w:jc w:val="both"/>
+        <w:rPr>
+          <w:rFonts w:ascii="Courier New" w:eastAsia="Courier New" w:hAnsi="Courier New" w:cs="Courier New"/>
+          <w:sz w:val="24"/>
+          <w:szCs w:val="24"/>
+          <w:highlight w:val="white"/>
+        </w:rPr>
+      </w:pPr>
+      <w:r>
+        <w:rPr>
+          <w:rFonts w:ascii="Courier New" w:eastAsia="Courier New" w:hAnsi="Courier New" w:cs="Courier New"/>
+          <w:sz w:val="24"/>
+          <w:szCs w:val="24"/>
+          <w:highlight w:val="white"/>
+        </w:rPr>
+        <w:t>App.js</w:t>
+      </w:r>
+    </w:p>
+    <w:p>
+      <w:pPr>
+        <w:pStyle w:val="normal0"/>
+        <w:shd w:val="clear" w:color="auto" w:fill="FFFFFF"/>
+        <w:jc w:val="both"/>
+        <w:rPr>
+          <w:rFonts w:ascii="Courier New" w:eastAsia="Courier New" w:hAnsi="Courier New" w:cs="Courier New"/>
+          <w:sz w:val="24"/>
+          <w:szCs w:val="24"/>
+          <w:highlight w:val="white"/>
+        </w:rPr>
+      </w:pPr>
+    </w:p>
+    <w:p>
+      <w:pPr>
+        <w:pStyle w:val="normal0"/>
+        <w:shd w:val="clear" w:color="auto" w:fill="1E1E1E"/>
+        <w:spacing w:line="325" w:lineRule="auto"/>
+        <w:rPr>
+          <w:rFonts w:ascii="Courier New" w:eastAsia="Courier New" w:hAnsi="Courier New" w:cs="Courier New"/>
+          <w:color w:val="D4D4D4"/>
+          <w:sz w:val="21"/>
+          <w:szCs w:val="21"/>
+        </w:rPr>
+      </w:pPr>
+      <w:r>
+        <w:rPr>
+          <w:rFonts w:ascii="Courier New" w:eastAsia="Courier New" w:hAnsi="Courier New" w:cs="Courier New"/>
+          <w:color w:val="4EC9B0"/>
+          <w:sz w:val="21"/>
+          <w:szCs w:val="21"/>
+        </w:rPr>
+        <w:t>module</w:t>
+      </w:r>
+      <w:r>
+        <w:rPr>
+          <w:rFonts w:ascii="Courier New" w:eastAsia="Courier New" w:hAnsi="Courier New" w:cs="Courier New"/>
+          <w:color w:val="D4D4D4"/>
+          <w:sz w:val="21"/>
+          <w:szCs w:val="21"/>
+        </w:rPr>
+        <w:t>.</w:t>
+      </w:r>
+      <w:r>
+        <w:rPr>
+          <w:rFonts w:ascii="Courier New" w:eastAsia="Courier New" w:hAnsi="Courier New" w:cs="Courier New"/>
+          <w:color w:val="4EC9B0"/>
+          <w:sz w:val="21"/>
+          <w:szCs w:val="21"/>
+        </w:rPr>
+        <w:t>exports</w:t>
+      </w:r>
+      <w:r>
+        <w:rPr>
+          <w:rFonts w:ascii="Courier New" w:eastAsia="Courier New" w:hAnsi="Courier New" w:cs="Courier New"/>
+          <w:color w:val="D4D4D4"/>
+          <w:sz w:val="21"/>
+          <w:szCs w:val="21"/>
+        </w:rPr>
+        <w:t>={</w:t>
+      </w:r>
+    </w:p>
+    <w:p>
+      <w:pPr>
+        <w:pStyle w:val="normal0"/>
+        <w:shd w:val="clear" w:color="auto" w:fill="1E1E1E"/>
+        <w:spacing w:line="325" w:lineRule="auto"/>
+        <w:rPr>
+          <w:rFonts w:ascii="Courier New" w:eastAsia="Courier New" w:hAnsi="Courier New" w:cs="Courier New"/>
+          <w:color w:val="D4D4D4"/>
+          <w:sz w:val="21"/>
+          <w:szCs w:val="21"/>
+        </w:rPr>
+      </w:pPr>
+      <w:r>
+        <w:rPr>
+          <w:rFonts w:ascii="Courier New" w:eastAsia="Courier New" w:hAnsi="Courier New" w:cs="Courier New"/>
+          <w:color w:val="D4D4D4"/>
+          <w:sz w:val="21"/>
+          <w:szCs w:val="21"/>
+        </w:rPr>
+        <w:t xml:space="preserve">    </w:t>
+      </w:r>
+      <w:r>
+        <w:rPr>
+          <w:rFonts w:ascii="Courier New" w:eastAsia="Courier New" w:hAnsi="Courier New" w:cs="Courier New"/>
+          <w:color w:val="9CDCFE"/>
+          <w:sz w:val="21"/>
+          <w:szCs w:val="21"/>
+        </w:rPr>
+        <w:t>x:</w:t>
+      </w:r>
+      <w:r>
+        <w:rPr>
+          <w:rFonts w:ascii="Courier New" w:eastAsia="Courier New" w:hAnsi="Courier New" w:cs="Courier New"/>
+          <w:color w:val="B5CEA8"/>
+          <w:sz w:val="21"/>
+          <w:szCs w:val="21"/>
+        </w:rPr>
+        <w:t>10</w:t>
+      </w:r>
+      <w:r>
+        <w:rPr>
+          <w:rFonts w:ascii="Courier New" w:eastAsia="Courier New" w:hAnsi="Courier New" w:cs="Courier New"/>
+          <w:color w:val="D4D4D4"/>
+          <w:sz w:val="21"/>
+          <w:szCs w:val="21"/>
+        </w:rPr>
+        <w:t>,</w:t>
+      </w:r>
+    </w:p>
+    <w:p>
+      <w:pPr>
+        <w:pStyle w:val="normal0"/>
+        <w:shd w:val="clear" w:color="auto" w:fill="1E1E1E"/>
+        <w:spacing w:line="325" w:lineRule="auto"/>
+        <w:rPr>
+          <w:rFonts w:ascii="Courier New" w:eastAsia="Courier New" w:hAnsi="Courier New" w:cs="Courier New"/>
+          <w:color w:val="D4D4D4"/>
+          <w:sz w:val="21"/>
+          <w:szCs w:val="21"/>
+        </w:rPr>
+      </w:pPr>
+      <w:r>
+        <w:rPr>
+          <w:rFonts w:ascii="Courier New" w:eastAsia="Courier New" w:hAnsi="Courier New" w:cs="Courier New"/>
+          <w:color w:val="D4D4D4"/>
+          <w:sz w:val="21"/>
+          <w:szCs w:val="21"/>
+        </w:rPr>
+        <w:t xml:space="preserve">    </w:t>
+      </w:r>
+      <w:r>
+        <w:rPr>
+          <w:rFonts w:ascii="Courier New" w:eastAsia="Courier New" w:hAnsi="Courier New" w:cs="Courier New"/>
+          <w:color w:val="9CDCFE"/>
+          <w:sz w:val="21"/>
+          <w:szCs w:val="21"/>
+        </w:rPr>
+        <w:t>y:</w:t>
+      </w:r>
+      <w:r>
+        <w:rPr>
+          <w:rFonts w:ascii="Courier New" w:eastAsia="Courier New" w:hAnsi="Courier New" w:cs="Courier New"/>
+          <w:color w:val="B5CEA8"/>
+          <w:sz w:val="21"/>
+          <w:szCs w:val="21"/>
+        </w:rPr>
+        <w:t>20</w:t>
+      </w:r>
+      <w:r>
+        <w:rPr>
+          <w:rFonts w:ascii="Courier New" w:eastAsia="Courier New" w:hAnsi="Courier New" w:cs="Courier New"/>
+          <w:color w:val="D4D4D4"/>
+          <w:sz w:val="21"/>
+          <w:szCs w:val="21"/>
+        </w:rPr>
+        <w:t>,</w:t>
+      </w:r>
+    </w:p>
+    <w:p>
+      <w:pPr>
+        <w:pStyle w:val="normal0"/>
+        <w:shd w:val="clear" w:color="auto" w:fill="1E1E1E"/>
+        <w:spacing w:line="325" w:lineRule="auto"/>
+        <w:rPr>
+          <w:rFonts w:ascii="Courier New" w:eastAsia="Courier New" w:hAnsi="Courier New" w:cs="Courier New"/>
+          <w:color w:val="D4D4D4"/>
+          <w:sz w:val="21"/>
+          <w:szCs w:val="21"/>
+        </w:rPr>
+      </w:pPr>
+      <w:r>
+        <w:rPr>
+          <w:rFonts w:ascii="Courier New" w:eastAsia="Courier New" w:hAnsi="Courier New" w:cs="Courier New"/>
+          <w:color w:val="D4D4D4"/>
+          <w:sz w:val="21"/>
+          <w:szCs w:val="21"/>
+        </w:rPr>
+        <w:t xml:space="preserve">    </w:t>
+      </w:r>
+      <w:r>
+        <w:rPr>
+          <w:rFonts w:ascii="Courier New" w:eastAsia="Courier New" w:hAnsi="Courier New" w:cs="Courier New"/>
+          <w:color w:val="DCDCAA"/>
+          <w:sz w:val="21"/>
+          <w:szCs w:val="21"/>
+        </w:rPr>
+        <w:t>z</w:t>
+      </w:r>
+      <w:r>
+        <w:rPr>
+          <w:rFonts w:ascii="Courier New" w:eastAsia="Courier New" w:hAnsi="Courier New" w:cs="Courier New"/>
+          <w:color w:val="9CDCFE"/>
+          <w:sz w:val="21"/>
+          <w:szCs w:val="21"/>
+        </w:rPr>
+        <w:t>:</w:t>
+      </w:r>
+      <w:r>
+        <w:rPr>
+          <w:rFonts w:ascii="Courier New" w:eastAsia="Courier New" w:hAnsi="Courier New" w:cs="Courier New"/>
+          <w:color w:val="569CD6"/>
+          <w:sz w:val="21"/>
+          <w:szCs w:val="21"/>
+        </w:rPr>
+        <w:t>function</w:t>
+      </w:r>
+      <w:r>
+        <w:rPr>
+          <w:rFonts w:ascii="Courier New" w:eastAsia="Courier New" w:hAnsi="Courier New" w:cs="Courier New"/>
+          <w:color w:val="D4D4D4"/>
+          <w:sz w:val="21"/>
+          <w:szCs w:val="21"/>
+        </w:rPr>
+        <w:t>(){</w:t>
+      </w:r>
+    </w:p>
+    <w:p>
+      <w:pPr>
+        <w:pStyle w:val="normal0"/>
+        <w:shd w:val="clear" w:color="auto" w:fill="1E1E1E"/>
+        <w:spacing w:line="325" w:lineRule="auto"/>
+        <w:rPr>
+          <w:rFonts w:ascii="Courier New" w:eastAsia="Courier New" w:hAnsi="Courier New" w:cs="Courier New"/>
+          <w:color w:val="D4D4D4"/>
+          <w:sz w:val="21"/>
+          <w:szCs w:val="21"/>
+        </w:rPr>
+      </w:pPr>
+      <w:r>
+        <w:rPr>
+          <w:rFonts w:ascii="Courier New" w:eastAsia="Courier New" w:hAnsi="Courier New" w:cs="Courier New"/>
+          <w:color w:val="D4D4D4"/>
+          <w:sz w:val="21"/>
+          <w:szCs w:val="21"/>
+        </w:rPr>
+        <w:t xml:space="preserve">        </w:t>
+      </w:r>
+      <w:r>
+        <w:rPr>
+          <w:rFonts w:ascii="Courier New" w:eastAsia="Courier New" w:hAnsi="Courier New" w:cs="Courier New"/>
+          <w:color w:val="C586C0"/>
+          <w:sz w:val="21"/>
+          <w:szCs w:val="21"/>
+        </w:rPr>
+        <w:t>return</w:t>
+      </w:r>
+      <w:r>
+        <w:rPr>
+          <w:rFonts w:ascii="Courier New" w:eastAsia="Courier New" w:hAnsi="Courier New" w:cs="Courier New"/>
+          <w:color w:val="D4D4D4"/>
+          <w:sz w:val="21"/>
+          <w:szCs w:val="21"/>
+        </w:rPr>
+        <w:t xml:space="preserve"> </w:t>
+      </w:r>
+      <w:r>
+        <w:rPr>
+          <w:rFonts w:ascii="Courier New" w:eastAsia="Courier New" w:hAnsi="Courier New" w:cs="Courier New"/>
+          <w:color w:val="B5CEA8"/>
+          <w:sz w:val="21"/>
+          <w:szCs w:val="21"/>
+        </w:rPr>
+        <w:t>10</w:t>
+      </w:r>
+      <w:r>
+        <w:rPr>
+          <w:rFonts w:ascii="Courier New" w:eastAsia="Courier New" w:hAnsi="Courier New" w:cs="Courier New"/>
+          <w:color w:val="D4D4D4"/>
+          <w:sz w:val="21"/>
+          <w:szCs w:val="21"/>
+        </w:rPr>
+        <w:t>;</w:t>
+      </w:r>
+    </w:p>
+    <w:p>
+      <w:pPr>
+        <w:pStyle w:val="normal0"/>
+        <w:shd w:val="clear" w:color="auto" w:fill="1E1E1E"/>
+        <w:spacing w:line="325" w:lineRule="auto"/>
+        <w:rPr>
+          <w:rFonts w:ascii="Courier New" w:eastAsia="Courier New" w:hAnsi="Courier New" w:cs="Courier New"/>
+          <w:color w:val="D4D4D4"/>
+          <w:sz w:val="21"/>
+          <w:szCs w:val="21"/>
+        </w:rPr>
+      </w:pPr>
+      <w:r>
+        <w:rPr>
+          <w:rFonts w:ascii="Courier New" w:eastAsia="Courier New" w:hAnsi="Courier New" w:cs="Courier New"/>
+          <w:color w:val="D4D4D4"/>
+          <w:sz w:val="21"/>
+          <w:szCs w:val="21"/>
+        </w:rPr>
+        <w:t xml:space="preserve">    }</w:t>
+      </w:r>
+    </w:p>
+    <w:p>
+      <w:pPr>
+        <w:pStyle w:val="normal0"/>
+        <w:shd w:val="clear" w:color="auto" w:fill="1E1E1E"/>
+        <w:spacing w:line="325" w:lineRule="auto"/>
+        <w:rPr>
+          <w:rFonts w:ascii="Courier New" w:eastAsia="Courier New" w:hAnsi="Courier New" w:cs="Courier New"/>
+          <w:color w:val="D4D4D4"/>
+          <w:sz w:val="21"/>
+          <w:szCs w:val="21"/>
+        </w:rPr>
+      </w:pPr>
+      <w:r>
+        <w:rPr>
+          <w:rFonts w:ascii="Courier New" w:eastAsia="Courier New" w:hAnsi="Courier New" w:cs="Courier New"/>
+          <w:color w:val="D4D4D4"/>
+          <w:sz w:val="21"/>
+          <w:szCs w:val="21"/>
+        </w:rPr>
+        <w:t>}</w:t>
+      </w:r>
+    </w:p>
+    <w:p>
+      <w:pPr>
+        <w:pStyle w:val="normal0"/>
+      </w:pPr>
+    </w:p>
+    <w:p>
+      <w:pPr>
+        <w:pStyle w:val="normal0"/>
+        <w:shd w:val="clear" w:color="auto" w:fill="FFFFFF"/>
+        <w:spacing w:before="360" w:after="360"/>
+        <w:jc w:val="both"/>
+      </w:pPr>
+      <w:r>
+        <w:rPr>
+          <w:rFonts w:ascii="Verdana" w:eastAsia="Verdana" w:hAnsi="Verdana" w:cs="Verdana"/>
+          <w:color w:val="181717"/>
+          <w:sz w:val="26"/>
+          <w:szCs w:val="26"/>
+          <w:highlight w:val="white"/>
+        </w:rPr>
+        <w:lastRenderedPageBreak/>
+        <w:t>Now, you can import log object using require() function and use it anywhere in your Node.js project.</w:t>
+      </w:r>
+    </w:p>
+    <w:p>
+      <w:pPr>
+        <w:pStyle w:val="normal0"/>
+      </w:pPr>
+    </w:p>
+    <w:p>
+      <w:pPr>
+        <w:pStyle w:val="normal0"/>
+      </w:pPr>
+      <w:r>
+        <w:t>Index.js</w:t>
+      </w:r>
+    </w:p>
+    <w:p>
+      <w:pPr>
+        <w:pStyle w:val="normal0"/>
+      </w:pPr>
+    </w:p>
+    <w:p>
+      <w:pPr>
+        <w:pStyle w:val="normal0"/>
+        <w:shd w:val="clear" w:color="auto" w:fill="1E1E1E"/>
+        <w:spacing w:line="325" w:lineRule="auto"/>
+        <w:rPr>
+          <w:rFonts w:ascii="Courier New" w:eastAsia="Courier New" w:hAnsi="Courier New" w:cs="Courier New"/>
+          <w:color w:val="D4D4D4"/>
+          <w:sz w:val="21"/>
+          <w:szCs w:val="21"/>
+        </w:rPr>
+      </w:pPr>
+      <w:r>
+        <w:rPr>
+          <w:rFonts w:ascii="Courier New" w:eastAsia="Courier New" w:hAnsi="Courier New" w:cs="Courier New"/>
+          <w:color w:val="569CD6"/>
+          <w:sz w:val="21"/>
+          <w:szCs w:val="21"/>
+        </w:rPr>
+        <w:t>const</w:t>
+      </w:r>
+      <w:r>
+        <w:rPr>
+          <w:rFonts w:ascii="Courier New" w:eastAsia="Courier New" w:hAnsi="Courier New" w:cs="Courier New"/>
+          <w:color w:val="D4D4D4"/>
+          <w:sz w:val="21"/>
+          <w:szCs w:val="21"/>
+        </w:rPr>
+        <w:t xml:space="preserve"> </w:t>
+      </w:r>
+      <w:r>
+        <w:rPr>
+          <w:rFonts w:ascii="Courier New" w:eastAsia="Courier New" w:hAnsi="Courier New" w:cs="Courier New"/>
+          <w:color w:val="4FC1FF"/>
+          <w:sz w:val="21"/>
+          <w:szCs w:val="21"/>
+        </w:rPr>
+        <w:t>app</w:t>
+      </w:r>
+      <w:r>
+        <w:rPr>
+          <w:rFonts w:ascii="Courier New" w:eastAsia="Courier New" w:hAnsi="Courier New" w:cs="Courier New"/>
+          <w:color w:val="D4D4D4"/>
+          <w:sz w:val="21"/>
+          <w:szCs w:val="21"/>
+        </w:rPr>
+        <w:t>=</w:t>
+      </w:r>
+      <w:r>
+        <w:rPr>
+          <w:rFonts w:ascii="Courier New" w:eastAsia="Courier New" w:hAnsi="Courier New" w:cs="Courier New"/>
+          <w:color w:val="DCDCAA"/>
+          <w:sz w:val="21"/>
+          <w:szCs w:val="21"/>
+        </w:rPr>
+        <w:t>require</w:t>
+      </w:r>
+      <w:r>
+        <w:rPr>
+          <w:rFonts w:ascii="Courier New" w:eastAsia="Courier New" w:hAnsi="Courier New" w:cs="Courier New"/>
+          <w:color w:val="D4D4D4"/>
+          <w:sz w:val="21"/>
+          <w:szCs w:val="21"/>
+        </w:rPr>
+        <w:t>(</w:t>
+      </w:r>
+      <w:r>
+        <w:rPr>
+          <w:rFonts w:ascii="Courier New" w:eastAsia="Courier New" w:hAnsi="Courier New" w:cs="Courier New"/>
+          <w:color w:val="CE9178"/>
+          <w:sz w:val="21"/>
+          <w:szCs w:val="21"/>
+        </w:rPr>
+        <w:t>'./app'</w:t>
+      </w:r>
+      <w:r>
+        <w:rPr>
+          <w:rFonts w:ascii="Courier New" w:eastAsia="Courier New" w:hAnsi="Courier New" w:cs="Courier New"/>
+          <w:color w:val="D4D4D4"/>
+          <w:sz w:val="21"/>
+          <w:szCs w:val="21"/>
+        </w:rPr>
+        <w:t>);</w:t>
+      </w:r>
+    </w:p>
+    <w:p>
+      <w:pPr>
+        <w:pStyle w:val="normal0"/>
+        <w:shd w:val="clear" w:color="auto" w:fill="1E1E1E"/>
+        <w:spacing w:line="325" w:lineRule="auto"/>
+        <w:rPr>
+          <w:rFonts w:ascii="Courier New" w:eastAsia="Courier New" w:hAnsi="Courier New" w:cs="Courier New"/>
+          <w:color w:val="D4D4D4"/>
+          <w:sz w:val="21"/>
+          <w:szCs w:val="21"/>
+        </w:rPr>
+      </w:pPr>
+      <w:r>
+        <w:rPr>
+          <w:rFonts w:ascii="Courier New" w:eastAsia="Courier New" w:hAnsi="Courier New" w:cs="Courier New"/>
+          <w:color w:val="9CDCFE"/>
+          <w:sz w:val="21"/>
+          <w:szCs w:val="21"/>
+        </w:rPr>
+        <w:t>console</w:t>
+      </w:r>
+      <w:r>
+        <w:rPr>
+          <w:rFonts w:ascii="Courier New" w:eastAsia="Courier New" w:hAnsi="Courier New" w:cs="Courier New"/>
+          <w:color w:val="D4D4D4"/>
+          <w:sz w:val="21"/>
+          <w:szCs w:val="21"/>
+        </w:rPr>
+        <w:t>.</w:t>
+      </w:r>
+      <w:r>
+        <w:rPr>
+          <w:rFonts w:ascii="Courier New" w:eastAsia="Courier New" w:hAnsi="Courier New" w:cs="Courier New"/>
+          <w:color w:val="DCDCAA"/>
+          <w:sz w:val="21"/>
+          <w:szCs w:val="21"/>
+        </w:rPr>
+        <w:t>log</w:t>
+      </w:r>
+      <w:r>
+        <w:rPr>
+          <w:rFonts w:ascii="Courier New" w:eastAsia="Courier New" w:hAnsi="Courier New" w:cs="Courier New"/>
+          <w:color w:val="D4D4D4"/>
+          <w:sz w:val="21"/>
+          <w:szCs w:val="21"/>
+        </w:rPr>
+        <w:t>(</w:t>
+      </w:r>
+      <w:r>
+        <w:rPr>
+          <w:rFonts w:ascii="Courier New" w:eastAsia="Courier New" w:hAnsi="Courier New" w:cs="Courier New"/>
+          <w:color w:val="9CDCFE"/>
+          <w:sz w:val="21"/>
+          <w:szCs w:val="21"/>
+        </w:rPr>
+        <w:t>app</w:t>
+      </w:r>
+      <w:r>
+        <w:rPr>
+          <w:rFonts w:ascii="Courier New" w:eastAsia="Courier New" w:hAnsi="Courier New" w:cs="Courier New"/>
+          <w:color w:val="D4D4D4"/>
+          <w:sz w:val="21"/>
+          <w:szCs w:val="21"/>
+        </w:rPr>
+        <w:t>);</w:t>
+      </w:r>
+    </w:p>
+    <w:p>
+      <w:pPr>
+        <w:pStyle w:val="normal0"/>
+        <w:shd w:val="clear" w:color="auto" w:fill="1E1E1E"/>
+        <w:spacing w:line="325" w:lineRule="auto"/>
+        <w:rPr>
+          <w:rFonts w:ascii="Courier New" w:eastAsia="Courier New" w:hAnsi="Courier New" w:cs="Courier New"/>
+          <w:color w:val="D4D4D4"/>
+          <w:sz w:val="21"/>
+          <w:szCs w:val="21"/>
+        </w:rPr>
+      </w:pPr>
+      <w:r>
+        <w:rPr>
+          <w:rFonts w:ascii="Courier New" w:eastAsia="Courier New" w:hAnsi="Courier New" w:cs="Courier New"/>
+          <w:color w:val="9CDCFE"/>
+          <w:sz w:val="21"/>
+          <w:szCs w:val="21"/>
+        </w:rPr>
+        <w:t>console</w:t>
+      </w:r>
+      <w:r>
+        <w:rPr>
+          <w:rFonts w:ascii="Courier New" w:eastAsia="Courier New" w:hAnsi="Courier New" w:cs="Courier New"/>
+          <w:color w:val="D4D4D4"/>
+          <w:sz w:val="21"/>
+          <w:szCs w:val="21"/>
+        </w:rPr>
+        <w:t>.</w:t>
+      </w:r>
+      <w:r>
+        <w:rPr>
+          <w:rFonts w:ascii="Courier New" w:eastAsia="Courier New" w:hAnsi="Courier New" w:cs="Courier New"/>
+          <w:color w:val="DCDCAA"/>
+          <w:sz w:val="21"/>
+          <w:szCs w:val="21"/>
+        </w:rPr>
+        <w:t>log</w:t>
+      </w:r>
+      <w:r>
+        <w:rPr>
+          <w:rFonts w:ascii="Courier New" w:eastAsia="Courier New" w:hAnsi="Courier New" w:cs="Courier New"/>
+          <w:color w:val="D4D4D4"/>
+          <w:sz w:val="21"/>
+          <w:szCs w:val="21"/>
+        </w:rPr>
+        <w:t>(</w:t>
+      </w:r>
+      <w:r>
+        <w:rPr>
+          <w:rFonts w:ascii="Courier New" w:eastAsia="Courier New" w:hAnsi="Courier New" w:cs="Courier New"/>
+          <w:color w:val="9CDCFE"/>
+          <w:sz w:val="21"/>
+          <w:szCs w:val="21"/>
+        </w:rPr>
+        <w:t>app</w:t>
+      </w:r>
+      <w:r>
+        <w:rPr>
+          <w:rFonts w:ascii="Courier New" w:eastAsia="Courier New" w:hAnsi="Courier New" w:cs="Courier New"/>
+          <w:color w:val="D4D4D4"/>
+          <w:sz w:val="21"/>
+          <w:szCs w:val="21"/>
+        </w:rPr>
+        <w:t>.</w:t>
+      </w:r>
+      <w:r>
+        <w:rPr>
+          <w:rFonts w:ascii="Courier New" w:eastAsia="Courier New" w:hAnsi="Courier New" w:cs="Courier New"/>
+          <w:color w:val="9CDCFE"/>
+          <w:sz w:val="21"/>
+          <w:szCs w:val="21"/>
+        </w:rPr>
+        <w:t>x</w:t>
+      </w:r>
+      <w:r>
+        <w:rPr>
+          <w:rFonts w:ascii="Courier New" w:eastAsia="Courier New" w:hAnsi="Courier New" w:cs="Courier New"/>
+          <w:color w:val="D4D4D4"/>
+          <w:sz w:val="21"/>
+          <w:szCs w:val="21"/>
+        </w:rPr>
+        <w:t>);</w:t>
+      </w:r>
+    </w:p>
+    <w:p>
+      <w:pPr>
+        <w:pStyle w:val="normal0"/>
+        <w:shd w:val="clear" w:color="auto" w:fill="1E1E1E"/>
+        <w:spacing w:line="325" w:lineRule="auto"/>
+        <w:rPr>
+          <w:rFonts w:ascii="Courier New" w:eastAsia="Courier New" w:hAnsi="Courier New" w:cs="Courier New"/>
+          <w:color w:val="D4D4D4"/>
+          <w:sz w:val="21"/>
+          <w:szCs w:val="21"/>
+        </w:rPr>
+      </w:pPr>
+      <w:r>
+        <w:rPr>
+          <w:rFonts w:ascii="Courier New" w:eastAsia="Courier New" w:hAnsi="Courier New" w:cs="Courier New"/>
+          <w:color w:val="9CDCFE"/>
+          <w:sz w:val="21"/>
+          <w:szCs w:val="21"/>
+        </w:rPr>
+        <w:t>console</w:t>
+      </w:r>
+      <w:r>
+        <w:rPr>
+          <w:rFonts w:ascii="Courier New" w:eastAsia="Courier New" w:hAnsi="Courier New" w:cs="Courier New"/>
+          <w:color w:val="D4D4D4"/>
+          <w:sz w:val="21"/>
+          <w:szCs w:val="21"/>
+        </w:rPr>
+        <w:t>.</w:t>
+      </w:r>
+      <w:r>
+        <w:rPr>
+          <w:rFonts w:ascii="Courier New" w:eastAsia="Courier New" w:hAnsi="Courier New" w:cs="Courier New"/>
+          <w:color w:val="DCDCAA"/>
+          <w:sz w:val="21"/>
+          <w:szCs w:val="21"/>
+        </w:rPr>
+        <w:t>log</w:t>
+      </w:r>
+      <w:r>
+        <w:rPr>
+          <w:rFonts w:ascii="Courier New" w:eastAsia="Courier New" w:hAnsi="Courier New" w:cs="Courier New"/>
+          <w:color w:val="D4D4D4"/>
+          <w:sz w:val="21"/>
+          <w:szCs w:val="21"/>
+        </w:rPr>
+        <w:t>(</w:t>
+      </w:r>
+      <w:r>
+        <w:rPr>
+          <w:rFonts w:ascii="Courier New" w:eastAsia="Courier New" w:hAnsi="Courier New" w:cs="Courier New"/>
+          <w:color w:val="9CDCFE"/>
+          <w:sz w:val="21"/>
+          <w:szCs w:val="21"/>
+        </w:rPr>
+        <w:t>app</w:t>
+      </w:r>
+      <w:r>
+        <w:rPr>
+          <w:rFonts w:ascii="Courier New" w:eastAsia="Courier New" w:hAnsi="Courier New" w:cs="Courier New"/>
+          <w:color w:val="D4D4D4"/>
+          <w:sz w:val="21"/>
+          <w:szCs w:val="21"/>
+        </w:rPr>
+        <w:t>.</w:t>
+      </w:r>
+      <w:r>
+        <w:rPr>
+          <w:rFonts w:ascii="Courier New" w:eastAsia="Courier New" w:hAnsi="Courier New" w:cs="Courier New"/>
+          <w:color w:val="DCDCAA"/>
+          <w:sz w:val="21"/>
+          <w:szCs w:val="21"/>
+        </w:rPr>
+        <w:t>z</w:t>
+      </w:r>
+      <w:r>
+        <w:rPr>
+          <w:rFonts w:ascii="Courier New" w:eastAsia="Courier New" w:hAnsi="Courier New" w:cs="Courier New"/>
+          <w:color w:val="D4D4D4"/>
+          <w:sz w:val="21"/>
+          <w:szCs w:val="21"/>
+        </w:rPr>
+        <w:t>());</w:t>
+      </w:r>
+    </w:p>
+    <w:p>
+      <w:pPr>
+        <w:pStyle w:val="normal0"/>
+        <w:shd w:val="clear" w:color="auto" w:fill="1E1E1E"/>
+        <w:spacing w:line="325" w:lineRule="auto"/>
+        <w:rPr>
+          <w:rFonts w:ascii="Courier New" w:eastAsia="Courier New" w:hAnsi="Courier New" w:cs="Courier New"/>
+          <w:color w:val="D4D4D4"/>
+          <w:sz w:val="21"/>
+          <w:szCs w:val="21"/>
+        </w:rPr>
+      </w:pPr>
+    </w:p>
+    <w:p>
+      <w:pPr>
+        <w:pStyle w:val="normal0"/>
+        <w:shd w:val="clear" w:color="auto" w:fill="1E1E1E"/>
+        <w:spacing w:line="325" w:lineRule="auto"/>
+        <w:rPr>
+          <w:rFonts w:ascii="Courier New" w:eastAsia="Courier New" w:hAnsi="Courier New" w:cs="Courier New"/>
+          <w:color w:val="D4D4D4"/>
+          <w:sz w:val="21"/>
+          <w:szCs w:val="21"/>
+        </w:rPr>
+      </w:pPr>
+    </w:p>
+    <w:p>
+      <w:pPr>
+        <w:pStyle w:val="normal0"/>
+        <w:shd w:val="clear" w:color="auto" w:fill="1E1E1E"/>
+        <w:spacing w:line="325" w:lineRule="auto"/>
+        <w:rPr>
+          <w:rFonts w:ascii="Courier New" w:eastAsia="Courier New" w:hAnsi="Courier New" w:cs="Courier New"/>
+          <w:color w:val="D4D4D4"/>
+          <w:sz w:val="21"/>
+          <w:szCs w:val="21"/>
+        </w:rPr>
+      </w:pPr>
+      <w:r>
+        <w:rPr>
+          <w:rFonts w:ascii="Courier New" w:eastAsia="Courier New" w:hAnsi="Courier New" w:cs="Courier New"/>
+          <w:color w:val="569CD6"/>
+          <w:sz w:val="21"/>
+          <w:szCs w:val="21"/>
+        </w:rPr>
+        <w:t>var</w:t>
+      </w:r>
+      <w:r>
+        <w:rPr>
+          <w:rFonts w:ascii="Courier New" w:eastAsia="Courier New" w:hAnsi="Courier New" w:cs="Courier New"/>
+          <w:color w:val="D4D4D4"/>
+          <w:sz w:val="21"/>
+          <w:szCs w:val="21"/>
+        </w:rPr>
+        <w:t xml:space="preserve"> </w:t>
+      </w:r>
+      <w:r>
+        <w:rPr>
+          <w:rFonts w:ascii="Courier New" w:eastAsia="Courier New" w:hAnsi="Courier New" w:cs="Courier New"/>
+          <w:color w:val="9CDCFE"/>
+          <w:sz w:val="21"/>
+          <w:szCs w:val="21"/>
+        </w:rPr>
+        <w:t>arr</w:t>
+      </w:r>
+      <w:r>
+        <w:rPr>
+          <w:rFonts w:ascii="Courier New" w:eastAsia="Courier New" w:hAnsi="Courier New" w:cs="Courier New"/>
+          <w:color w:val="D4D4D4"/>
+          <w:sz w:val="21"/>
+          <w:szCs w:val="21"/>
+        </w:rPr>
+        <w:t>=[</w:t>
+      </w:r>
+      <w:r>
+        <w:rPr>
+          <w:rFonts w:ascii="Courier New" w:eastAsia="Courier New" w:hAnsi="Courier New" w:cs="Courier New"/>
+          <w:color w:val="B5CEA8"/>
+          <w:sz w:val="21"/>
+          <w:szCs w:val="21"/>
+        </w:rPr>
+        <w:t>5</w:t>
+      </w:r>
+      <w:r>
+        <w:rPr>
+          <w:rFonts w:ascii="Courier New" w:eastAsia="Courier New" w:hAnsi="Courier New" w:cs="Courier New"/>
+          <w:color w:val="D4D4D4"/>
+          <w:sz w:val="21"/>
+          <w:szCs w:val="21"/>
+        </w:rPr>
+        <w:t>,</w:t>
+      </w:r>
+      <w:r>
+        <w:rPr>
+          <w:rFonts w:ascii="Courier New" w:eastAsia="Courier New" w:hAnsi="Courier New" w:cs="Courier New"/>
+          <w:color w:val="B5CEA8"/>
+          <w:sz w:val="21"/>
+          <w:szCs w:val="21"/>
+        </w:rPr>
+        <w:t>7</w:t>
+      </w:r>
+      <w:r>
+        <w:rPr>
+          <w:rFonts w:ascii="Courier New" w:eastAsia="Courier New" w:hAnsi="Courier New" w:cs="Courier New"/>
+          <w:color w:val="D4D4D4"/>
+          <w:sz w:val="21"/>
+          <w:szCs w:val="21"/>
+        </w:rPr>
+        <w:t>,</w:t>
+      </w:r>
+      <w:r>
+        <w:rPr>
+          <w:rFonts w:ascii="Courier New" w:eastAsia="Courier New" w:hAnsi="Courier New" w:cs="Courier New"/>
+          <w:color w:val="B5CEA8"/>
+          <w:sz w:val="21"/>
+          <w:szCs w:val="21"/>
+        </w:rPr>
+        <w:t>8</w:t>
+      </w:r>
+      <w:r>
+        <w:rPr>
+          <w:rFonts w:ascii="Courier New" w:eastAsia="Courier New" w:hAnsi="Courier New" w:cs="Courier New"/>
+          <w:color w:val="D4D4D4"/>
+          <w:sz w:val="21"/>
+          <w:szCs w:val="21"/>
+        </w:rPr>
+        <w:t>,</w:t>
+      </w:r>
+      <w:r>
+        <w:rPr>
+          <w:rFonts w:ascii="Courier New" w:eastAsia="Courier New" w:hAnsi="Courier New" w:cs="Courier New"/>
+          <w:color w:val="B5CEA8"/>
+          <w:sz w:val="21"/>
+          <w:szCs w:val="21"/>
+        </w:rPr>
+        <w:t>9</w:t>
+      </w:r>
+      <w:r>
+        <w:rPr>
+          <w:rFonts w:ascii="Courier New" w:eastAsia="Courier New" w:hAnsi="Courier New" w:cs="Courier New"/>
+          <w:color w:val="D4D4D4"/>
+          <w:sz w:val="21"/>
+          <w:szCs w:val="21"/>
+        </w:rPr>
+        <w:t>,</w:t>
+      </w:r>
+      <w:r>
+        <w:rPr>
+          <w:rFonts w:ascii="Courier New" w:eastAsia="Courier New" w:hAnsi="Courier New" w:cs="Courier New"/>
+          <w:color w:val="B5CEA8"/>
+          <w:sz w:val="21"/>
+          <w:szCs w:val="21"/>
+        </w:rPr>
+        <w:t>10</w:t>
+      </w:r>
+      <w:r>
+        <w:rPr>
+          <w:rFonts w:ascii="Courier New" w:eastAsia="Courier New" w:hAnsi="Courier New" w:cs="Courier New"/>
+          <w:color w:val="D4D4D4"/>
+          <w:sz w:val="21"/>
+          <w:szCs w:val="21"/>
+        </w:rPr>
+        <w:t>];</w:t>
+      </w:r>
+    </w:p>
+    <w:p>
+      <w:pPr>
+        <w:pStyle w:val="normal0"/>
+        <w:shd w:val="clear" w:color="auto" w:fill="1E1E1E"/>
+        <w:spacing w:line="325" w:lineRule="auto"/>
+        <w:rPr>
+          <w:rFonts w:ascii="Courier New" w:eastAsia="Courier New" w:hAnsi="Courier New" w:cs="Courier New"/>
+          <w:color w:val="D4D4D4"/>
+          <w:sz w:val="21"/>
+          <w:szCs w:val="21"/>
+        </w:rPr>
+      </w:pPr>
+      <w:r>
+        <w:rPr>
+          <w:rFonts w:ascii="Courier New" w:eastAsia="Courier New" w:hAnsi="Courier New" w:cs="Courier New"/>
+          <w:color w:val="9CDCFE"/>
+          <w:sz w:val="21"/>
+          <w:szCs w:val="21"/>
+        </w:rPr>
+        <w:t>arr</w:t>
+      </w:r>
+      <w:r>
+        <w:rPr>
+          <w:rFonts w:ascii="Courier New" w:eastAsia="Courier New" w:hAnsi="Courier New" w:cs="Courier New"/>
+          <w:color w:val="D4D4D4"/>
+          <w:sz w:val="21"/>
+          <w:szCs w:val="21"/>
+        </w:rPr>
+        <w:t>.</w:t>
+      </w:r>
+      <w:r>
+        <w:rPr>
+          <w:rFonts w:ascii="Courier New" w:eastAsia="Courier New" w:hAnsi="Courier New" w:cs="Courier New"/>
+          <w:color w:val="DCDCAA"/>
+          <w:sz w:val="21"/>
+          <w:szCs w:val="21"/>
+        </w:rPr>
+        <w:t>filter</w:t>
+      </w:r>
+      <w:r>
+        <w:rPr>
+          <w:rFonts w:ascii="Courier New" w:eastAsia="Courier New" w:hAnsi="Courier New" w:cs="Courier New"/>
+          <w:color w:val="D4D4D4"/>
+          <w:sz w:val="21"/>
+          <w:szCs w:val="21"/>
+        </w:rPr>
+        <w:t>((</w:t>
+      </w:r>
+      <w:r>
+        <w:rPr>
+          <w:rFonts w:ascii="Courier New" w:eastAsia="Courier New" w:hAnsi="Courier New" w:cs="Courier New"/>
+          <w:color w:val="9CDCFE"/>
+          <w:sz w:val="21"/>
+          <w:szCs w:val="21"/>
+        </w:rPr>
+        <w:t>item</w:t>
+      </w:r>
+      <w:r>
+        <w:rPr>
+          <w:rFonts w:ascii="Courier New" w:eastAsia="Courier New" w:hAnsi="Courier New" w:cs="Courier New"/>
+          <w:color w:val="D4D4D4"/>
+          <w:sz w:val="21"/>
+          <w:szCs w:val="21"/>
+        </w:rPr>
+        <w:t>)</w:t>
+      </w:r>
+      <w:r>
+        <w:rPr>
+          <w:rFonts w:ascii="Courier New" w:eastAsia="Courier New" w:hAnsi="Courier New" w:cs="Courier New"/>
+          <w:color w:val="569CD6"/>
+          <w:sz w:val="21"/>
+          <w:szCs w:val="21"/>
+        </w:rPr>
+        <w:t>=&gt;</w:t>
+      </w:r>
+      <w:r>
+        <w:rPr>
+          <w:rFonts w:ascii="Courier New" w:eastAsia="Courier New" w:hAnsi="Courier New" w:cs="Courier New"/>
+          <w:color w:val="D4D4D4"/>
+          <w:sz w:val="21"/>
+          <w:szCs w:val="21"/>
+        </w:rPr>
+        <w:t>{</w:t>
+      </w:r>
+    </w:p>
+    <w:p>
+      <w:pPr>
+        <w:pStyle w:val="normal0"/>
+        <w:shd w:val="clear" w:color="auto" w:fill="1E1E1E"/>
+        <w:spacing w:line="325" w:lineRule="auto"/>
+        <w:rPr>
+          <w:rFonts w:ascii="Courier New" w:eastAsia="Courier New" w:hAnsi="Courier New" w:cs="Courier New"/>
+          <w:color w:val="D4D4D4"/>
+          <w:sz w:val="21"/>
+          <w:szCs w:val="21"/>
+        </w:rPr>
+      </w:pPr>
+      <w:r>
+        <w:rPr>
+          <w:rFonts w:ascii="Courier New" w:eastAsia="Courier New" w:hAnsi="Courier New" w:cs="Courier New"/>
+          <w:color w:val="D4D4D4"/>
+          <w:sz w:val="21"/>
+          <w:szCs w:val="21"/>
+        </w:rPr>
+        <w:t xml:space="preserve">    </w:t>
+      </w:r>
+      <w:r>
+        <w:rPr>
+          <w:rFonts w:ascii="Courier New" w:eastAsia="Courier New" w:hAnsi="Courier New" w:cs="Courier New"/>
+          <w:color w:val="9CDCFE"/>
+          <w:sz w:val="21"/>
+          <w:szCs w:val="21"/>
+        </w:rPr>
+        <w:t>console</w:t>
+      </w:r>
+      <w:r>
+        <w:rPr>
+          <w:rFonts w:ascii="Courier New" w:eastAsia="Courier New" w:hAnsi="Courier New" w:cs="Courier New"/>
+          <w:color w:val="D4D4D4"/>
+          <w:sz w:val="21"/>
+          <w:szCs w:val="21"/>
+        </w:rPr>
+        <w:t>.</w:t>
+      </w:r>
+      <w:r>
+        <w:rPr>
+          <w:rFonts w:ascii="Courier New" w:eastAsia="Courier New" w:hAnsi="Courier New" w:cs="Courier New"/>
+          <w:color w:val="DCDCAA"/>
+          <w:sz w:val="21"/>
+          <w:szCs w:val="21"/>
+        </w:rPr>
+        <w:t>log</w:t>
+      </w:r>
+      <w:r>
+        <w:rPr>
+          <w:rFonts w:ascii="Courier New" w:eastAsia="Courier New" w:hAnsi="Courier New" w:cs="Courier New"/>
+          <w:color w:val="D4D4D4"/>
+          <w:sz w:val="21"/>
+          <w:szCs w:val="21"/>
+        </w:rPr>
+        <w:t>(</w:t>
+      </w:r>
+      <w:r>
+        <w:rPr>
+          <w:rFonts w:ascii="Courier New" w:eastAsia="Courier New" w:hAnsi="Courier New" w:cs="Courier New"/>
+          <w:color w:val="9CDCFE"/>
+          <w:sz w:val="21"/>
+          <w:szCs w:val="21"/>
+        </w:rPr>
+        <w:t>item</w:t>
+      </w:r>
+      <w:r>
+        <w:rPr>
+          <w:rFonts w:ascii="Courier New" w:eastAsia="Courier New" w:hAnsi="Courier New" w:cs="Courier New"/>
+          <w:color w:val="D4D4D4"/>
+          <w:sz w:val="21"/>
+          <w:szCs w:val="21"/>
+        </w:rPr>
+        <w:t>);</w:t>
+      </w:r>
+    </w:p>
+    <w:p>
+      <w:pPr>
+        <w:pStyle w:val="normal0"/>
+        <w:shd w:val="clear" w:color="auto" w:fill="1E1E1E"/>
+        <w:spacing w:line="325" w:lineRule="auto"/>
+        <w:rPr>
+          <w:rFonts w:ascii="Courier New" w:eastAsia="Courier New" w:hAnsi="Courier New" w:cs="Courier New"/>
+          <w:color w:val="6A9955"/>
+          <w:sz w:val="21"/>
+          <w:szCs w:val="21"/>
+        </w:rPr>
+      </w:pPr>
+      <w:r>
+        <w:rPr>
+          <w:rFonts w:ascii="Courier New" w:eastAsia="Courier New" w:hAnsi="Courier New" w:cs="Courier New"/>
+          <w:color w:val="D4D4D4"/>
+          <w:sz w:val="21"/>
+          <w:szCs w:val="21"/>
+        </w:rPr>
+        <w:t xml:space="preserve">    </w:t>
+      </w:r>
+      <w:r>
+        <w:rPr>
+          <w:rFonts w:ascii="Courier New" w:eastAsia="Courier New" w:hAnsi="Courier New" w:cs="Courier New"/>
+          <w:color w:val="6A9955"/>
+          <w:sz w:val="21"/>
+          <w:szCs w:val="21"/>
+        </w:rPr>
+        <w:t>// return item&gt;4;</w:t>
+      </w:r>
+    </w:p>
+    <w:p>
+      <w:pPr>
+        <w:pStyle w:val="normal0"/>
+        <w:shd w:val="clear" w:color="auto" w:fill="1E1E1E"/>
+        <w:spacing w:line="325" w:lineRule="auto"/>
+        <w:rPr>
+          <w:rFonts w:ascii="Verdana" w:eastAsia="Verdana" w:hAnsi="Verdana" w:cs="Verdana"/>
+          <w:sz w:val="24"/>
+          <w:szCs w:val="24"/>
+          <w:highlight w:val="white"/>
+        </w:rPr>
+      </w:pPr>
+      <w:r>
+        <w:rPr>
+          <w:rFonts w:ascii="Courier New" w:eastAsia="Courier New" w:hAnsi="Courier New" w:cs="Courier New"/>
+          <w:color w:val="D4D4D4"/>
+          <w:sz w:val="21"/>
+          <w:szCs w:val="21"/>
+        </w:rPr>
+        <w:t>})</w:t>
+      </w:r>
+    </w:p>
+    <w:p>
+      <w:pPr>
+        <w:pStyle w:val="normal0"/>
+        <w:shd w:val="clear" w:color="auto" w:fill="FFFFFF"/>
+        <w:spacing w:before="360" w:after="360"/>
+        <w:jc w:val="both"/>
+        <w:rPr>
+          <w:rFonts w:ascii="Verdana" w:eastAsia="Verdana" w:hAnsi="Verdana" w:cs="Verdana"/>
+          <w:sz w:val="24"/>
+          <w:szCs w:val="24"/>
+          <w:highlight w:val="white"/>
+        </w:rPr>
+      </w:pPr>
+    </w:p>
+    <w:p>
+      <w:pPr>
+        <w:pStyle w:val="Heading1"/>
+        <w:keepNext w:val="0"/>
+        <w:keepLines w:val="0"/>
+        <w:shd w:val="clear" w:color="auto" w:fill="FFFFFF"/>
+        <w:spacing w:before="160" w:after="160"/>
+        <w:rPr>
+          <w:sz w:val="63"/>
+          <w:szCs w:val="63"/>
+          <w:highlight w:val="white"/>
+        </w:rPr>
+      </w:pPr>
+      <w:bookmarkStart w:id="20" w:name="_7xqiukxijpj0" w:colFirst="0" w:colLast="0"/>
+      <w:bookmarkEnd w:id="20"/>
+      <w:r>
+        <w:rPr>
+          <w:sz w:val="63"/>
+          <w:szCs w:val="63"/>
+          <w:highlight w:val="white"/>
+        </w:rPr>
+        <w:t>=========================</w:t>
+      </w:r>
+    </w:p>
     <w:p/>
     <w:sectPr>
       <w:pgSz w:w="12240" w:h="15840"/>
@@ -2712,6 +7105,123 @@
     </w:lvl>
   </w:abstractNum>
   <w:abstractNum w:abstractNumId="4">
+    <w:nsid w:val="4BA8204C"/>
+    <w:multiLevelType w:val="multilevel"/>
+    <w:tmpl w:val="569C1AE4"/>
+    <w:lvl w:ilvl="0">
+      <w:start w:val="1"/>
+      <w:numFmt w:val="bullet"/>
+      <w:lvlText w:val="●"/>
+      <w:lvlJc w:val="left"/>
+      <w:pPr>
+        <w:ind w:left="720" w:hanging="360"/>
+      </w:pPr>
+      <w:rPr>
+        <w:rFonts w:ascii="Verdana" w:eastAsia="Verdana" w:hAnsi="Verdana" w:cs="Verdana"/>
+        <w:color w:val="181717"/>
+        <w:sz w:val="26"/>
+        <w:szCs w:val="26"/>
+        <w:u w:val="none"/>
+      </w:rPr>
+    </w:lvl>
+    <w:lvl w:ilvl="1">
+      <w:start w:val="1"/>
+      <w:numFmt w:val="bullet"/>
+      <w:lvlText w:val="○"/>
+      <w:lvlJc w:val="left"/>
+      <w:pPr>
+        <w:ind w:left="1440" w:hanging="360"/>
+      </w:pPr>
+      <w:rPr>
+        <w:u w:val="none"/>
+      </w:rPr>
+    </w:lvl>
+    <w:lvl w:ilvl="2">
+      <w:start w:val="1"/>
+      <w:numFmt w:val="bullet"/>
+      <w:lvlText w:val="■"/>
+      <w:lvlJc w:val="left"/>
+      <w:pPr>
+        <w:ind w:left="2160" w:hanging="360"/>
+      </w:pPr>
+      <w:rPr>
+        <w:u w:val="none"/>
+      </w:rPr>
+    </w:lvl>
+    <w:lvl w:ilvl="3">
+      <w:start w:val="1"/>
+      <w:numFmt w:val="bullet"/>
+      <w:lvlText w:val="●"/>
+      <w:lvlJc w:val="left"/>
+      <w:pPr>
+        <w:ind w:left="2880" w:hanging="360"/>
+      </w:pPr>
+      <w:rPr>
+        <w:u w:val="none"/>
+      </w:rPr>
+    </w:lvl>
+    <w:lvl w:ilvl="4">
+      <w:start w:val="1"/>
+      <w:numFmt w:val="bullet"/>
+      <w:lvlText w:val="○"/>
+      <w:lvlJc w:val="left"/>
+      <w:pPr>
+        <w:ind w:left="3600" w:hanging="360"/>
+      </w:pPr>
+      <w:rPr>
+        <w:u w:val="none"/>
+      </w:rPr>
+    </w:lvl>
+    <w:lvl w:ilvl="5">
+      <w:start w:val="1"/>
+      <w:numFmt w:val="bullet"/>
+      <w:lvlText w:val="■"/>
+      <w:lvlJc w:val="left"/>
+      <w:pPr>
+        <w:ind w:left="4320" w:hanging="360"/>
+      </w:pPr>
+      <w:rPr>
+        <w:u w:val="none"/>
+      </w:rPr>
+    </w:lvl>
+    <w:lvl w:ilvl="6">
+      <w:start w:val="1"/>
+      <w:numFmt w:val="bullet"/>
+      <w:lvlText w:val="●"/>
+      <w:lvlJc w:val="left"/>
+      <w:pPr>
+        <w:ind w:left="5040" w:hanging="360"/>
+      </w:pPr>
+      <w:rPr>
+        <w:u w:val="none"/>
+      </w:rPr>
+    </w:lvl>
+    <w:lvl w:ilvl="7">
+      <w:start w:val="1"/>
+      <w:numFmt w:val="bullet"/>
+      <w:lvlText w:val="○"/>
+      <w:lvlJc w:val="left"/>
+      <w:pPr>
+        <w:ind w:left="5760" w:hanging="360"/>
+      </w:pPr>
+      <w:rPr>
+        <w:u w:val="none"/>
+      </w:rPr>
+    </w:lvl>
+    <w:lvl w:ilvl="8">
+      <w:start w:val="1"/>
+      <w:numFmt w:val="bullet"/>
+      <w:lvlText w:val="■"/>
+      <w:lvlJc w:val="left"/>
+      <w:pPr>
+        <w:ind w:left="6480" w:hanging="360"/>
+      </w:pPr>
+      <w:rPr>
+        <w:u w:val="none"/>
+      </w:rPr>
+    </w:lvl>
+  </w:abstractNum>
+  <w:abstractNum w:abstractNumId="5">
     <w:nsid w:val="4C5815C9"/>
     <w:multiLevelType w:val="multilevel"/>
     <w:tmpl w:val="F83A7306"/>
@@ -2827,7 +7337,7 @@
       </w:rPr>
     </w:lvl>
   </w:abstractNum>
-  <w:abstractNum w:abstractNumId="5">
+  <w:abstractNum w:abstractNumId="6">
     <w:nsid w:val="696A61C0"/>
     <w:multiLevelType w:val="multilevel"/>
     <w:tmpl w:val="80E4410C"/>
@@ -2943,7 +7453,120 @@
       </w:rPr>
     </w:lvl>
   </w:abstractNum>
-  <w:abstractNum w:abstractNumId="6">
+  <w:abstractNum w:abstractNumId="7">
+    <w:nsid w:val="73931D2F"/>
+    <w:multiLevelType w:val="multilevel"/>
+    <w:tmpl w:val="85B4DFF2"/>
+    <w:lvl w:ilvl="0">
+      <w:start w:val="1"/>
+      <w:numFmt w:val="bullet"/>
+      <w:lvlText w:val="●"/>
+      <w:lvlJc w:val="left"/>
+      <w:pPr>
+        <w:ind w:left="720" w:hanging="360"/>
+      </w:pPr>
+      <w:rPr>
+        <w:u w:val="none"/>
+      </w:rPr>
+    </w:lvl>
+    <w:lvl w:ilvl="1">
+      <w:start w:val="1"/>
+      <w:numFmt w:val="bullet"/>
+      <w:lvlText w:val="○"/>
+      <w:lvlJc w:val="left"/>
+      <w:pPr>
+        <w:ind w:left="1440" w:hanging="360"/>
+      </w:pPr>
+      <w:rPr>
+        <w:u w:val="none"/>
+      </w:rPr>
+    </w:lvl>
+    <w:lvl w:ilvl="2">
+      <w:start w:val="1"/>
+      <w:numFmt w:val="bullet"/>
+      <w:lvlText w:val="■"/>
+      <w:lvlJc w:val="left"/>
+      <w:pPr>
+        <w:ind w:left="2160" w:hanging="360"/>
+      </w:pPr>
+      <w:rPr>
+        <w:u w:val="none"/>
+      </w:rPr>
+    </w:lvl>
+    <w:lvl w:ilvl="3">
+      <w:start w:val="1"/>
+      <w:numFmt w:val="bullet"/>
+      <w:lvlText w:val="●"/>
+      <w:lvlJc w:val="left"/>
+      <w:pPr>
+        <w:ind w:left="2880" w:hanging="360"/>
+      </w:pPr>
+      <w:rPr>
+        <w:u w:val="none"/>
+      </w:rPr>
+    </w:lvl>
+    <w:lvl w:ilvl="4">
+      <w:start w:val="1"/>
+      <w:numFmt w:val="bullet"/>
+      <w:lvlText w:val="○"/>
+      <w:lvlJc w:val="left"/>
+      <w:pPr>
+        <w:ind w:left="3600" w:hanging="360"/>
+      </w:pPr>
+      <w:rPr>
+        <w:u w:val="none"/>
+      </w:rPr>
+    </w:lvl>
+    <w:lvl w:ilvl="5">
+      <w:start w:val="1"/>
+      <w:numFmt w:val="bullet"/>
+      <w:lvlText w:val="■"/>
+      <w:lvlJc w:val="left"/>
+      <w:pPr>
+        <w:ind w:left="4320" w:hanging="360"/>
+      </w:pPr>
+      <w:rPr>
+        <w:u w:val="none"/>
+      </w:rPr>
+    </w:lvl>
+    <w:lvl w:ilvl="6">
+      <w:start w:val="1"/>
+      <w:numFmt w:val="bullet"/>
+      <w:lvlText w:val="●"/>
+      <w:lvlJc w:val="left"/>
+      <w:pPr>
+        <w:ind w:left="5040" w:hanging="360"/>
+      </w:pPr>
+      <w:rPr>
+        <w:u w:val="none"/>
+      </w:rPr>
+    </w:lvl>
+    <w:lvl w:ilvl="7">
+      <w:start w:val="1"/>
+      <w:numFmt w:val="bullet"/>
+      <w:lvlText w:val="○"/>
+      <w:lvlJc w:val="left"/>
+      <w:pPr>
+        <w:ind w:left="5760" w:hanging="360"/>
+      </w:pPr>
+      <w:rPr>
+        <w:u w:val="none"/>
+      </w:rPr>
+    </w:lvl>
+    <w:lvl w:ilvl="8">
+      <w:start w:val="1"/>
+      <w:numFmt w:val="bullet"/>
+      <w:lvlText w:val="■"/>
+      <w:lvlJc w:val="left"/>
+      <w:pPr>
+        <w:ind w:left="6480" w:hanging="360"/>
+      </w:pPr>
+      <w:rPr>
+        <w:u w:val="none"/>
+      </w:rPr>
+    </w:lvl>
+  </w:abstractNum>
+  <w:abstractNum w:abstractNumId="8">
     <w:nsid w:val="7AF31C7C"/>
     <w:multiLevelType w:val="multilevel"/>
     <w:tmpl w:val="CB8C48B2"/>
@@ -3059,7 +7682,7 @@
       </w:rPr>
     </w:lvl>
   </w:abstractNum>
-  <w:abstractNum w:abstractNumId="7">
+  <w:abstractNum w:abstractNumId="9">
     <w:nsid w:val="7C860500"/>
     <w:multiLevelType w:val="multilevel"/>
     <w:tmpl w:val="246EDB48"/>
@@ -3182,19 +7805,25 @@
     <w:abstractNumId w:val="3"/>
   </w:num>
   <w:num w:numId="4">
+    <w:abstractNumId w:val="6"/>
+  </w:num>
+  <w:num w:numId="5">
     <w:abstractNumId w:val="5"/>
   </w:num>
-  <w:num w:numId="5">
-    <w:abstractNumId w:val="4"/>
-  </w:num>
   <w:num w:numId="6">
-    <w:abstractNumId w:val="7"/>
+    <w:abstractNumId w:val="9"/>
   </w:num>
   <w:num w:numId="7">
     <w:abstractNumId w:val="0"/>
   </w:num>
   <w:num w:numId="8">
-    <w:abstractNumId w:val="6"/>
+    <w:abstractNumId w:val="8"/>
+  </w:num>
+  <w:num w:numId="9">
+    <w:abstractNumId w:val="7"/>
+  </w:num>
+  <w:num w:numId="10">
+    <w:abstractNumId w:val="4"/>
   </w:num>
 </w:numbering>
 </file>
@@ -3358,6 +7987,7 @@
   <w:style w:type="paragraph" w:default="1" w:styleId="Normal">
     <w:name w:val="Normal"/>
     <w:qFormat/>
+    <w:rsid w:val="00CE3F1D"/>
   </w:style>
   <w:style w:type="paragraph" w:styleId="Heading1">
     <w:name w:val="heading 1"/>
@@ -3496,6 +8126,83 @@
       <w:rFonts w:ascii="Tahoma" w:hAnsi="Tahoma" w:cs="Tahoma"/>
       <w:sz w:val="16"/>
       <w:szCs w:val="16"/>
+    </w:rPr>
+  </w:style>
+  <w:style w:type="character" w:styleId="HTMLCode">
+    <w:name w:val="HTML Code"/>
+    <w:basedOn w:val="DefaultParagraphFont"/>
+    <w:uiPriority w:val="99"/>
+    <w:semiHidden/>
+    <w:unhideWhenUsed/>
+    <w:rsid w:val="000D30D3"/>
+    <w:rPr>
+      <w:rFonts w:ascii="Courier New" w:eastAsia="Times New Roman" w:hAnsi="Courier New" w:cs="Courier New"/>
+      <w:sz w:val="20"/>
+      <w:szCs w:val="20"/>
+    </w:rPr>
+  </w:style>
+  <w:style w:type="paragraph" w:styleId="NormalWeb">
+    <w:name w:val="Normal (Web)"/>
+    <w:basedOn w:val="Normal"/>
+    <w:uiPriority w:val="99"/>
+    <w:semiHidden/>
+    <w:unhideWhenUsed/>
+    <w:rsid w:val="000D30D3"/>
+    <w:pPr>
+      <w:spacing w:before="100" w:beforeAutospacing="1" w:after="100" w:afterAutospacing="1" w:line="240" w:lineRule="auto"/>
+    </w:pPr>
+    <w:rPr>
+      <w:rFonts w:ascii="Times New Roman" w:eastAsia="Times New Roman" w:hAnsi="Times New Roman" w:cs="Times New Roman"/>
+      <w:sz w:val="24"/>
+      <w:szCs w:val="24"/>
+    </w:rPr>
+  </w:style>
+  <w:style w:type="paragraph" w:styleId="HTMLPreformatted">
+    <w:name w:val="HTML Preformatted"/>
+    <w:basedOn w:val="Normal"/>
+    <w:link w:val="HTMLPreformattedChar"/>
+    <w:uiPriority w:val="99"/>
+    <w:semiHidden/>
+    <w:unhideWhenUsed/>
+    <w:rsid w:val="000D30D3"/>
+    <w:pPr>
+      <w:tabs>
+        <w:tab w:val="left" w:pos="916"/>
+        <w:tab w:val="left" w:pos="1832"/>
+        <w:tab w:val="left" w:pos="2748"/>
+        <w:tab w:val="left" w:pos="3664"/>
+        <w:tab w:val="left" w:pos="4580"/>
+        <w:tab w:val="left" w:pos="5496"/>
+        <w:tab w:val="left" w:pos="6412"/>
+        <w:tab w:val="left" w:pos="7328"/>
+        <w:tab w:val="left" w:pos="8244"/>
+        <w:tab w:val="left" w:pos="9160"/>
+        <w:tab w:val="left" w:pos="10076"/>
+        <w:tab w:val="left" w:pos="10992"/>
+        <w:tab w:val="left" w:pos="11908"/>
+        <w:tab w:val="left" w:pos="12824"/>
+        <w:tab w:val="left" w:pos="13740"/>
+        <w:tab w:val="left" w:pos="14656"/>
+      </w:tabs>
+      <w:spacing w:after="0" w:line="240" w:lineRule="auto"/>
+    </w:pPr>
+    <w:rPr>
+      <w:rFonts w:ascii="Courier New" w:eastAsia="Times New Roman" w:hAnsi="Courier New" w:cs="Courier New"/>
+      <w:sz w:val="20"/>
+      <w:szCs w:val="20"/>
+    </w:rPr>
+  </w:style>
+  <w:style w:type="character" w:customStyle="1" w:styleId="HTMLPreformattedChar">
+    <w:name w:val="HTML Preformatted Char"/>
+    <w:basedOn w:val="DefaultParagraphFont"/>
+    <w:link w:val="HTMLPreformatted"/>
+    <w:uiPriority w:val="99"/>
+    <w:semiHidden/>
+    <w:rsid w:val="000D30D3"/>
+    <w:rPr>
+      <w:rFonts w:ascii="Courier New" w:eastAsia="Times New Roman" w:hAnsi="Courier New" w:cs="Courier New"/>
+      <w:sz w:val="20"/>
+      <w:szCs w:val="20"/>
     </w:rPr>
   </w:style>
 </w:styles>
